--- a/Documentation/ModernTech_SDLC_Planning.docx
+++ b/Documentation/ModernTech_SDLC_Planning.docx
@@ -1,6 +1,6 @@
 
 <file path=word/document.xml><?xml version="1.0" encoding="utf-8"?>
-<w:document xmlns:wpc="http://schemas.microsoft.com/office/word/2010/wordprocessingCanvas" xmlns:mc="http://schemas.openxmlformats.org/markup-compatibility/2006" xmlns:o="urn:schemas-microsoft-com:office:office" xmlns:r="http://schemas.openxmlformats.org/officeDocument/2006/relationships" xmlns:m="http://schemas.openxmlformats.org/officeDocument/2006/math" xmlns:v="urn:schemas-microsoft-com:vml" xmlns:wp14="http://schemas.microsoft.com/office/word/2010/wordprocessingDrawing" xmlns:wp="http://schemas.openxmlformats.org/drawingml/2006/wordprocessingDrawing" xmlns:w10="urn:schemas-microsoft-com:office:word" xmlns:w="http://schemas.openxmlformats.org/wordprocessingml/2006/main" xmlns:w14="http://schemas.microsoft.com/office/word/2010/wordml" xmlns:w15="http://schemas.microsoft.com/office/word/2012/wordml" xmlns:wpg="http://schemas.microsoft.com/office/word/2010/wordprocessingGroup" xmlns:wpi="http://schemas.microsoft.com/office/word/2010/wordprocessingInk" xmlns:wne="http://schemas.microsoft.com/office/word/2006/wordml" xmlns:wps="http://schemas.microsoft.com/office/word/2010/wordprocessingShape" xmlns:cx="http://schemas.microsoft.com/office/drawing/2014/chartex" xmlns:cx1="http://schemas.microsoft.com/office/drawing/2015/9/8/chartex" xmlns:cx2="http://schemas.microsoft.com/office/drawing/2015/10/21/chartex" xmlns:cx3="http://schemas.microsoft.com/office/drawing/2016/5/9/chartex" xmlns:cx4="http://schemas.microsoft.com/office/drawing/2016/5/10/chartex" xmlns:cx5="http://schemas.microsoft.com/office/drawing/2016/5/11/chartex" xmlns:cx6="http://schemas.microsoft.com/office/drawing/2016/5/12/chartex" xmlns:cx7="http://schemas.microsoft.com/office/drawing/2016/5/13/chartex" xmlns:cx8="http://schemas.microsoft.com/office/drawing/2016/5/14/chartex" xmlns:aink="http://schemas.microsoft.com/office/drawing/2016/ink" xmlns:am3d="http://schemas.microsoft.com/office/drawing/2017/model3d" xmlns:w16cex="http://schemas.microsoft.com/office/word/2018/wordml/cex" xmlns:w16cid="http://schemas.microsoft.com/office/word/2016/wordml/cid" xmlns:w16="http://schemas.microsoft.com/office/word/2018/wordml" xmlns:w16sdtdh="http://schemas.microsoft.com/office/word/2020/wordml/sdtdatahash" xmlns:w16se="http://schemas.microsoft.com/office/word/2015/wordml/symex" mc:Ignorable="w14 w15 wp14">
+<w:document xmlns:wpc="http://schemas.microsoft.com/office/word/2010/wordprocessingCanvas" xmlns:cx="http://schemas.microsoft.com/office/drawing/2014/chartex" xmlns:cx1="http://schemas.microsoft.com/office/drawing/2015/9/8/chartex" xmlns:cx2="http://schemas.microsoft.com/office/drawing/2015/10/21/chartex" xmlns:cx3="http://schemas.microsoft.com/office/drawing/2016/5/9/chartex" xmlns:cx4="http://schemas.microsoft.com/office/drawing/2016/5/10/chartex" xmlns:cx5="http://schemas.microsoft.com/office/drawing/2016/5/11/chartex" xmlns:cx6="http://schemas.microsoft.com/office/drawing/2016/5/12/chartex" xmlns:cx7="http://schemas.microsoft.com/office/drawing/2016/5/13/chartex" xmlns:cx8="http://schemas.microsoft.com/office/drawing/2016/5/14/chartex" xmlns:mc="http://schemas.openxmlformats.org/markup-compatibility/2006" xmlns:aink="http://schemas.microsoft.com/office/drawing/2016/ink" xmlns:am3d="http://schemas.microsoft.com/office/drawing/2017/model3d" xmlns:o="urn:schemas-microsoft-com:office:office" xmlns:oel="http://schemas.microsoft.com/office/2019/extlst" xmlns:r="http://schemas.openxmlformats.org/officeDocument/2006/relationships" xmlns:m="http://schemas.openxmlformats.org/officeDocument/2006/math" xmlns:v="urn:schemas-microsoft-com:vml" xmlns:wp14="http://schemas.microsoft.com/office/word/2010/wordprocessingDrawing" xmlns:wp="http://schemas.openxmlformats.org/drawingml/2006/wordprocessingDrawing" xmlns:w10="urn:schemas-microsoft-com:office:word" xmlns:w="http://schemas.openxmlformats.org/wordprocessingml/2006/main" xmlns:w14="http://schemas.microsoft.com/office/word/2010/wordml" xmlns:w15="http://schemas.microsoft.com/office/word/2012/wordml" xmlns:w16cex="http://schemas.microsoft.com/office/word/2018/wordml/cex" xmlns:w16cid="http://schemas.microsoft.com/office/word/2016/wordml/cid" xmlns:w16="http://schemas.microsoft.com/office/word/2018/wordml" xmlns:w16du="http://schemas.microsoft.com/office/word/2023/wordml/word16du" xmlns:w16sdtdh="http://schemas.microsoft.com/office/word/2020/wordml/sdtdatahash" xmlns:w16sdtfl="http://schemas.microsoft.com/office/word/2024/wordml/sdtformatlock" xmlns:w16se="http://schemas.microsoft.com/office/word/2015/wordml/symex" xmlns:wpg="http://schemas.microsoft.com/office/word/2010/wordprocessingGroup" xmlns:wpi="http://schemas.microsoft.com/office/word/2010/wordprocessingInk" xmlns:wne="http://schemas.microsoft.com/office/word/2006/wordml" xmlns:wps="http://schemas.microsoft.com/office/word/2010/wordprocessingShape" mc:Ignorable="w14 w15 w16se w16cid w16 w16cex w16sdtdh w16sdtfl w16du wp14">
   <w:body>
     <w:p>
       <w:pPr>
@@ -10,54 +10,51 @@
     <w:p>
       <w:pPr>
         <w:pBdr>
-          <w:bottom w:val="single" w:color="FFBA27" w:sz="18" w:space="10"/>
+          <w:bottom w:val="single" w:sz="18" w:space="10" w:color="FFBA27"/>
         </w:pBdr>
         <w:jc w:val="center"/>
       </w:pPr>
       <w:r>
         <w:rPr>
-          <w:rFonts w:ascii="Calibri" w:cs="Calibri" w:eastAsia="Calibri" w:hAnsi="Calibri"/>
           <w:b/>
           <w:bCs/>
           <w:color w:val="1A1400"/>
           <w:sz w:val="56"/>
           <w:szCs w:val="56"/>
         </w:rPr>
-        <w:t xml:space="preserve">ModernTech Solutions</w:t>
-      </w:r>
-    </w:p>
-    <w:p>
-      <w:pPr>
-        <w:spacing w:after="100" w:before="200"/>
+        <w:t>ModernTech Solutions</w:t>
+      </w:r>
+    </w:p>
+    <w:p>
+      <w:pPr>
+        <w:spacing w:before="200" w:after="100"/>
         <w:jc w:val="center"/>
       </w:pPr>
       <w:r>
         <w:rPr>
-          <w:rFonts w:ascii="Calibri" w:cs="Calibri" w:eastAsia="Calibri" w:hAnsi="Calibri"/>
           <w:b/>
           <w:bCs/>
           <w:color w:val="8A4B00"/>
           <w:sz w:val="40"/>
           <w:szCs w:val="40"/>
         </w:rPr>
-        <w:t xml:space="preserve">HR System</w:t>
-      </w:r>
-    </w:p>
-    <w:p>
-      <w:pPr>
-        <w:spacing w:after="1200" w:before="100"/>
+        <w:t>HR System</w:t>
+      </w:r>
+    </w:p>
+    <w:p>
+      <w:pPr>
+        <w:spacing w:before="100" w:after="1200"/>
         <w:jc w:val="center"/>
       </w:pPr>
       <w:r>
         <w:rPr>
-          <w:rFonts w:ascii="Calibri" w:cs="Calibri" w:eastAsia="Calibri" w:hAnsi="Calibri"/>
           <w:i/>
           <w:iCs/>
           <w:color w:val="5A5A5A"/>
           <w:sz w:val="28"/>
           <w:szCs w:val="28"/>
         </w:rPr>
-        <w:t xml:space="preserve">SDLC Planning Document</w:t>
+        <w:t>SDLC Planning Document</w:t>
       </w:r>
     </w:p>
     <w:p>
@@ -67,12 +64,11 @@
       </w:pPr>
       <w:r>
         <w:rPr>
-          <w:rFonts w:ascii="Calibri" w:cs="Calibri" w:eastAsia="Calibri" w:hAnsi="Calibri"/>
           <w:color w:val="5A5A5A"/>
           <w:sz w:val="20"/>
           <w:szCs w:val="20"/>
         </w:rPr>
-        <w:t xml:space="preserve">Prepared by the ModernTech Solutions Project Team</w:t>
+        <w:t>Prepared by the ModernTech Solutions Project Team</w:t>
       </w:r>
     </w:p>
     <w:p>
@@ -82,12 +78,11 @@
       </w:pPr>
       <w:r>
         <w:rPr>
-          <w:rFonts w:ascii="Calibri" w:cs="Calibri" w:eastAsia="Calibri" w:hAnsi="Calibri"/>
           <w:color w:val="5A5A5A"/>
           <w:sz w:val="20"/>
           <w:szCs w:val="20"/>
         </w:rPr>
-        <w:t xml:space="preserve">Vuyolwethu · Yaghya · Stephan · Karah</w:t>
+        <w:t>Vuyolwethu · Yaghya · Stephan · Karah</w:t>
       </w:r>
     </w:p>
     <w:p>
@@ -99,21 +94,23 @@
       <w:pPr>
         <w:pStyle w:val="Heading1"/>
         <w:pBdr>
-          <w:bottom w:val="single" w:color="FFBA27" w:sz="12" w:space="4"/>
+          <w:bottom w:val="single" w:sz="12" w:space="4" w:color="FFBA27"/>
         </w:pBdr>
-        <w:spacing w:after="200" w:before="400"/>
-      </w:pPr>
+        <w:spacing w:before="400" w:after="200"/>
+      </w:pPr>
+      <w:bookmarkStart w:id="0" w:name="_Toc234824313"/>
       <w:r>
         <w:rPr>
-          <w:rFonts w:ascii="Calibri" w:cs="Calibri" w:eastAsia="Calibri" w:hAnsi="Calibri"/>
           <w:b/>
           <w:bCs/>
           <w:color w:val="1A1400"/>
           <w:sz w:val="30"/>
           <w:szCs w:val="30"/>
         </w:rPr>
-        <w:t xml:space="preserve">Table of Contents</w:t>
-      </w:r>
+        <w:lastRenderedPageBreak/>
+        <w:t>Table of Contents</w:t>
+      </w:r>
+      <w:bookmarkEnd w:id="0"/>
     </w:p>
     <w:p>
       <w:pPr>
@@ -121,27 +118,1415 @@
       </w:pPr>
       <w:r>
         <w:rPr>
-          <w:rFonts w:ascii="Calibri" w:cs="Calibri" w:eastAsia="Calibri" w:hAnsi="Calibri"/>
           <w:i/>
           <w:iCs/>
           <w:color w:val="5A5A5A"/>
           <w:sz w:val="18"/>
           <w:szCs w:val="18"/>
         </w:rPr>
-        <w:t xml:space="preserve">(Right-click and choose “Update Field” if this doesn't display automatically on open.)</w:t>
+        <w:t>(Right-click and choose “Update Field” if this doesn't display automatically on open.)</w:t>
       </w:r>
     </w:p>
     <w:sdt>
       <w:sdtPr>
         <w:alias w:val="Contents"/>
+        <w:id w:val="-1292974629"/>
       </w:sdtPr>
       <w:sdtContent>
         <w:p>
+          <w:pPr>
+            <w:pStyle w:val="TOC1"/>
+            <w:tabs>
+              <w:tab w:val="right" w:leader="dot" w:pos="9350"/>
+            </w:tabs>
+            <w:rPr>
+              <w:noProof/>
+            </w:rPr>
+          </w:pPr>
           <w:r>
-            <w:fldChar w:fldCharType="begin" w:dirty="true"/>
-            <w:instrText xml:space="preserve">TOC \h \o "1-2"</w:instrText>
+            <w:fldChar w:fldCharType="begin"/>
+          </w:r>
+          <w:r>
+            <w:instrText>TOC \h \o "1-2"</w:instrText>
+          </w:r>
+          <w:r>
             <w:fldChar w:fldCharType="separate"/>
           </w:r>
+          <w:hyperlink w:anchor="_Toc234824313" w:history="1">
+            <w:r>
+              <w:rPr>
+                <w:rStyle w:val="Hyperlink"/>
+                <w:b/>
+                <w:bCs/>
+                <w:noProof/>
+              </w:rPr>
+              <w:t>Table of Contents</w:t>
+            </w:r>
+            <w:r>
+              <w:rPr>
+                <w:noProof/>
+              </w:rPr>
+              <w:tab/>
+            </w:r>
+            <w:r>
+              <w:rPr>
+                <w:noProof/>
+              </w:rPr>
+              <w:fldChar w:fldCharType="begin"/>
+            </w:r>
+            <w:r>
+              <w:rPr>
+                <w:noProof/>
+              </w:rPr>
+              <w:instrText xml:space="preserve"> PAGEREF _Toc234824313 \h </w:instrText>
+            </w:r>
+            <w:r>
+              <w:rPr>
+                <w:noProof/>
+              </w:rPr>
+            </w:r>
+            <w:r>
+              <w:rPr>
+                <w:noProof/>
+              </w:rPr>
+              <w:fldChar w:fldCharType="separate"/>
+            </w:r>
+            <w:r>
+              <w:rPr>
+                <w:noProof/>
+              </w:rPr>
+              <w:t>1</w:t>
+            </w:r>
+            <w:r>
+              <w:rPr>
+                <w:noProof/>
+              </w:rPr>
+              <w:fldChar w:fldCharType="end"/>
+            </w:r>
+          </w:hyperlink>
+        </w:p>
+        <w:p>
+          <w:pPr>
+            <w:pStyle w:val="TOC1"/>
+            <w:tabs>
+              <w:tab w:val="right" w:leader="dot" w:pos="9350"/>
+            </w:tabs>
+            <w:rPr>
+              <w:noProof/>
+            </w:rPr>
+          </w:pPr>
+          <w:hyperlink w:anchor="_Toc234824314" w:history="1">
+            <w:r>
+              <w:rPr>
+                <w:rStyle w:val="Hyperlink"/>
+                <w:b/>
+                <w:bCs/>
+                <w:noProof/>
+              </w:rPr>
+              <w:t>SDLC Planning</w:t>
+            </w:r>
+            <w:r>
+              <w:rPr>
+                <w:noProof/>
+              </w:rPr>
+              <w:tab/>
+            </w:r>
+            <w:r>
+              <w:rPr>
+                <w:noProof/>
+              </w:rPr>
+              <w:fldChar w:fldCharType="begin"/>
+            </w:r>
+            <w:r>
+              <w:rPr>
+                <w:noProof/>
+              </w:rPr>
+              <w:instrText xml:space="preserve"> PAGEREF _Toc234824314 \h </w:instrText>
+            </w:r>
+            <w:r>
+              <w:rPr>
+                <w:noProof/>
+              </w:rPr>
+            </w:r>
+            <w:r>
+              <w:rPr>
+                <w:noProof/>
+              </w:rPr>
+              <w:fldChar w:fldCharType="separate"/>
+            </w:r>
+            <w:r>
+              <w:rPr>
+                <w:noProof/>
+              </w:rPr>
+              <w:t>1</w:t>
+            </w:r>
+            <w:r>
+              <w:rPr>
+                <w:noProof/>
+              </w:rPr>
+              <w:fldChar w:fldCharType="end"/>
+            </w:r>
+          </w:hyperlink>
+        </w:p>
+        <w:p>
+          <w:pPr>
+            <w:pStyle w:val="TOC2"/>
+            <w:tabs>
+              <w:tab w:val="right" w:leader="dot" w:pos="9350"/>
+            </w:tabs>
+            <w:rPr>
+              <w:noProof/>
+            </w:rPr>
+          </w:pPr>
+          <w:hyperlink w:anchor="_Toc234824315" w:history="1">
+            <w:r>
+              <w:rPr>
+                <w:rStyle w:val="Hyperlink"/>
+                <w:b/>
+                <w:bCs/>
+                <w:noProof/>
+              </w:rPr>
+              <w:t>Business Idea</w:t>
+            </w:r>
+            <w:r>
+              <w:rPr>
+                <w:noProof/>
+              </w:rPr>
+              <w:tab/>
+            </w:r>
+            <w:r>
+              <w:rPr>
+                <w:noProof/>
+              </w:rPr>
+              <w:fldChar w:fldCharType="begin"/>
+            </w:r>
+            <w:r>
+              <w:rPr>
+                <w:noProof/>
+              </w:rPr>
+              <w:instrText xml:space="preserve"> PAGEREF _Toc234824315 \h </w:instrText>
+            </w:r>
+            <w:r>
+              <w:rPr>
+                <w:noProof/>
+              </w:rPr>
+            </w:r>
+            <w:r>
+              <w:rPr>
+                <w:noProof/>
+              </w:rPr>
+              <w:fldChar w:fldCharType="separate"/>
+            </w:r>
+            <w:r>
+              <w:rPr>
+                <w:noProof/>
+              </w:rPr>
+              <w:t>1</w:t>
+            </w:r>
+            <w:r>
+              <w:rPr>
+                <w:noProof/>
+              </w:rPr>
+              <w:fldChar w:fldCharType="end"/>
+            </w:r>
+          </w:hyperlink>
+        </w:p>
+        <w:p>
+          <w:pPr>
+            <w:pStyle w:val="TOC2"/>
+            <w:tabs>
+              <w:tab w:val="right" w:leader="dot" w:pos="9350"/>
+            </w:tabs>
+            <w:rPr>
+              <w:noProof/>
+            </w:rPr>
+          </w:pPr>
+          <w:hyperlink w:anchor="_Toc234824316" w:history="1">
+            <w:r>
+              <w:rPr>
+                <w:rStyle w:val="Hyperlink"/>
+                <w:b/>
+                <w:bCs/>
+                <w:noProof/>
+              </w:rPr>
+              <w:t>Goals</w:t>
+            </w:r>
+            <w:r>
+              <w:rPr>
+                <w:noProof/>
+              </w:rPr>
+              <w:tab/>
+            </w:r>
+            <w:r>
+              <w:rPr>
+                <w:noProof/>
+              </w:rPr>
+              <w:fldChar w:fldCharType="begin"/>
+            </w:r>
+            <w:r>
+              <w:rPr>
+                <w:noProof/>
+              </w:rPr>
+              <w:instrText xml:space="preserve"> PAGEREF _Toc234824316 \h </w:instrText>
+            </w:r>
+            <w:r>
+              <w:rPr>
+                <w:noProof/>
+              </w:rPr>
+            </w:r>
+            <w:r>
+              <w:rPr>
+                <w:noProof/>
+              </w:rPr>
+              <w:fldChar w:fldCharType="separate"/>
+            </w:r>
+            <w:r>
+              <w:rPr>
+                <w:noProof/>
+              </w:rPr>
+              <w:t>1</w:t>
+            </w:r>
+            <w:r>
+              <w:rPr>
+                <w:noProof/>
+              </w:rPr>
+              <w:fldChar w:fldCharType="end"/>
+            </w:r>
+          </w:hyperlink>
+        </w:p>
+        <w:p>
+          <w:pPr>
+            <w:pStyle w:val="TOC2"/>
+            <w:tabs>
+              <w:tab w:val="right" w:leader="dot" w:pos="9350"/>
+            </w:tabs>
+            <w:rPr>
+              <w:noProof/>
+            </w:rPr>
+          </w:pPr>
+          <w:hyperlink w:anchor="_Toc234824317" w:history="1">
+            <w:r>
+              <w:rPr>
+                <w:rStyle w:val="Hyperlink"/>
+                <w:b/>
+                <w:bCs/>
+                <w:noProof/>
+              </w:rPr>
+              <w:t>Team Roles</w:t>
+            </w:r>
+            <w:r>
+              <w:rPr>
+                <w:noProof/>
+              </w:rPr>
+              <w:tab/>
+            </w:r>
+            <w:r>
+              <w:rPr>
+                <w:noProof/>
+              </w:rPr>
+              <w:fldChar w:fldCharType="begin"/>
+            </w:r>
+            <w:r>
+              <w:rPr>
+                <w:noProof/>
+              </w:rPr>
+              <w:instrText xml:space="preserve"> PAGEREF _Toc234824317 \h </w:instrText>
+            </w:r>
+            <w:r>
+              <w:rPr>
+                <w:noProof/>
+              </w:rPr>
+            </w:r>
+            <w:r>
+              <w:rPr>
+                <w:noProof/>
+              </w:rPr>
+              <w:fldChar w:fldCharType="separate"/>
+            </w:r>
+            <w:r>
+              <w:rPr>
+                <w:noProof/>
+              </w:rPr>
+              <w:t>1</w:t>
+            </w:r>
+            <w:r>
+              <w:rPr>
+                <w:noProof/>
+              </w:rPr>
+              <w:fldChar w:fldCharType="end"/>
+            </w:r>
+          </w:hyperlink>
+        </w:p>
+        <w:p>
+          <w:pPr>
+            <w:pStyle w:val="TOC2"/>
+            <w:tabs>
+              <w:tab w:val="right" w:leader="dot" w:pos="9350"/>
+            </w:tabs>
+            <w:rPr>
+              <w:noProof/>
+            </w:rPr>
+          </w:pPr>
+          <w:hyperlink w:anchor="_Toc234824318" w:history="1">
+            <w:r>
+              <w:rPr>
+                <w:rStyle w:val="Hyperlink"/>
+                <w:b/>
+                <w:bCs/>
+                <w:noProof/>
+              </w:rPr>
+              <w:t>Project Scope</w:t>
+            </w:r>
+            <w:r>
+              <w:rPr>
+                <w:noProof/>
+              </w:rPr>
+              <w:tab/>
+            </w:r>
+            <w:r>
+              <w:rPr>
+                <w:noProof/>
+              </w:rPr>
+              <w:fldChar w:fldCharType="begin"/>
+            </w:r>
+            <w:r>
+              <w:rPr>
+                <w:noProof/>
+              </w:rPr>
+              <w:instrText xml:space="preserve"> PAGEREF _Toc234824318 \h </w:instrText>
+            </w:r>
+            <w:r>
+              <w:rPr>
+                <w:noProof/>
+              </w:rPr>
+            </w:r>
+            <w:r>
+              <w:rPr>
+                <w:noProof/>
+              </w:rPr>
+              <w:fldChar w:fldCharType="separate"/>
+            </w:r>
+            <w:r>
+              <w:rPr>
+                <w:noProof/>
+              </w:rPr>
+              <w:t>1</w:t>
+            </w:r>
+            <w:r>
+              <w:rPr>
+                <w:noProof/>
+              </w:rPr>
+              <w:fldChar w:fldCharType="end"/>
+            </w:r>
+          </w:hyperlink>
+        </w:p>
+        <w:p>
+          <w:pPr>
+            <w:pStyle w:val="TOC1"/>
+            <w:tabs>
+              <w:tab w:val="right" w:leader="dot" w:pos="9350"/>
+            </w:tabs>
+            <w:rPr>
+              <w:noProof/>
+            </w:rPr>
+          </w:pPr>
+          <w:hyperlink w:anchor="_Toc234824319" w:history="1">
+            <w:r>
+              <w:rPr>
+                <w:rStyle w:val="Hyperlink"/>
+                <w:b/>
+                <w:bCs/>
+                <w:noProof/>
+              </w:rPr>
+              <w:t>Analysis</w:t>
+            </w:r>
+            <w:r>
+              <w:rPr>
+                <w:noProof/>
+              </w:rPr>
+              <w:tab/>
+            </w:r>
+            <w:r>
+              <w:rPr>
+                <w:noProof/>
+              </w:rPr>
+              <w:fldChar w:fldCharType="begin"/>
+            </w:r>
+            <w:r>
+              <w:rPr>
+                <w:noProof/>
+              </w:rPr>
+              <w:instrText xml:space="preserve"> PAGEREF _Toc234824319 \h </w:instrText>
+            </w:r>
+            <w:r>
+              <w:rPr>
+                <w:noProof/>
+              </w:rPr>
+            </w:r>
+            <w:r>
+              <w:rPr>
+                <w:noProof/>
+              </w:rPr>
+              <w:fldChar w:fldCharType="separate"/>
+            </w:r>
+            <w:r>
+              <w:rPr>
+                <w:noProof/>
+              </w:rPr>
+              <w:t>1</w:t>
+            </w:r>
+            <w:r>
+              <w:rPr>
+                <w:noProof/>
+              </w:rPr>
+              <w:fldChar w:fldCharType="end"/>
+            </w:r>
+          </w:hyperlink>
+        </w:p>
+        <w:p>
+          <w:pPr>
+            <w:pStyle w:val="TOC2"/>
+            <w:tabs>
+              <w:tab w:val="right" w:leader="dot" w:pos="9350"/>
+            </w:tabs>
+            <w:rPr>
+              <w:noProof/>
+            </w:rPr>
+          </w:pPr>
+          <w:hyperlink w:anchor="_Toc234824320" w:history="1">
+            <w:r>
+              <w:rPr>
+                <w:rStyle w:val="Hyperlink"/>
+                <w:b/>
+                <w:bCs/>
+                <w:noProof/>
+              </w:rPr>
+              <w:t>User Requirements</w:t>
+            </w:r>
+            <w:r>
+              <w:rPr>
+                <w:noProof/>
+              </w:rPr>
+              <w:tab/>
+            </w:r>
+            <w:r>
+              <w:rPr>
+                <w:noProof/>
+              </w:rPr>
+              <w:fldChar w:fldCharType="begin"/>
+            </w:r>
+            <w:r>
+              <w:rPr>
+                <w:noProof/>
+              </w:rPr>
+              <w:instrText xml:space="preserve"> PAGEREF _Toc234824320 \h </w:instrText>
+            </w:r>
+            <w:r>
+              <w:rPr>
+                <w:noProof/>
+              </w:rPr>
+            </w:r>
+            <w:r>
+              <w:rPr>
+                <w:noProof/>
+              </w:rPr>
+              <w:fldChar w:fldCharType="separate"/>
+            </w:r>
+            <w:r>
+              <w:rPr>
+                <w:noProof/>
+              </w:rPr>
+              <w:t>1</w:t>
+            </w:r>
+            <w:r>
+              <w:rPr>
+                <w:noProof/>
+              </w:rPr>
+              <w:fldChar w:fldCharType="end"/>
+            </w:r>
+          </w:hyperlink>
+        </w:p>
+        <w:p>
+          <w:pPr>
+            <w:pStyle w:val="TOC2"/>
+            <w:tabs>
+              <w:tab w:val="right" w:leader="dot" w:pos="9350"/>
+            </w:tabs>
+            <w:rPr>
+              <w:noProof/>
+            </w:rPr>
+          </w:pPr>
+          <w:hyperlink w:anchor="_Toc234824321" w:history="1">
+            <w:r>
+              <w:rPr>
+                <w:rStyle w:val="Hyperlink"/>
+                <w:b/>
+                <w:bCs/>
+                <w:noProof/>
+              </w:rPr>
+              <w:t>Functional Requirements</w:t>
+            </w:r>
+            <w:r>
+              <w:rPr>
+                <w:noProof/>
+              </w:rPr>
+              <w:tab/>
+            </w:r>
+            <w:r>
+              <w:rPr>
+                <w:noProof/>
+              </w:rPr>
+              <w:fldChar w:fldCharType="begin"/>
+            </w:r>
+            <w:r>
+              <w:rPr>
+                <w:noProof/>
+              </w:rPr>
+              <w:instrText xml:space="preserve"> PAGEREF _Toc234824321 \h </w:instrText>
+            </w:r>
+            <w:r>
+              <w:rPr>
+                <w:noProof/>
+              </w:rPr>
+            </w:r>
+            <w:r>
+              <w:rPr>
+                <w:noProof/>
+              </w:rPr>
+              <w:fldChar w:fldCharType="separate"/>
+            </w:r>
+            <w:r>
+              <w:rPr>
+                <w:noProof/>
+              </w:rPr>
+              <w:t>1</w:t>
+            </w:r>
+            <w:r>
+              <w:rPr>
+                <w:noProof/>
+              </w:rPr>
+              <w:fldChar w:fldCharType="end"/>
+            </w:r>
+          </w:hyperlink>
+        </w:p>
+        <w:p>
+          <w:pPr>
+            <w:pStyle w:val="TOC2"/>
+            <w:tabs>
+              <w:tab w:val="right" w:leader="dot" w:pos="9350"/>
+            </w:tabs>
+            <w:rPr>
+              <w:noProof/>
+            </w:rPr>
+          </w:pPr>
+          <w:hyperlink w:anchor="_Toc234824322" w:history="1">
+            <w:r>
+              <w:rPr>
+                <w:rStyle w:val="Hyperlink"/>
+                <w:b/>
+                <w:bCs/>
+                <w:noProof/>
+              </w:rPr>
+              <w:t>Non-Functional Requirements</w:t>
+            </w:r>
+            <w:r>
+              <w:rPr>
+                <w:noProof/>
+              </w:rPr>
+              <w:tab/>
+            </w:r>
+            <w:r>
+              <w:rPr>
+                <w:noProof/>
+              </w:rPr>
+              <w:fldChar w:fldCharType="begin"/>
+            </w:r>
+            <w:r>
+              <w:rPr>
+                <w:noProof/>
+              </w:rPr>
+              <w:instrText xml:space="preserve"> PAGEREF _Toc234824322 \h </w:instrText>
+            </w:r>
+            <w:r>
+              <w:rPr>
+                <w:noProof/>
+              </w:rPr>
+            </w:r>
+            <w:r>
+              <w:rPr>
+                <w:noProof/>
+              </w:rPr>
+              <w:fldChar w:fldCharType="separate"/>
+            </w:r>
+            <w:r>
+              <w:rPr>
+                <w:noProof/>
+              </w:rPr>
+              <w:t>1</w:t>
+            </w:r>
+            <w:r>
+              <w:rPr>
+                <w:noProof/>
+              </w:rPr>
+              <w:fldChar w:fldCharType="end"/>
+            </w:r>
+          </w:hyperlink>
+        </w:p>
+        <w:p>
+          <w:pPr>
+            <w:pStyle w:val="TOC1"/>
+            <w:tabs>
+              <w:tab w:val="right" w:leader="dot" w:pos="9350"/>
+            </w:tabs>
+            <w:rPr>
+              <w:noProof/>
+            </w:rPr>
+          </w:pPr>
+          <w:hyperlink w:anchor="_Toc234824323" w:history="1">
+            <w:r>
+              <w:rPr>
+                <w:rStyle w:val="Hyperlink"/>
+                <w:b/>
+                <w:bCs/>
+                <w:noProof/>
+              </w:rPr>
+              <w:t>Design</w:t>
+            </w:r>
+            <w:r>
+              <w:rPr>
+                <w:noProof/>
+              </w:rPr>
+              <w:tab/>
+            </w:r>
+            <w:r>
+              <w:rPr>
+                <w:noProof/>
+              </w:rPr>
+              <w:fldChar w:fldCharType="begin"/>
+            </w:r>
+            <w:r>
+              <w:rPr>
+                <w:noProof/>
+              </w:rPr>
+              <w:instrText xml:space="preserve"> PAGEREF _Toc234824323 \h </w:instrText>
+            </w:r>
+            <w:r>
+              <w:rPr>
+                <w:noProof/>
+              </w:rPr>
+            </w:r>
+            <w:r>
+              <w:rPr>
+                <w:noProof/>
+              </w:rPr>
+              <w:fldChar w:fldCharType="separate"/>
+            </w:r>
+            <w:r>
+              <w:rPr>
+                <w:noProof/>
+              </w:rPr>
+              <w:t>1</w:t>
+            </w:r>
+            <w:r>
+              <w:rPr>
+                <w:noProof/>
+              </w:rPr>
+              <w:fldChar w:fldCharType="end"/>
+            </w:r>
+          </w:hyperlink>
+        </w:p>
+        <w:p>
+          <w:pPr>
+            <w:pStyle w:val="TOC2"/>
+            <w:tabs>
+              <w:tab w:val="right" w:leader="dot" w:pos="9350"/>
+            </w:tabs>
+            <w:rPr>
+              <w:noProof/>
+            </w:rPr>
+          </w:pPr>
+          <w:hyperlink w:anchor="_Toc234824324" w:history="1">
+            <w:r>
+              <w:rPr>
+                <w:rStyle w:val="Hyperlink"/>
+                <w:b/>
+                <w:bCs/>
+                <w:noProof/>
+              </w:rPr>
+              <w:t>Figma Wireframes</w:t>
+            </w:r>
+            <w:r>
+              <w:rPr>
+                <w:noProof/>
+              </w:rPr>
+              <w:tab/>
+            </w:r>
+            <w:r>
+              <w:rPr>
+                <w:noProof/>
+              </w:rPr>
+              <w:fldChar w:fldCharType="begin"/>
+            </w:r>
+            <w:r>
+              <w:rPr>
+                <w:noProof/>
+              </w:rPr>
+              <w:instrText xml:space="preserve"> PAGEREF _Toc234824324 \h </w:instrText>
+            </w:r>
+            <w:r>
+              <w:rPr>
+                <w:noProof/>
+              </w:rPr>
+            </w:r>
+            <w:r>
+              <w:rPr>
+                <w:noProof/>
+              </w:rPr>
+              <w:fldChar w:fldCharType="separate"/>
+            </w:r>
+            <w:r>
+              <w:rPr>
+                <w:noProof/>
+              </w:rPr>
+              <w:t>1</w:t>
+            </w:r>
+            <w:r>
+              <w:rPr>
+                <w:noProof/>
+              </w:rPr>
+              <w:fldChar w:fldCharType="end"/>
+            </w:r>
+          </w:hyperlink>
+        </w:p>
+        <w:p>
+          <w:pPr>
+            <w:pStyle w:val="TOC2"/>
+            <w:tabs>
+              <w:tab w:val="right" w:leader="dot" w:pos="9350"/>
+            </w:tabs>
+            <w:rPr>
+              <w:noProof/>
+            </w:rPr>
+          </w:pPr>
+          <w:hyperlink w:anchor="_Toc234824325" w:history="1">
+            <w:r>
+              <w:rPr>
+                <w:rStyle w:val="Hyperlink"/>
+                <w:b/>
+                <w:bCs/>
+                <w:noProof/>
+              </w:rPr>
+              <w:t>User Interface Decisions</w:t>
+            </w:r>
+            <w:r>
+              <w:rPr>
+                <w:noProof/>
+              </w:rPr>
+              <w:tab/>
+            </w:r>
+            <w:r>
+              <w:rPr>
+                <w:noProof/>
+              </w:rPr>
+              <w:fldChar w:fldCharType="begin"/>
+            </w:r>
+            <w:r>
+              <w:rPr>
+                <w:noProof/>
+              </w:rPr>
+              <w:instrText xml:space="preserve"> PAGEREF _Toc234824325 \h </w:instrText>
+            </w:r>
+            <w:r>
+              <w:rPr>
+                <w:noProof/>
+              </w:rPr>
+            </w:r>
+            <w:r>
+              <w:rPr>
+                <w:noProof/>
+              </w:rPr>
+              <w:fldChar w:fldCharType="separate"/>
+            </w:r>
+            <w:r>
+              <w:rPr>
+                <w:noProof/>
+              </w:rPr>
+              <w:t>1</w:t>
+            </w:r>
+            <w:r>
+              <w:rPr>
+                <w:noProof/>
+              </w:rPr>
+              <w:fldChar w:fldCharType="end"/>
+            </w:r>
+          </w:hyperlink>
+        </w:p>
+        <w:p>
+          <w:pPr>
+            <w:pStyle w:val="TOC2"/>
+            <w:tabs>
+              <w:tab w:val="right" w:leader="dot" w:pos="9350"/>
+            </w:tabs>
+            <w:rPr>
+              <w:noProof/>
+            </w:rPr>
+          </w:pPr>
+          <w:hyperlink w:anchor="_Toc234824326" w:history="1">
+            <w:r>
+              <w:rPr>
+                <w:rStyle w:val="Hyperlink"/>
+                <w:b/>
+                <w:bCs/>
+                <w:noProof/>
+              </w:rPr>
+              <w:t>Branding Decisions</w:t>
+            </w:r>
+            <w:r>
+              <w:rPr>
+                <w:noProof/>
+              </w:rPr>
+              <w:tab/>
+            </w:r>
+            <w:r>
+              <w:rPr>
+                <w:noProof/>
+              </w:rPr>
+              <w:fldChar w:fldCharType="begin"/>
+            </w:r>
+            <w:r>
+              <w:rPr>
+                <w:noProof/>
+              </w:rPr>
+              <w:instrText xml:space="preserve"> PAGEREF _Toc234824326 \h </w:instrText>
+            </w:r>
+            <w:r>
+              <w:rPr>
+                <w:noProof/>
+              </w:rPr>
+            </w:r>
+            <w:r>
+              <w:rPr>
+                <w:noProof/>
+              </w:rPr>
+              <w:fldChar w:fldCharType="separate"/>
+            </w:r>
+            <w:r>
+              <w:rPr>
+                <w:noProof/>
+              </w:rPr>
+              <w:t>1</w:t>
+            </w:r>
+            <w:r>
+              <w:rPr>
+                <w:noProof/>
+              </w:rPr>
+              <w:fldChar w:fldCharType="end"/>
+            </w:r>
+          </w:hyperlink>
+        </w:p>
+        <w:p>
+          <w:pPr>
+            <w:pStyle w:val="TOC1"/>
+            <w:tabs>
+              <w:tab w:val="right" w:leader="dot" w:pos="9350"/>
+            </w:tabs>
+            <w:rPr>
+              <w:noProof/>
+            </w:rPr>
+          </w:pPr>
+          <w:hyperlink w:anchor="_Toc234824327" w:history="1">
+            <w:r>
+              <w:rPr>
+                <w:rStyle w:val="Hyperlink"/>
+                <w:b/>
+                <w:bCs/>
+                <w:noProof/>
+              </w:rPr>
+              <w:t>Development</w:t>
+            </w:r>
+            <w:r>
+              <w:rPr>
+                <w:noProof/>
+              </w:rPr>
+              <w:tab/>
+            </w:r>
+            <w:r>
+              <w:rPr>
+                <w:noProof/>
+              </w:rPr>
+              <w:fldChar w:fldCharType="begin"/>
+            </w:r>
+            <w:r>
+              <w:rPr>
+                <w:noProof/>
+              </w:rPr>
+              <w:instrText xml:space="preserve"> PAGEREF _Toc234824327 \h </w:instrText>
+            </w:r>
+            <w:r>
+              <w:rPr>
+                <w:noProof/>
+              </w:rPr>
+            </w:r>
+            <w:r>
+              <w:rPr>
+                <w:noProof/>
+              </w:rPr>
+              <w:fldChar w:fldCharType="separate"/>
+            </w:r>
+            <w:r>
+              <w:rPr>
+                <w:noProof/>
+              </w:rPr>
+              <w:t>1</w:t>
+            </w:r>
+            <w:r>
+              <w:rPr>
+                <w:noProof/>
+              </w:rPr>
+              <w:fldChar w:fldCharType="end"/>
+            </w:r>
+          </w:hyperlink>
+        </w:p>
+        <w:p>
+          <w:pPr>
+            <w:pStyle w:val="TOC2"/>
+            <w:tabs>
+              <w:tab w:val="right" w:leader="dot" w:pos="9350"/>
+            </w:tabs>
+            <w:rPr>
+              <w:noProof/>
+            </w:rPr>
+          </w:pPr>
+          <w:hyperlink w:anchor="_Toc234824328" w:history="1">
+            <w:r>
+              <w:rPr>
+                <w:rStyle w:val="Hyperlink"/>
+                <w:b/>
+                <w:bCs/>
+                <w:noProof/>
+              </w:rPr>
+              <w:t>Website Implementation</w:t>
+            </w:r>
+            <w:r>
+              <w:rPr>
+                <w:noProof/>
+              </w:rPr>
+              <w:tab/>
+            </w:r>
+            <w:r>
+              <w:rPr>
+                <w:noProof/>
+              </w:rPr>
+              <w:fldChar w:fldCharType="begin"/>
+            </w:r>
+            <w:r>
+              <w:rPr>
+                <w:noProof/>
+              </w:rPr>
+              <w:instrText xml:space="preserve"> PAGEREF _Toc234824328 \h </w:instrText>
+            </w:r>
+            <w:r>
+              <w:rPr>
+                <w:noProof/>
+              </w:rPr>
+            </w:r>
+            <w:r>
+              <w:rPr>
+                <w:noProof/>
+              </w:rPr>
+              <w:fldChar w:fldCharType="separate"/>
+            </w:r>
+            <w:r>
+              <w:rPr>
+                <w:noProof/>
+              </w:rPr>
+              <w:t>1</w:t>
+            </w:r>
+            <w:r>
+              <w:rPr>
+                <w:noProof/>
+              </w:rPr>
+              <w:fldChar w:fldCharType="end"/>
+            </w:r>
+          </w:hyperlink>
+        </w:p>
+        <w:p>
+          <w:pPr>
+            <w:pStyle w:val="TOC2"/>
+            <w:tabs>
+              <w:tab w:val="right" w:leader="dot" w:pos="9350"/>
+            </w:tabs>
+            <w:rPr>
+              <w:noProof/>
+            </w:rPr>
+          </w:pPr>
+          <w:hyperlink w:anchor="_Toc234824329" w:history="1">
+            <w:r>
+              <w:rPr>
+                <w:rStyle w:val="Hyperlink"/>
+                <w:b/>
+                <w:bCs/>
+                <w:noProof/>
+              </w:rPr>
+              <w:t>GitHub Collaboration</w:t>
+            </w:r>
+            <w:r>
+              <w:rPr>
+                <w:noProof/>
+              </w:rPr>
+              <w:tab/>
+            </w:r>
+            <w:r>
+              <w:rPr>
+                <w:noProof/>
+              </w:rPr>
+              <w:fldChar w:fldCharType="begin"/>
+            </w:r>
+            <w:r>
+              <w:rPr>
+                <w:noProof/>
+              </w:rPr>
+              <w:instrText xml:space="preserve"> PAGEREF _Toc234824329 \h </w:instrText>
+            </w:r>
+            <w:r>
+              <w:rPr>
+                <w:noProof/>
+              </w:rPr>
+            </w:r>
+            <w:r>
+              <w:rPr>
+                <w:noProof/>
+              </w:rPr>
+              <w:fldChar w:fldCharType="separate"/>
+            </w:r>
+            <w:r>
+              <w:rPr>
+                <w:noProof/>
+              </w:rPr>
+              <w:t>1</w:t>
+            </w:r>
+            <w:r>
+              <w:rPr>
+                <w:noProof/>
+              </w:rPr>
+              <w:fldChar w:fldCharType="end"/>
+            </w:r>
+          </w:hyperlink>
+        </w:p>
+        <w:p>
+          <w:pPr>
+            <w:pStyle w:val="TOC1"/>
+            <w:tabs>
+              <w:tab w:val="right" w:leader="dot" w:pos="9350"/>
+            </w:tabs>
+            <w:rPr>
+              <w:noProof/>
+            </w:rPr>
+          </w:pPr>
+          <w:hyperlink w:anchor="_Toc234824330" w:history="1">
+            <w:r>
+              <w:rPr>
+                <w:rStyle w:val="Hyperlink"/>
+                <w:b/>
+                <w:bCs/>
+                <w:noProof/>
+              </w:rPr>
+              <w:t>Testing</w:t>
+            </w:r>
+            <w:r>
+              <w:rPr>
+                <w:noProof/>
+              </w:rPr>
+              <w:tab/>
+            </w:r>
+            <w:r>
+              <w:rPr>
+                <w:noProof/>
+              </w:rPr>
+              <w:fldChar w:fldCharType="begin"/>
+            </w:r>
+            <w:r>
+              <w:rPr>
+                <w:noProof/>
+              </w:rPr>
+              <w:instrText xml:space="preserve"> PAGEREF _Toc234824330 \h </w:instrText>
+            </w:r>
+            <w:r>
+              <w:rPr>
+                <w:noProof/>
+              </w:rPr>
+            </w:r>
+            <w:r>
+              <w:rPr>
+                <w:noProof/>
+              </w:rPr>
+              <w:fldChar w:fldCharType="separate"/>
+            </w:r>
+            <w:r>
+              <w:rPr>
+                <w:noProof/>
+              </w:rPr>
+              <w:t>1</w:t>
+            </w:r>
+            <w:r>
+              <w:rPr>
+                <w:noProof/>
+              </w:rPr>
+              <w:fldChar w:fldCharType="end"/>
+            </w:r>
+          </w:hyperlink>
+        </w:p>
+        <w:p>
+          <w:pPr>
+            <w:pStyle w:val="TOC2"/>
+            <w:tabs>
+              <w:tab w:val="right" w:leader="dot" w:pos="9350"/>
+            </w:tabs>
+            <w:rPr>
+              <w:noProof/>
+            </w:rPr>
+          </w:pPr>
+          <w:hyperlink w:anchor="_Toc234824331" w:history="1">
+            <w:r>
+              <w:rPr>
+                <w:rStyle w:val="Hyperlink"/>
+                <w:b/>
+                <w:bCs/>
+                <w:noProof/>
+              </w:rPr>
+              <w:t>Bugs Found &amp; Fixes Applied</w:t>
+            </w:r>
+            <w:r>
+              <w:rPr>
+                <w:noProof/>
+              </w:rPr>
+              <w:tab/>
+            </w:r>
+            <w:r>
+              <w:rPr>
+                <w:noProof/>
+              </w:rPr>
+              <w:fldChar w:fldCharType="begin"/>
+            </w:r>
+            <w:r>
+              <w:rPr>
+                <w:noProof/>
+              </w:rPr>
+              <w:instrText xml:space="preserve"> PAGEREF _Toc234824331 \h </w:instrText>
+            </w:r>
+            <w:r>
+              <w:rPr>
+                <w:noProof/>
+              </w:rPr>
+            </w:r>
+            <w:r>
+              <w:rPr>
+                <w:noProof/>
+              </w:rPr>
+              <w:fldChar w:fldCharType="separate"/>
+            </w:r>
+            <w:r>
+              <w:rPr>
+                <w:noProof/>
+              </w:rPr>
+              <w:t>1</w:t>
+            </w:r>
+            <w:r>
+              <w:rPr>
+                <w:noProof/>
+              </w:rPr>
+              <w:fldChar w:fldCharType="end"/>
+            </w:r>
+          </w:hyperlink>
+        </w:p>
+        <w:p>
+          <w:pPr>
+            <w:pStyle w:val="TOC2"/>
+            <w:tabs>
+              <w:tab w:val="right" w:leader="dot" w:pos="9350"/>
+            </w:tabs>
+            <w:rPr>
+              <w:noProof/>
+            </w:rPr>
+          </w:pPr>
+          <w:hyperlink w:anchor="_Toc234824332" w:history="1">
+            <w:r>
+              <w:rPr>
+                <w:rStyle w:val="Hyperlink"/>
+                <w:b/>
+                <w:bCs/>
+                <w:noProof/>
+              </w:rPr>
+              <w:t>Test Results</w:t>
+            </w:r>
+            <w:r>
+              <w:rPr>
+                <w:noProof/>
+              </w:rPr>
+              <w:tab/>
+            </w:r>
+            <w:r>
+              <w:rPr>
+                <w:noProof/>
+              </w:rPr>
+              <w:fldChar w:fldCharType="begin"/>
+            </w:r>
+            <w:r>
+              <w:rPr>
+                <w:noProof/>
+              </w:rPr>
+              <w:instrText xml:space="preserve"> PAGEREF _Toc234824332 \h </w:instrText>
+            </w:r>
+            <w:r>
+              <w:rPr>
+                <w:noProof/>
+              </w:rPr>
+            </w:r>
+            <w:r>
+              <w:rPr>
+                <w:noProof/>
+              </w:rPr>
+              <w:fldChar w:fldCharType="separate"/>
+            </w:r>
+            <w:r>
+              <w:rPr>
+                <w:noProof/>
+              </w:rPr>
+              <w:t>1</w:t>
+            </w:r>
+            <w:r>
+              <w:rPr>
+                <w:noProof/>
+              </w:rPr>
+              <w:fldChar w:fldCharType="end"/>
+            </w:r>
+          </w:hyperlink>
+        </w:p>
+        <w:p>
+          <w:pPr>
+            <w:pStyle w:val="TOC1"/>
+            <w:tabs>
+              <w:tab w:val="right" w:leader="dot" w:pos="9350"/>
+            </w:tabs>
+            <w:rPr>
+              <w:noProof/>
+            </w:rPr>
+          </w:pPr>
+          <w:hyperlink w:anchor="_Toc234824333" w:history="1">
+            <w:r>
+              <w:rPr>
+                <w:rStyle w:val="Hyperlink"/>
+                <w:b/>
+                <w:bCs/>
+                <w:noProof/>
+              </w:rPr>
+              <w:t>Deployment</w:t>
+            </w:r>
+            <w:r>
+              <w:rPr>
+                <w:noProof/>
+              </w:rPr>
+              <w:tab/>
+            </w:r>
+            <w:r>
+              <w:rPr>
+                <w:noProof/>
+              </w:rPr>
+              <w:fldChar w:fldCharType="begin"/>
+            </w:r>
+            <w:r>
+              <w:rPr>
+                <w:noProof/>
+              </w:rPr>
+              <w:instrText xml:space="preserve"> PAGEREF _Toc234824333 \h </w:instrText>
+            </w:r>
+            <w:r>
+              <w:rPr>
+                <w:noProof/>
+              </w:rPr>
+            </w:r>
+            <w:r>
+              <w:rPr>
+                <w:noProof/>
+              </w:rPr>
+              <w:fldChar w:fldCharType="separate"/>
+            </w:r>
+            <w:r>
+              <w:rPr>
+                <w:noProof/>
+              </w:rPr>
+              <w:t>1</w:t>
+            </w:r>
+            <w:r>
+              <w:rPr>
+                <w:noProof/>
+              </w:rPr>
+              <w:fldChar w:fldCharType="end"/>
+            </w:r>
+          </w:hyperlink>
+        </w:p>
+        <w:p>
+          <w:pPr>
+            <w:pStyle w:val="TOC2"/>
+            <w:tabs>
+              <w:tab w:val="right" w:leader="dot" w:pos="9350"/>
+            </w:tabs>
+            <w:rPr>
+              <w:noProof/>
+            </w:rPr>
+          </w:pPr>
+          <w:hyperlink w:anchor="_Toc234824334" w:history="1">
+            <w:r>
+              <w:rPr>
+                <w:rStyle w:val="Hyperlink"/>
+                <w:b/>
+                <w:bCs/>
+                <w:noProof/>
+              </w:rPr>
+              <w:t>Live Website Publication</w:t>
+            </w:r>
+            <w:r>
+              <w:rPr>
+                <w:noProof/>
+              </w:rPr>
+              <w:tab/>
+            </w:r>
+            <w:r>
+              <w:rPr>
+                <w:noProof/>
+              </w:rPr>
+              <w:fldChar w:fldCharType="begin"/>
+            </w:r>
+            <w:r>
+              <w:rPr>
+                <w:noProof/>
+              </w:rPr>
+              <w:instrText xml:space="preserve"> PAGEREF _Toc234824334 \h </w:instrText>
+            </w:r>
+            <w:r>
+              <w:rPr>
+                <w:noProof/>
+              </w:rPr>
+            </w:r>
+            <w:r>
+              <w:rPr>
+                <w:noProof/>
+              </w:rPr>
+              <w:fldChar w:fldCharType="separate"/>
+            </w:r>
+            <w:r>
+              <w:rPr>
+                <w:noProof/>
+              </w:rPr>
+              <w:t>1</w:t>
+            </w:r>
+            <w:r>
+              <w:rPr>
+                <w:noProof/>
+              </w:rPr>
+              <w:fldChar w:fldCharType="end"/>
+            </w:r>
+          </w:hyperlink>
         </w:p>
         <w:p>
           <w:r>
@@ -159,69 +1544,67 @@
       <w:pPr>
         <w:pStyle w:val="Heading1"/>
         <w:pBdr>
-          <w:bottom w:val="single" w:color="FFBA27" w:sz="12" w:space="4"/>
+          <w:bottom w:val="single" w:sz="12" w:space="4" w:color="FFBA27"/>
         </w:pBdr>
-        <w:spacing w:after="200" w:before="400"/>
-      </w:pPr>
+        <w:spacing w:before="400" w:after="200"/>
+      </w:pPr>
+      <w:bookmarkStart w:id="1" w:name="_Toc234824314"/>
       <w:r>
         <w:rPr>
-          <w:rFonts w:ascii="Calibri" w:cs="Calibri" w:eastAsia="Calibri" w:hAnsi="Calibri"/>
           <w:b/>
           <w:bCs/>
           <w:color w:val="1A1400"/>
           <w:sz w:val="30"/>
           <w:szCs w:val="30"/>
         </w:rPr>
-        <w:t xml:space="preserve">SDLC Planning</w:t>
-      </w:r>
+        <w:lastRenderedPageBreak/>
+        <w:t>SDLC Planning</w:t>
+      </w:r>
+      <w:bookmarkEnd w:id="1"/>
     </w:p>
     <w:p>
       <w:pPr>
         <w:pStyle w:val="Heading2"/>
-        <w:spacing w:after="120" w:before="280"/>
-      </w:pPr>
+        <w:spacing w:before="280" w:after="120"/>
+      </w:pPr>
+      <w:bookmarkStart w:id="2" w:name="_Toc234824315"/>
       <w:r>
         <w:rPr>
-          <w:rFonts w:ascii="Calibri" w:cs="Calibri" w:eastAsia="Calibri" w:hAnsi="Calibri"/>
           <w:b/>
           <w:bCs/>
           <w:color w:val="1A1400"/>
           <w:sz w:val="24"/>
           <w:szCs w:val="24"/>
         </w:rPr>
-        <w:t xml:space="preserve">Business Idea</w:t>
-      </w:r>
-    </w:p>
-    <w:p>
-      <w:pPr>
-        <w:spacing w:after="160" w:line="276"/>
-      </w:pPr>
+        <w:t>Business Idea</w:t>
+      </w:r>
+      <w:bookmarkEnd w:id="2"/>
+    </w:p>
+    <w:p>
+      <w:pPr>
+        <w:spacing w:after="160" w:line="276" w:lineRule="auto"/>
+      </w:pPr>
+      <w:r>
+        <w:t>A front-end HR web application for ModernTech Solutions, a healthcare software company whose HR processes currently run on scattered spreadsheets, emails, and shared drives. The app is a proof-of-concept that centralises employee data, payroll, and time-off/attendance tracking in one user-friendly, client-side system.</w:t>
+      </w:r>
+    </w:p>
+    <w:p>
+      <w:pPr>
+        <w:pStyle w:val="Heading2"/>
+        <w:spacing w:before="280" w:after="120"/>
+      </w:pPr>
+      <w:bookmarkStart w:id="3" w:name="_Toc234824316"/>
       <w:r>
         <w:rPr>
-          <w:rFonts w:ascii="Calibri" w:cs="Calibri" w:eastAsia="Calibri" w:hAnsi="Calibri"/>
-          <w:color w:val="000000"/>
-          <w:sz w:val="21"/>
-          <w:szCs w:val="21"/>
-        </w:rPr>
-        <w:t xml:space="preserve">A front-end HR web application for ModernTech Solutions, a healthcare software company whose HR processes currently run on scattered spreadsheets, emails, and shared drives. The app is a proof-of-concept that centralises employee data, payroll, and time-off/attendance tracking in one user-friendly, client-side system.</w:t>
-      </w:r>
-    </w:p>
-    <w:p>
-      <w:pPr>
-        <w:pStyle w:val="Heading2"/>
-        <w:spacing w:after="120" w:before="280"/>
-      </w:pPr>
-      <w:r>
-        <w:rPr>
-          <w:rFonts w:ascii="Calibri" w:cs="Calibri" w:eastAsia="Calibri" w:hAnsi="Calibri"/>
           <w:b/>
           <w:bCs/>
           <w:color w:val="1A1400"/>
           <w:sz w:val="24"/>
           <w:szCs w:val="24"/>
         </w:rPr>
-        <w:t xml:space="preserve">Goals</w:t>
-      </w:r>
+        <w:t>Goals</w:t>
+      </w:r>
+      <w:bookmarkEnd w:id="3"/>
     </w:p>
     <w:p>
       <w:pPr>
@@ -233,13 +1616,7 @@
         <w:spacing w:after="90"/>
       </w:pPr>
       <w:r>
-        <w:rPr>
-          <w:rFonts w:ascii="Calibri" w:cs="Calibri" w:eastAsia="Calibri" w:hAnsi="Calibri"/>
-          <w:color w:val="000000"/>
-          <w:sz w:val="21"/>
-          <w:szCs w:val="21"/>
-        </w:rPr>
-        <w:t xml:space="preserve">Replace fragmented spreadsheet and email-based HR processes with one centralised interface.</w:t>
+        <w:t>Replace fragmented spreadsheet and email-based HR processes with one centralised interface.</w:t>
       </w:r>
     </w:p>
     <w:p>
@@ -252,13 +1629,7 @@
         <w:spacing w:after="90"/>
       </w:pPr>
       <w:r>
-        <w:rPr>
-          <w:rFonts w:ascii="Calibri" w:cs="Calibri" w:eastAsia="Calibri" w:hAnsi="Calibri"/>
-          <w:color w:val="000000"/>
-          <w:sz w:val="21"/>
-          <w:szCs w:val="21"/>
-        </w:rPr>
-        <w:t xml:space="preserve">Demonstrate that employee data, payroll, and attendance can be managed digitally without a back-end.</w:t>
+        <w:t>Demonstrate that employee data, payroll, and attendance can be managed digitally without a back-end.</w:t>
       </w:r>
     </w:p>
     <w:p>
@@ -271,13 +1642,7 @@
         <w:spacing w:after="90"/>
       </w:pPr>
       <w:r>
-        <w:rPr>
-          <w:rFonts w:ascii="Calibri" w:cs="Calibri" w:eastAsia="Calibri" w:hAnsi="Calibri"/>
-          <w:color w:val="000000"/>
-          <w:sz w:val="21"/>
-          <w:szCs w:val="21"/>
-        </w:rPr>
-        <w:t xml:space="preserve">Build an interface simple enough for non-technical HR staff to use confidently.</w:t>
+        <w:t>Build an interface simple enough for non-technical HR staff to use confidently.</w:t>
       </w:r>
     </w:p>
     <w:p>
@@ -290,313 +1655,317 @@
         <w:spacing w:after="90"/>
       </w:pPr>
       <w:r>
+        <w:t>Deliver a fully responsive app usable on desktop, tablet, and mobile.</w:t>
+      </w:r>
+    </w:p>
+    <w:p>
+      <w:pPr>
+        <w:pStyle w:val="Heading2"/>
+        <w:spacing w:before="280" w:after="120"/>
+      </w:pPr>
+      <w:bookmarkStart w:id="4" w:name="_Toc234824317"/>
+      <w:r>
         <w:rPr>
-          <w:rFonts w:ascii="Calibri" w:cs="Calibri" w:eastAsia="Calibri" w:hAnsi="Calibri"/>
-          <w:color w:val="000000"/>
-          <w:sz w:val="21"/>
-          <w:szCs w:val="21"/>
-        </w:rPr>
-        <w:t xml:space="preserve">Deliver a fully responsive app usable on desktop, tablet, and mobile.</w:t>
-      </w:r>
-    </w:p>
-    <w:p>
-      <w:pPr>
-        <w:pStyle w:val="Heading2"/>
-        <w:spacing w:after="120" w:before="280"/>
-      </w:pPr>
-      <w:r>
-        <w:rPr>
-          <w:rFonts w:ascii="Calibri" w:cs="Calibri" w:eastAsia="Calibri" w:hAnsi="Calibri"/>
           <w:b/>
           <w:bCs/>
           <w:color w:val="1A1400"/>
           <w:sz w:val="24"/>
           <w:szCs w:val="24"/>
         </w:rPr>
-        <w:t xml:space="preserve">Team Roles</w:t>
-      </w:r>
+        <w:t>Team Roles</w:t>
+      </w:r>
+      <w:bookmarkEnd w:id="4"/>
     </w:p>
     <w:tbl>
       <w:tblPr>
-        <w:tblW w:type="dxa" w:w="9360"/>
+        <w:tblW w:w="9360" w:type="dxa"/>
         <w:tblBorders>
-          <w:top w:val="single" w:color="auto" w:sz="4"/>
-          <w:left w:val="single" w:color="auto" w:sz="4"/>
-          <w:bottom w:val="single" w:color="auto" w:sz="4"/>
-          <w:right w:val="single" w:color="auto" w:sz="4"/>
-          <w:insideH w:val="single" w:color="auto" w:sz="4"/>
-          <w:insideV w:val="single" w:color="auto" w:sz="4"/>
+          <w:top w:val="single" w:sz="4" w:space="0" w:color="auto"/>
+          <w:left w:val="single" w:sz="4" w:space="0" w:color="auto"/>
+          <w:bottom w:val="single" w:sz="4" w:space="0" w:color="auto"/>
+          <w:right w:val="single" w:sz="4" w:space="0" w:color="auto"/>
+          <w:insideH w:val="single" w:sz="4" w:space="0" w:color="auto"/>
+          <w:insideV w:val="single" w:sz="4" w:space="0" w:color="auto"/>
         </w:tblBorders>
+        <w:tblCellMar>
+          <w:left w:w="10" w:type="dxa"/>
+          <w:right w:w="10" w:type="dxa"/>
+        </w:tblCellMar>
+        <w:tblLook w:val="0000" w:firstRow="0" w:lastRow="0" w:firstColumn="0" w:lastColumn="0" w:noHBand="0" w:noVBand="0"/>
       </w:tblPr>
       <w:tblGrid>
         <w:gridCol w:w="2400"/>
         <w:gridCol w:w="6960"/>
       </w:tblGrid>
       <w:tr>
+        <w:tblPrEx>
+          <w:tblCellMar>
+            <w:top w:w="0" w:type="dxa"/>
+            <w:bottom w:w="0" w:type="dxa"/>
+          </w:tblCellMar>
+        </w:tblPrEx>
         <w:trPr>
           <w:tblHeader/>
         </w:trPr>
         <w:tc>
           <w:tcPr>
-            <w:tcW w:type="dxa" w:w="2400"/>
-            <w:shd w:fill="FFBA27" w:color="auto" w:val="clear"/>
+            <w:tcW w:w="2400" w:type="dxa"/>
+            <w:shd w:val="clear" w:color="auto" w:fill="FFBA27"/>
             <w:tcMar>
-              <w:top w:type="dxa" w:w="100"/>
-              <w:left w:type="dxa" w:w="120"/>
-              <w:bottom w:type="dxa" w:w="100"/>
-              <w:right w:type="dxa" w:w="120"/>
+              <w:top w:w="100" w:type="dxa"/>
+              <w:left w:w="120" w:type="dxa"/>
+              <w:bottom w:w="100" w:type="dxa"/>
+              <w:right w:w="120" w:type="dxa"/>
             </w:tcMar>
             <w:vAlign w:val="center"/>
           </w:tcPr>
           <w:p>
             <w:r>
               <w:rPr>
-                <w:rFonts w:ascii="Calibri" w:cs="Calibri" w:eastAsia="Calibri" w:hAnsi="Calibri"/>
                 <w:b/>
                 <w:bCs/>
                 <w:color w:val="1A1400"/>
                 <w:sz w:val="20"/>
                 <w:szCs w:val="20"/>
               </w:rPr>
-              <w:t xml:space="preserve">Team Member</w:t>
+              <w:t>Team Member</w:t>
             </w:r>
           </w:p>
         </w:tc>
         <w:tc>
           <w:tcPr>
-            <w:tcW w:type="dxa" w:w="6960"/>
-            <w:shd w:fill="FFBA27" w:color="auto" w:val="clear"/>
+            <w:tcW w:w="6960" w:type="dxa"/>
+            <w:shd w:val="clear" w:color="auto" w:fill="FFBA27"/>
             <w:tcMar>
-              <w:top w:type="dxa" w:w="100"/>
-              <w:left w:type="dxa" w:w="120"/>
-              <w:bottom w:type="dxa" w:w="100"/>
-              <w:right w:type="dxa" w:w="120"/>
+              <w:top w:w="100" w:type="dxa"/>
+              <w:left w:w="120" w:type="dxa"/>
+              <w:bottom w:w="100" w:type="dxa"/>
+              <w:right w:w="120" w:type="dxa"/>
             </w:tcMar>
             <w:vAlign w:val="center"/>
           </w:tcPr>
           <w:p>
             <w:r>
               <w:rPr>
-                <w:rFonts w:ascii="Calibri" w:cs="Calibri" w:eastAsia="Calibri" w:hAnsi="Calibri"/>
                 <w:b/>
                 <w:bCs/>
                 <w:color w:val="1A1400"/>
                 <w:sz w:val="20"/>
                 <w:szCs w:val="20"/>
               </w:rPr>
-              <w:t xml:space="preserve">Responsibilities</w:t>
+              <w:t>Responsibilities</w:t>
             </w:r>
           </w:p>
         </w:tc>
       </w:tr>
       <w:tr>
+        <w:tblPrEx>
+          <w:tblCellMar>
+            <w:top w:w="0" w:type="dxa"/>
+            <w:bottom w:w="0" w:type="dxa"/>
+          </w:tblCellMar>
+        </w:tblPrEx>
         <w:tc>
           <w:tcPr>
-            <w:tcW w:type="dxa" w:w="2400"/>
-            <w:shd w:fill="FFFEEC" w:color="auto" w:val="clear"/>
+            <w:tcW w:w="2400" w:type="dxa"/>
+            <w:shd w:val="clear" w:color="auto" w:fill="FFFEEC"/>
             <w:tcMar>
-              <w:top w:type="dxa" w:w="100"/>
-              <w:left w:type="dxa" w:w="120"/>
-              <w:bottom w:type="dxa" w:w="100"/>
-              <w:right w:type="dxa" w:w="120"/>
+              <w:top w:w="100" w:type="dxa"/>
+              <w:left w:w="120" w:type="dxa"/>
+              <w:bottom w:w="100" w:type="dxa"/>
+              <w:right w:w="120" w:type="dxa"/>
             </w:tcMar>
             <w:vAlign w:val="center"/>
           </w:tcPr>
           <w:p>
             <w:r>
               <w:rPr>
-                <w:rFonts w:ascii="Calibri" w:cs="Calibri" w:eastAsia="Calibri" w:hAnsi="Calibri"/>
                 <w:b/>
                 <w:bCs/>
-                <w:color w:val="000000"/>
                 <w:sz w:val="20"/>
                 <w:szCs w:val="20"/>
               </w:rPr>
-              <w:t xml:space="preserve">Vuyolwethu</w:t>
+              <w:t>Vuyolwethu</w:t>
             </w:r>
           </w:p>
         </w:tc>
         <w:tc>
           <w:tcPr>
-            <w:tcW w:type="dxa" w:w="6960"/>
+            <w:tcW w:w="6960" w:type="dxa"/>
             <w:tcMar>
-              <w:top w:type="dxa" w:w="100"/>
-              <w:left w:type="dxa" w:w="120"/>
-              <w:bottom w:type="dxa" w:w="100"/>
-              <w:right w:type="dxa" w:w="120"/>
+              <w:top w:w="100" w:type="dxa"/>
+              <w:left w:w="120" w:type="dxa"/>
+              <w:bottom w:w="100" w:type="dxa"/>
+              <w:right w:w="120" w:type="dxa"/>
             </w:tcMar>
             <w:vAlign w:val="center"/>
           </w:tcPr>
           <w:p>
             <w:r>
               <w:rPr>
-                <w:rFonts w:ascii="Calibri" w:cs="Calibri" w:eastAsia="Calibri" w:hAnsi="Calibri"/>
-                <w:b w:val="false"/>
-                <w:bCs w:val="false"/>
-                <w:color w:val="000000"/>
                 <w:sz w:val="20"/>
                 <w:szCs w:val="20"/>
               </w:rPr>
-              <w:t xml:space="preserve">Payroll Page, Employee Page, Requests Page</w:t>
+              <w:t>Payroll Page, Employee Page, Requests Page</w:t>
             </w:r>
           </w:p>
         </w:tc>
       </w:tr>
       <w:tr>
+        <w:tblPrEx>
+          <w:tblCellMar>
+            <w:top w:w="0" w:type="dxa"/>
+            <w:bottom w:w="0" w:type="dxa"/>
+          </w:tblCellMar>
+        </w:tblPrEx>
         <w:tc>
           <w:tcPr>
-            <w:tcW w:type="dxa" w:w="2400"/>
-            <w:shd w:fill="FFFEEC" w:color="auto" w:val="clear"/>
+            <w:tcW w:w="2400" w:type="dxa"/>
+            <w:shd w:val="clear" w:color="auto" w:fill="FFFEEC"/>
             <w:tcMar>
-              <w:top w:type="dxa" w:w="100"/>
-              <w:left w:type="dxa" w:w="120"/>
-              <w:bottom w:type="dxa" w:w="100"/>
-              <w:right w:type="dxa" w:w="120"/>
+              <w:top w:w="100" w:type="dxa"/>
+              <w:left w:w="120" w:type="dxa"/>
+              <w:bottom w:w="100" w:type="dxa"/>
+              <w:right w:w="120" w:type="dxa"/>
             </w:tcMar>
             <w:vAlign w:val="center"/>
           </w:tcPr>
           <w:p>
             <w:r>
               <w:rPr>
-                <w:rFonts w:ascii="Calibri" w:cs="Calibri" w:eastAsia="Calibri" w:hAnsi="Calibri"/>
                 <w:b/>
                 <w:bCs/>
-                <w:color w:val="000000"/>
                 <w:sz w:val="20"/>
                 <w:szCs w:val="20"/>
               </w:rPr>
-              <w:t xml:space="preserve">Yaghya</w:t>
+              <w:t>Yaghya</w:t>
             </w:r>
           </w:p>
         </w:tc>
         <w:tc>
           <w:tcPr>
-            <w:tcW w:type="dxa" w:w="6960"/>
+            <w:tcW w:w="6960" w:type="dxa"/>
             <w:tcMar>
-              <w:top w:type="dxa" w:w="100"/>
-              <w:left w:type="dxa" w:w="120"/>
-              <w:bottom w:type="dxa" w:w="100"/>
-              <w:right w:type="dxa" w:w="120"/>
+              <w:top w:w="100" w:type="dxa"/>
+              <w:left w:w="120" w:type="dxa"/>
+              <w:bottom w:w="100" w:type="dxa"/>
+              <w:right w:w="120" w:type="dxa"/>
             </w:tcMar>
             <w:vAlign w:val="center"/>
           </w:tcPr>
           <w:p>
             <w:r>
               <w:rPr>
-                <w:rFonts w:ascii="Calibri" w:cs="Calibri" w:eastAsia="Calibri" w:hAnsi="Calibri"/>
-                <w:b w:val="false"/>
-                <w:bCs w:val="false"/>
-                <w:color w:val="000000"/>
                 <w:sz w:val="20"/>
                 <w:szCs w:val="20"/>
               </w:rPr>
-              <w:t xml:space="preserve">Login Page, Attendance Page, Performance Page</w:t>
+              <w:t>Login Page, Attendance Page, Performance Page</w:t>
             </w:r>
           </w:p>
         </w:tc>
       </w:tr>
       <w:tr>
+        <w:tblPrEx>
+          <w:tblCellMar>
+            <w:top w:w="0" w:type="dxa"/>
+            <w:bottom w:w="0" w:type="dxa"/>
+          </w:tblCellMar>
+        </w:tblPrEx>
         <w:tc>
           <w:tcPr>
-            <w:tcW w:type="dxa" w:w="2400"/>
-            <w:shd w:fill="FFFEEC" w:color="auto" w:val="clear"/>
+            <w:tcW w:w="2400" w:type="dxa"/>
+            <w:shd w:val="clear" w:color="auto" w:fill="FFFEEC"/>
             <w:tcMar>
-              <w:top w:type="dxa" w:w="100"/>
-              <w:left w:type="dxa" w:w="120"/>
-              <w:bottom w:type="dxa" w:w="100"/>
-              <w:right w:type="dxa" w:w="120"/>
+              <w:top w:w="100" w:type="dxa"/>
+              <w:left w:w="120" w:type="dxa"/>
+              <w:bottom w:w="100" w:type="dxa"/>
+              <w:right w:w="120" w:type="dxa"/>
             </w:tcMar>
             <w:vAlign w:val="center"/>
           </w:tcPr>
           <w:p>
             <w:r>
               <w:rPr>
-                <w:rFonts w:ascii="Calibri" w:cs="Calibri" w:eastAsia="Calibri" w:hAnsi="Calibri"/>
                 <w:b/>
                 <w:bCs/>
-                <w:color w:val="000000"/>
                 <w:sz w:val="20"/>
                 <w:szCs w:val="20"/>
               </w:rPr>
-              <w:t xml:space="preserve">Stephan</w:t>
+              <w:t>Stephan</w:t>
             </w:r>
           </w:p>
         </w:tc>
         <w:tc>
           <w:tcPr>
-            <w:tcW w:type="dxa" w:w="6960"/>
+            <w:tcW w:w="6960" w:type="dxa"/>
             <w:tcMar>
-              <w:top w:type="dxa" w:w="100"/>
-              <w:left w:type="dxa" w:w="120"/>
-              <w:bottom w:type="dxa" w:w="100"/>
-              <w:right w:type="dxa" w:w="120"/>
+              <w:top w:w="100" w:type="dxa"/>
+              <w:left w:w="120" w:type="dxa"/>
+              <w:bottom w:w="100" w:type="dxa"/>
+              <w:right w:w="120" w:type="dxa"/>
             </w:tcMar>
             <w:vAlign w:val="center"/>
           </w:tcPr>
           <w:p>
             <w:r>
               <w:rPr>
-                <w:rFonts w:ascii="Calibri" w:cs="Calibri" w:eastAsia="Calibri" w:hAnsi="Calibri"/>
-                <w:b w:val="false"/>
-                <w:bCs w:val="false"/>
-                <w:color w:val="000000"/>
                 <w:sz w:val="20"/>
                 <w:szCs w:val="20"/>
               </w:rPr>
-              <w:t xml:space="preserve">Figma Wireframes, Home Page</w:t>
+              <w:t>Figma Wireframes, Home Page</w:t>
             </w:r>
           </w:p>
         </w:tc>
       </w:tr>
       <w:tr>
+        <w:tblPrEx>
+          <w:tblCellMar>
+            <w:top w:w="0" w:type="dxa"/>
+            <w:bottom w:w="0" w:type="dxa"/>
+          </w:tblCellMar>
+        </w:tblPrEx>
         <w:tc>
           <w:tcPr>
-            <w:tcW w:type="dxa" w:w="2400"/>
-            <w:shd w:fill="FFFEEC" w:color="auto" w:val="clear"/>
+            <w:tcW w:w="2400" w:type="dxa"/>
+            <w:shd w:val="clear" w:color="auto" w:fill="FFFEEC"/>
             <w:tcMar>
-              <w:top w:type="dxa" w:w="100"/>
-              <w:left w:type="dxa" w:w="120"/>
-              <w:bottom w:type="dxa" w:w="100"/>
-              <w:right w:type="dxa" w:w="120"/>
+              <w:top w:w="100" w:type="dxa"/>
+              <w:left w:w="120" w:type="dxa"/>
+              <w:bottom w:w="100" w:type="dxa"/>
+              <w:right w:w="120" w:type="dxa"/>
             </w:tcMar>
             <w:vAlign w:val="center"/>
           </w:tcPr>
           <w:p>
             <w:r>
               <w:rPr>
-                <w:rFonts w:ascii="Calibri" w:cs="Calibri" w:eastAsia="Calibri" w:hAnsi="Calibri"/>
                 <w:b/>
                 <w:bCs/>
-                <w:color w:val="000000"/>
                 <w:sz w:val="20"/>
                 <w:szCs w:val="20"/>
               </w:rPr>
-              <w:t xml:space="preserve">Karah</w:t>
+              <w:t>Karah</w:t>
             </w:r>
           </w:p>
         </w:tc>
         <w:tc>
           <w:tcPr>
-            <w:tcW w:type="dxa" w:w="6960"/>
+            <w:tcW w:w="6960" w:type="dxa"/>
             <w:tcMar>
-              <w:top w:type="dxa" w:w="100"/>
-              <w:left w:type="dxa" w:w="120"/>
-              <w:bottom w:type="dxa" w:w="100"/>
-              <w:right w:type="dxa" w:w="120"/>
+              <w:top w:w="100" w:type="dxa"/>
+              <w:left w:w="120" w:type="dxa"/>
+              <w:bottom w:w="100" w:type="dxa"/>
+              <w:right w:w="120" w:type="dxa"/>
             </w:tcMar>
             <w:vAlign w:val="center"/>
           </w:tcPr>
           <w:p>
             <w:r>
               <w:rPr>
-                <w:rFonts w:ascii="Calibri" w:cs="Calibri" w:eastAsia="Calibri" w:hAnsi="Calibri"/>
-                <w:b w:val="false"/>
-                <w:bCs w:val="false"/>
-                <w:color w:val="000000"/>
                 <w:sz w:val="20"/>
                 <w:szCs w:val="20"/>
               </w:rPr>
-              <w:t xml:space="preserve">About Page, Contact Page</w:t>
+              <w:t>About Page, Contact Page</w:t>
             </w:r>
           </w:p>
         </w:tc>
@@ -610,19 +1979,20 @@
     <w:p>
       <w:pPr>
         <w:pStyle w:val="Heading2"/>
-        <w:spacing w:after="120" w:before="280"/>
-      </w:pPr>
+        <w:spacing w:before="280" w:after="120"/>
+      </w:pPr>
+      <w:bookmarkStart w:id="5" w:name="_Toc234824318"/>
       <w:r>
         <w:rPr>
-          <w:rFonts w:ascii="Calibri" w:cs="Calibri" w:eastAsia="Calibri" w:hAnsi="Calibri"/>
           <w:b/>
           <w:bCs/>
           <w:color w:val="1A1400"/>
           <w:sz w:val="24"/>
           <w:szCs w:val="24"/>
         </w:rPr>
-        <w:t xml:space="preserve">Project Scope</w:t>
-      </w:r>
+        <w:t>Project Scope</w:t>
+      </w:r>
+      <w:bookmarkEnd w:id="5"/>
     </w:p>
     <w:p>
       <w:pPr>
@@ -630,86 +2000,70 @@
       </w:pPr>
       <w:r>
         <w:rPr>
-          <w:rFonts w:ascii="Calibri" w:cs="Calibri" w:eastAsia="Calibri" w:hAnsi="Calibri"/>
           <w:b/>
           <w:bCs/>
           <w:color w:val="1A1400"/>
-          <w:sz w:val="21"/>
-          <w:szCs w:val="21"/>
         </w:rPr>
         <w:t xml:space="preserve">In scope: </w:t>
       </w:r>
       <w:r>
+        <w:t>A front-end-only web app using dummy/localStorage data covering employee management, payroll calculation, time-off requests, and attendance tracking, built with HTML, CSS, JavaScript, Vue.js, and Bootstrap.</w:t>
+      </w:r>
+    </w:p>
+    <w:p>
+      <w:pPr>
+        <w:spacing w:after="90"/>
+      </w:pPr>
+      <w:r>
         <w:rPr>
-          <w:rFonts w:ascii="Calibri" w:cs="Calibri" w:eastAsia="Calibri" w:hAnsi="Calibri"/>
-          <w:color w:val="000000"/>
-          <w:sz w:val="21"/>
-          <w:szCs w:val="21"/>
-        </w:rPr>
-        <w:t xml:space="preserve">A front-end-only web app using dummy/localStorage data covering employee management, payroll calculation, time-off requests, and attendance tracking, built with HTML, CSS, JavaScript, Vue.js, and Bootstrap.</w:t>
-      </w:r>
-    </w:p>
-    <w:p>
-      <w:pPr>
-        <w:spacing w:after="90"/>
-      </w:pPr>
-      <w:r>
-        <w:rPr>
-          <w:rFonts w:ascii="Calibri" w:cs="Calibri" w:eastAsia="Calibri" w:hAnsi="Calibri"/>
           <w:b/>
           <w:bCs/>
           <w:color w:val="1A1400"/>
-          <w:sz w:val="21"/>
-          <w:szCs w:val="21"/>
         </w:rPr>
         <w:t xml:space="preserve">Out of scope: </w:t>
       </w:r>
       <w:r>
-        <w:rPr>
-          <w:rFonts w:ascii="Calibri" w:cs="Calibri" w:eastAsia="Calibri" w:hAnsi="Calibri"/>
-          <w:color w:val="000000"/>
-          <w:sz w:val="21"/>
-          <w:szCs w:val="21"/>
-        </w:rPr>
-        <w:t xml:space="preserve">Any real back-end, database, authentication server, or live payroll/HR integration — this is a proof of concept only.</w:t>
+        <w:t>Any real back-end, database, authentication server, or live payroll/HR integration — this is a proof of concept only.</w:t>
       </w:r>
     </w:p>
     <w:p>
       <w:pPr>
         <w:pStyle w:val="Heading1"/>
         <w:pBdr>
-          <w:bottom w:val="single" w:color="FFBA27" w:sz="12" w:space="4"/>
+          <w:bottom w:val="single" w:sz="12" w:space="4" w:color="FFBA27"/>
         </w:pBdr>
-        <w:spacing w:after="200" w:before="400"/>
-      </w:pPr>
+        <w:spacing w:before="400" w:after="200"/>
+      </w:pPr>
+      <w:bookmarkStart w:id="6" w:name="_Toc234824319"/>
       <w:r>
         <w:rPr>
-          <w:rFonts w:ascii="Calibri" w:cs="Calibri" w:eastAsia="Calibri" w:hAnsi="Calibri"/>
           <w:b/>
           <w:bCs/>
           <w:color w:val="1A1400"/>
           <w:sz w:val="30"/>
           <w:szCs w:val="30"/>
         </w:rPr>
-        <w:t xml:space="preserve">Analysis</w:t>
-      </w:r>
+        <w:t>Analysis</w:t>
+      </w:r>
+      <w:bookmarkEnd w:id="6"/>
     </w:p>
     <w:p>
       <w:pPr>
         <w:pStyle w:val="Heading2"/>
-        <w:spacing w:after="120" w:before="280"/>
-      </w:pPr>
+        <w:spacing w:before="280" w:after="120"/>
+      </w:pPr>
+      <w:bookmarkStart w:id="7" w:name="_Toc234824320"/>
       <w:r>
         <w:rPr>
-          <w:rFonts w:ascii="Calibri" w:cs="Calibri" w:eastAsia="Calibri" w:hAnsi="Calibri"/>
           <w:b/>
           <w:bCs/>
           <w:color w:val="1A1400"/>
           <w:sz w:val="24"/>
           <w:szCs w:val="24"/>
         </w:rPr>
-        <w:t xml:space="preserve">User Requirements</w:t>
-      </w:r>
+        <w:t>User Requirements</w:t>
+      </w:r>
+      <w:bookmarkEnd w:id="7"/>
     </w:p>
     <w:p>
       <w:pPr>
@@ -721,13 +2075,7 @@
         <w:spacing w:after="90"/>
       </w:pPr>
       <w:r>
-        <w:rPr>
-          <w:rFonts w:ascii="Calibri" w:cs="Calibri" w:eastAsia="Calibri" w:hAnsi="Calibri"/>
-          <w:color w:val="000000"/>
-          <w:sz w:val="21"/>
-          <w:szCs w:val="21"/>
-        </w:rPr>
-        <w:t xml:space="preserve">HR staff need to quickly find an employee's record, approve or deny leave requests, and view a payslip without technical help.</w:t>
+        <w:t>HR staff need to quickly find an employee's record, approve or deny leave requests, and view a payslip without technical help.</w:t>
       </w:r>
     </w:p>
     <w:p>
@@ -740,13 +2088,7 @@
         <w:spacing w:after="90"/>
       </w:pPr>
       <w:r>
-        <w:rPr>
-          <w:rFonts w:ascii="Calibri" w:cs="Calibri" w:eastAsia="Calibri" w:hAnsi="Calibri"/>
-          <w:color w:val="000000"/>
-          <w:sz w:val="21"/>
-          <w:szCs w:val="21"/>
-        </w:rPr>
-        <w:t xml:space="preserve">HR staff need to be able to navigate seamlessly and easily across pages.</w:t>
+        <w:t>HR staff need to be able to navigate seamlessly and easily across pages.</w:t>
       </w:r>
     </w:p>
     <w:p>
@@ -759,13 +2101,7 @@
         <w:spacing w:after="90"/>
       </w:pPr>
       <w:r>
-        <w:rPr>
-          <w:rFonts w:ascii="Calibri" w:cs="Calibri" w:eastAsia="Calibri" w:hAnsi="Calibri"/>
-          <w:color w:val="000000"/>
-          <w:sz w:val="21"/>
-          <w:szCs w:val="21"/>
-        </w:rPr>
-        <w:t xml:space="preserve">Non-technical staff should be able to use the site.</w:t>
+        <w:t>Non-technical staff should be able to use the site.</w:t>
       </w:r>
     </w:p>
     <w:p>
@@ -778,13 +2114,7 @@
         <w:spacing w:after="90"/>
       </w:pPr>
       <w:r>
-        <w:rPr>
-          <w:rFonts w:ascii="Calibri" w:cs="Calibri" w:eastAsia="Calibri" w:hAnsi="Calibri"/>
-          <w:color w:val="000000"/>
-          <w:sz w:val="21"/>
-          <w:szCs w:val="21"/>
-        </w:rPr>
-        <w:t xml:space="preserve">HR staff need to be able to track attendance.</w:t>
+        <w:t>HR staff need to be able to track attendance.</w:t>
       </w:r>
     </w:p>
     <w:p>
@@ -797,13 +2127,8 @@
         <w:spacing w:after="90"/>
       </w:pPr>
       <w:r>
-        <w:rPr>
-          <w:rFonts w:ascii="Calibri" w:cs="Calibri" w:eastAsia="Calibri" w:hAnsi="Calibri"/>
-          <w:color w:val="000000"/>
-          <w:sz w:val="21"/>
-          <w:szCs w:val="21"/>
-        </w:rPr>
-        <w:t xml:space="preserve">Employees need to be able to create and send leave requests to HR staff.</w:t>
+        <w:lastRenderedPageBreak/>
+        <w:t>Employees need to be able to create and send leave requests to HR staff.</w:t>
       </w:r>
     </w:p>
     <w:p>
@@ -816,31 +2141,26 @@
         <w:spacing w:after="90"/>
       </w:pPr>
       <w:r>
+        <w:t>Employees need to be able to contact HR for varying inquiries.</w:t>
+      </w:r>
+    </w:p>
+    <w:p>
+      <w:pPr>
+        <w:pStyle w:val="Heading2"/>
+        <w:spacing w:before="280" w:after="120"/>
+      </w:pPr>
+      <w:bookmarkStart w:id="8" w:name="_Toc234824321"/>
+      <w:r>
         <w:rPr>
-          <w:rFonts w:ascii="Calibri" w:cs="Calibri" w:eastAsia="Calibri" w:hAnsi="Calibri"/>
-          <w:color w:val="000000"/>
-          <w:sz w:val="21"/>
-          <w:szCs w:val="21"/>
-        </w:rPr>
-        <w:t xml:space="preserve">Employees need to be able to contact HR for varying inquiries.</w:t>
-      </w:r>
-    </w:p>
-    <w:p>
-      <w:pPr>
-        <w:pStyle w:val="Heading2"/>
-        <w:spacing w:after="120" w:before="280"/>
-      </w:pPr>
-      <w:r>
-        <w:rPr>
-          <w:rFonts w:ascii="Calibri" w:cs="Calibri" w:eastAsia="Calibri" w:hAnsi="Calibri"/>
           <w:b/>
           <w:bCs/>
           <w:color w:val="1A1400"/>
           <w:sz w:val="24"/>
           <w:szCs w:val="24"/>
         </w:rPr>
-        <w:t xml:space="preserve">Functional Requirements</w:t>
-      </w:r>
+        <w:t>Functional Requirements</w:t>
+      </w:r>
+      <w:bookmarkEnd w:id="8"/>
     </w:p>
     <w:p>
       <w:pPr>
@@ -852,13 +2172,7 @@
         <w:spacing w:after="90"/>
       </w:pPr>
       <w:r>
-        <w:rPr>
-          <w:rFonts w:ascii="Calibri" w:cs="Calibri" w:eastAsia="Calibri" w:hAnsi="Calibri"/>
-          <w:color w:val="000000"/>
-          <w:sz w:val="21"/>
-          <w:szCs w:val="21"/>
-        </w:rPr>
-        <w:t xml:space="preserve">Use Bootstrap and Vue.js.</w:t>
+        <w:t>Use Bootstrap and Vue.js.</w:t>
       </w:r>
     </w:p>
     <w:p>
@@ -871,13 +2185,7 @@
         <w:spacing w:after="90"/>
       </w:pPr>
       <w:r>
-        <w:rPr>
-          <w:rFonts w:ascii="Calibri" w:cs="Calibri" w:eastAsia="Calibri" w:hAnsi="Calibri"/>
-          <w:color w:val="000000"/>
-          <w:sz w:val="21"/>
-          <w:szCs w:val="21"/>
-        </w:rPr>
-        <w:t xml:space="preserve">Create and use dummy data for all functionalities.</w:t>
+        <w:t>Create and use dummy data for all functionalities.</w:t>
       </w:r>
     </w:p>
     <w:p>
@@ -890,13 +2198,7 @@
         <w:spacing w:after="90"/>
       </w:pPr>
       <w:r>
-        <w:rPr>
-          <w:rFonts w:ascii="Calibri" w:cs="Calibri" w:eastAsia="Calibri" w:hAnsi="Calibri"/>
-          <w:color w:val="000000"/>
-          <w:sz w:val="21"/>
-          <w:szCs w:val="21"/>
-        </w:rPr>
-        <w:t xml:space="preserve">Ensure all data manipulations happen on the client side.</w:t>
+        <w:t>Ensure all data manipulations happen on the client side.</w:t>
       </w:r>
     </w:p>
     <w:p>
@@ -909,13 +2211,7 @@
         <w:spacing w:after="90"/>
       </w:pPr>
       <w:r>
-        <w:rPr>
-          <w:rFonts w:ascii="Calibri" w:cs="Calibri" w:eastAsia="Calibri" w:hAnsi="Calibri"/>
-          <w:color w:val="000000"/>
-          <w:sz w:val="21"/>
-          <w:szCs w:val="21"/>
-        </w:rPr>
-        <w:t xml:space="preserve">Ensure cross-browser compatibility.</w:t>
+        <w:t>Ensure cross-browser compatibility.</w:t>
       </w:r>
     </w:p>
     <w:p>
@@ -928,31 +2224,26 @@
         <w:spacing w:after="90"/>
       </w:pPr>
       <w:r>
+        <w:t>Follow best practices for code organisation and commenting.</w:t>
+      </w:r>
+    </w:p>
+    <w:p>
+      <w:pPr>
+        <w:pStyle w:val="Heading2"/>
+        <w:spacing w:before="280" w:after="120"/>
+      </w:pPr>
+      <w:bookmarkStart w:id="9" w:name="_Toc234824322"/>
+      <w:r>
         <w:rPr>
-          <w:rFonts w:ascii="Calibri" w:cs="Calibri" w:eastAsia="Calibri" w:hAnsi="Calibri"/>
-          <w:color w:val="000000"/>
-          <w:sz w:val="21"/>
-          <w:szCs w:val="21"/>
-        </w:rPr>
-        <w:t xml:space="preserve">Follow best practices for code organisation and commenting.</w:t>
-      </w:r>
-    </w:p>
-    <w:p>
-      <w:pPr>
-        <w:pStyle w:val="Heading2"/>
-        <w:spacing w:after="120" w:before="280"/>
-      </w:pPr>
-      <w:r>
-        <w:rPr>
-          <w:rFonts w:ascii="Calibri" w:cs="Calibri" w:eastAsia="Calibri" w:hAnsi="Calibri"/>
           <w:b/>
           <w:bCs/>
           <w:color w:val="1A1400"/>
           <w:sz w:val="24"/>
           <w:szCs w:val="24"/>
         </w:rPr>
-        <w:t xml:space="preserve">Non-Functional Requirements</w:t>
-      </w:r>
+        <w:t>Non-Functional Requirements</w:t>
+      </w:r>
+      <w:bookmarkEnd w:id="9"/>
     </w:p>
     <w:p>
       <w:pPr>
@@ -964,13 +2255,7 @@
         <w:spacing w:after="90"/>
       </w:pPr>
       <w:r>
-        <w:rPr>
-          <w:rFonts w:ascii="Calibri" w:cs="Calibri" w:eastAsia="Calibri" w:hAnsi="Calibri"/>
-          <w:color w:val="000000"/>
-          <w:sz w:val="21"/>
-          <w:szCs w:val="21"/>
-        </w:rPr>
-        <w:t xml:space="preserve">The interface must be responsive across desktop, tablet, and mobile screen sizes.</w:t>
+        <w:t>The interface must be responsive across desktop, tablet, and mobile screen sizes.</w:t>
       </w:r>
     </w:p>
     <w:p>
@@ -983,13 +2268,7 @@
         <w:spacing w:after="90"/>
       </w:pPr>
       <w:r>
-        <w:rPr>
-          <w:rFonts w:ascii="Calibri" w:cs="Calibri" w:eastAsia="Calibri" w:hAnsi="Calibri"/>
-          <w:color w:val="000000"/>
-          <w:sz w:val="21"/>
-          <w:szCs w:val="21"/>
-        </w:rPr>
-        <w:t xml:space="preserve">Pages should load quickly with no noticeable lag when switching views.</w:t>
+        <w:t>Pages should load quickly with no noticeable lag when switching views.</w:t>
       </w:r>
     </w:p>
     <w:p>
@@ -1002,13 +2281,7 @@
         <w:spacing w:after="90"/>
       </w:pPr>
       <w:r>
-        <w:rPr>
-          <w:rFonts w:ascii="Calibri" w:cs="Calibri" w:eastAsia="Calibri" w:hAnsi="Calibri"/>
-          <w:color w:val="000000"/>
-          <w:sz w:val="21"/>
-          <w:szCs w:val="21"/>
-        </w:rPr>
-        <w:t xml:space="preserve">The UI should stay visually consistent (colours, fonts, spacing) across every page.</w:t>
+        <w:t>The UI should stay visually consistent (colours, fonts, spacing) across every page.</w:t>
       </w:r>
     </w:p>
     <w:p>
@@ -1021,111 +2294,104 @@
         <w:spacing w:after="90"/>
       </w:pPr>
       <w:r>
-        <w:rPr>
-          <w:rFonts w:ascii="Calibri" w:cs="Calibri" w:eastAsia="Calibri" w:hAnsi="Calibri"/>
-          <w:color w:val="000000"/>
-          <w:sz w:val="21"/>
-          <w:szCs w:val="21"/>
-        </w:rPr>
-        <w:t xml:space="preserve">Data entered by the user should persist between sessions using localStorage.</w:t>
+        <w:t>Data entered by the user should persist between sessions using localStorage.</w:t>
       </w:r>
     </w:p>
     <w:p>
       <w:pPr>
         <w:pStyle w:val="Heading1"/>
         <w:pBdr>
-          <w:bottom w:val="single" w:color="FFBA27" w:sz="12" w:space="4"/>
+          <w:bottom w:val="single" w:sz="12" w:space="4" w:color="FFBA27"/>
         </w:pBdr>
-        <w:spacing w:after="200" w:before="400"/>
-      </w:pPr>
+        <w:spacing w:before="400" w:after="200"/>
+      </w:pPr>
+      <w:bookmarkStart w:id="10" w:name="_Toc234824323"/>
       <w:r>
         <w:rPr>
-          <w:rFonts w:ascii="Calibri" w:cs="Calibri" w:eastAsia="Calibri" w:hAnsi="Calibri"/>
           <w:b/>
           <w:bCs/>
           <w:color w:val="1A1400"/>
           <w:sz w:val="30"/>
           <w:szCs w:val="30"/>
         </w:rPr>
-        <w:t xml:space="preserve">Design</w:t>
-      </w:r>
+        <w:t>Design</w:t>
+      </w:r>
+      <w:bookmarkEnd w:id="10"/>
     </w:p>
     <w:p>
       <w:pPr>
         <w:pStyle w:val="Heading2"/>
-        <w:spacing w:after="120" w:before="280"/>
-      </w:pPr>
+        <w:spacing w:before="280" w:after="120"/>
+      </w:pPr>
+      <w:bookmarkStart w:id="11" w:name="_Toc234824324"/>
       <w:r>
         <w:rPr>
-          <w:rFonts w:ascii="Calibri" w:cs="Calibri" w:eastAsia="Calibri" w:hAnsi="Calibri"/>
           <w:b/>
           <w:bCs/>
           <w:color w:val="1A1400"/>
           <w:sz w:val="24"/>
           <w:szCs w:val="24"/>
         </w:rPr>
-        <w:t xml:space="preserve">Figma Wireframes</w:t>
-      </w:r>
+        <w:t>Figma Wireframes</w:t>
+      </w:r>
+      <w:bookmarkEnd w:id="11"/>
     </w:p>
     <w:p>
       <w:pPr>
         <w:spacing w:after="200"/>
       </w:pPr>
-      <w:hyperlink w:history="1" r:id="rIdvamqaygop7uwpcbddbk4e">
+      <w:hyperlink r:id="rId5" w:history="1">
         <w:r>
           <w:rPr>
-            <w:rFonts w:ascii="Calibri" w:cs="Calibri" w:eastAsia="Calibri" w:hAnsi="Calibri"/>
             <w:color w:val="0563C1"/>
-            <w:sz w:val="21"/>
-            <w:szCs w:val="21"/>
             <w:u w:val="single"/>
           </w:rPr>
-          <w:t xml:space="preserve">View the Figma wireframes →</w:t>
+          <w:t>View the Figma wireframes →</w:t>
         </w:r>
       </w:hyperlink>
     </w:p>
     <w:p>
       <w:pPr>
         <w:pStyle w:val="Heading2"/>
-        <w:spacing w:after="120" w:before="280"/>
-      </w:pPr>
+        <w:spacing w:before="280" w:after="120"/>
+      </w:pPr>
+      <w:bookmarkStart w:id="12" w:name="_Toc234824325"/>
       <w:r>
         <w:rPr>
-          <w:rFonts w:ascii="Calibri" w:cs="Calibri" w:eastAsia="Calibri" w:hAnsi="Calibri"/>
           <w:b/>
           <w:bCs/>
           <w:color w:val="1A1400"/>
           <w:sz w:val="24"/>
           <w:szCs w:val="24"/>
         </w:rPr>
-        <w:t xml:space="preserve">User Interface Decisions</w:t>
-      </w:r>
-    </w:p>
-    <w:p>
-      <w:pPr>
-        <w:spacing w:after="160" w:line="276"/>
-      </w:pPr>
-      <w:r>
-        <w:rPr>
-          <w:rFonts w:ascii="Calibri" w:cs="Calibri" w:eastAsia="Calibri" w:hAnsi="Calibri"/>
-          <w:color w:val="000000"/>
-          <w:sz w:val="21"/>
-          <w:szCs w:val="21"/>
-        </w:rPr>
-        <w:t xml:space="preserve">Top navigation bar, with a colour system applied consistently across every page:</w:t>
+        <w:t>User Interface Decisions</w:t>
+      </w:r>
+      <w:bookmarkEnd w:id="12"/>
+    </w:p>
+    <w:p>
+      <w:pPr>
+        <w:spacing w:after="160" w:line="276" w:lineRule="auto"/>
+      </w:pPr>
+      <w:r>
+        <w:t>Top navigation bar, with a colour system applied consistently across every page:</w:t>
       </w:r>
     </w:p>
     <w:tbl>
       <w:tblPr>
-        <w:tblW w:type="dxa" w:w="6200"/>
+        <w:tblW w:w="6200" w:type="dxa"/>
         <w:tblBorders>
-          <w:top w:val="single" w:color="auto" w:sz="4"/>
-          <w:left w:val="single" w:color="auto" w:sz="4"/>
-          <w:bottom w:val="single" w:color="auto" w:sz="4"/>
-          <w:right w:val="single" w:color="auto" w:sz="4"/>
-          <w:insideH w:val="single" w:color="auto" w:sz="4"/>
-          <w:insideV w:val="single" w:color="auto" w:sz="4"/>
+          <w:top w:val="single" w:sz="4" w:space="0" w:color="auto"/>
+          <w:left w:val="single" w:sz="4" w:space="0" w:color="auto"/>
+          <w:bottom w:val="single" w:sz="4" w:space="0" w:color="auto"/>
+          <w:right w:val="single" w:sz="4" w:space="0" w:color="auto"/>
+          <w:insideH w:val="single" w:sz="4" w:space="0" w:color="auto"/>
+          <w:insideV w:val="single" w:sz="4" w:space="0" w:color="auto"/>
         </w:tblBorders>
+        <w:tblCellMar>
+          <w:left w:w="10" w:type="dxa"/>
+          <w:right w:w="10" w:type="dxa"/>
+        </w:tblCellMar>
+        <w:tblLook w:val="0000" w:firstRow="0" w:lastRow="0" w:firstColumn="0" w:lastColumn="0" w:noHBand="0" w:noVBand="0"/>
       </w:tblPr>
       <w:tblGrid>
         <w:gridCol w:w="1400"/>
@@ -1133,376 +2399,340 @@
         <w:gridCol w:w="2200"/>
       </w:tblGrid>
       <w:tr>
+        <w:tblPrEx>
+          <w:tblCellMar>
+            <w:top w:w="0" w:type="dxa"/>
+            <w:bottom w:w="0" w:type="dxa"/>
+          </w:tblCellMar>
+        </w:tblPrEx>
         <w:trPr>
           <w:tblHeader/>
         </w:trPr>
         <w:tc>
           <w:tcPr>
-            <w:tcW w:type="dxa" w:w="1400"/>
-            <w:shd w:fill="1A1400" w:color="auto" w:val="clear"/>
+            <w:tcW w:w="1400" w:type="dxa"/>
+            <w:shd w:val="clear" w:color="auto" w:fill="1A1400"/>
             <w:tcMar>
-              <w:top w:type="dxa" w:w="100"/>
-              <w:left w:type="dxa" w:w="120"/>
-              <w:bottom w:type="dxa" w:w="100"/>
-              <w:right w:type="dxa" w:w="120"/>
+              <w:top w:w="100" w:type="dxa"/>
+              <w:left w:w="120" w:type="dxa"/>
+              <w:bottom w:w="100" w:type="dxa"/>
+              <w:right w:w="120" w:type="dxa"/>
+            </w:tcMar>
+            <w:vAlign w:val="center"/>
+          </w:tcPr>
+          <w:p/>
+        </w:tc>
+        <w:tc>
+          <w:tcPr>
+            <w:tcW w:w="2600" w:type="dxa"/>
+            <w:shd w:val="clear" w:color="auto" w:fill="1A1400"/>
+            <w:tcMar>
+              <w:top w:w="100" w:type="dxa"/>
+              <w:left w:w="120" w:type="dxa"/>
+              <w:bottom w:w="100" w:type="dxa"/>
+              <w:right w:w="120" w:type="dxa"/>
             </w:tcMar>
             <w:vAlign w:val="center"/>
           </w:tcPr>
           <w:p>
             <w:r>
               <w:rPr>
-                <w:rFonts w:ascii="Calibri" w:cs="Calibri" w:eastAsia="Calibri" w:hAnsi="Calibri"/>
                 <w:b/>
                 <w:bCs/>
                 <w:color w:val="1A1400"/>
                 <w:sz w:val="20"/>
                 <w:szCs w:val="20"/>
               </w:rPr>
-              <w:t xml:space="preserve"/>
+              <w:t>Role</w:t>
             </w:r>
           </w:p>
         </w:tc>
         <w:tc>
           <w:tcPr>
-            <w:tcW w:type="dxa" w:w="2600"/>
-            <w:shd w:fill="1A1400" w:color="auto" w:val="clear"/>
+            <w:tcW w:w="2200" w:type="dxa"/>
+            <w:shd w:val="clear" w:color="auto" w:fill="1A1400"/>
             <w:tcMar>
-              <w:top w:type="dxa" w:w="100"/>
-              <w:left w:type="dxa" w:w="120"/>
-              <w:bottom w:type="dxa" w:w="100"/>
-              <w:right w:type="dxa" w:w="120"/>
+              <w:top w:w="100" w:type="dxa"/>
+              <w:left w:w="120" w:type="dxa"/>
+              <w:bottom w:w="100" w:type="dxa"/>
+              <w:right w:w="120" w:type="dxa"/>
             </w:tcMar>
             <w:vAlign w:val="center"/>
           </w:tcPr>
           <w:p>
             <w:r>
               <w:rPr>
-                <w:rFonts w:ascii="Calibri" w:cs="Calibri" w:eastAsia="Calibri" w:hAnsi="Calibri"/>
                 <w:b/>
                 <w:bCs/>
                 <w:color w:val="1A1400"/>
                 <w:sz w:val="20"/>
                 <w:szCs w:val="20"/>
               </w:rPr>
-              <w:t xml:space="preserve">Role</w:t>
+              <w:t>Hex</w:t>
+            </w:r>
+          </w:p>
+        </w:tc>
+      </w:tr>
+      <w:tr>
+        <w:tblPrEx>
+          <w:tblCellMar>
+            <w:top w:w="0" w:type="dxa"/>
+            <w:bottom w:w="0" w:type="dxa"/>
+          </w:tblCellMar>
+        </w:tblPrEx>
+        <w:tc>
+          <w:tcPr>
+            <w:tcW w:w="1400" w:type="dxa"/>
+            <w:shd w:val="clear" w:color="auto" w:fill="FFFEEC"/>
+            <w:tcMar>
+              <w:top w:w="100" w:type="dxa"/>
+              <w:left w:w="120" w:type="dxa"/>
+              <w:bottom w:w="100" w:type="dxa"/>
+              <w:right w:w="120" w:type="dxa"/>
+            </w:tcMar>
+          </w:tcPr>
+          <w:p/>
+        </w:tc>
+        <w:tc>
+          <w:tcPr>
+            <w:tcW w:w="2600" w:type="dxa"/>
+            <w:tcMar>
+              <w:top w:w="100" w:type="dxa"/>
+              <w:left w:w="120" w:type="dxa"/>
+              <w:bottom w:w="100" w:type="dxa"/>
+              <w:right w:w="120" w:type="dxa"/>
+            </w:tcMar>
+            <w:vAlign w:val="center"/>
+          </w:tcPr>
+          <w:p>
+            <w:r>
+              <w:rPr>
+                <w:b/>
+                <w:bCs/>
+                <w:sz w:val="20"/>
+                <w:szCs w:val="20"/>
+              </w:rPr>
+              <w:t>Main colour (background)</w:t>
             </w:r>
           </w:p>
         </w:tc>
         <w:tc>
           <w:tcPr>
-            <w:tcW w:type="dxa" w:w="2200"/>
-            <w:shd w:fill="1A1400" w:color="auto" w:val="clear"/>
+            <w:tcW w:w="2200" w:type="dxa"/>
             <w:tcMar>
-              <w:top w:type="dxa" w:w="100"/>
-              <w:left w:type="dxa" w:w="120"/>
-              <w:bottom w:type="dxa" w:w="100"/>
-              <w:right w:type="dxa" w:w="120"/>
+              <w:top w:w="100" w:type="dxa"/>
+              <w:left w:w="120" w:type="dxa"/>
+              <w:bottom w:w="100" w:type="dxa"/>
+              <w:right w:w="120" w:type="dxa"/>
             </w:tcMar>
             <w:vAlign w:val="center"/>
           </w:tcPr>
           <w:p>
             <w:r>
               <w:rPr>
-                <w:rFonts w:ascii="Calibri" w:cs="Calibri" w:eastAsia="Calibri" w:hAnsi="Calibri"/>
-                <w:b/>
-                <w:bCs/>
-                <w:color w:val="1A1400"/>
+                <w:color w:val="5A5A5A"/>
                 <w:sz w:val="20"/>
                 <w:szCs w:val="20"/>
               </w:rPr>
-              <w:t xml:space="preserve">Hex</w:t>
+              <w:t>#FFFEEC</w:t>
             </w:r>
           </w:p>
         </w:tc>
       </w:tr>
       <w:tr>
+        <w:tblPrEx>
+          <w:tblCellMar>
+            <w:top w:w="0" w:type="dxa"/>
+            <w:bottom w:w="0" w:type="dxa"/>
+          </w:tblCellMar>
+        </w:tblPrEx>
         <w:tc>
           <w:tcPr>
-            <w:tcW w:type="dxa" w:w="1400"/>
-            <w:shd w:fill="FFFEEC" w:color="auto" w:val="clear"/>
+            <w:tcW w:w="1400" w:type="dxa"/>
+            <w:shd w:val="clear" w:color="auto" w:fill="FFBA27"/>
             <w:tcMar>
-              <w:top w:type="dxa" w:w="100"/>
-              <w:left w:type="dxa" w:w="120"/>
-              <w:bottom w:type="dxa" w:w="100"/>
-              <w:right w:type="dxa" w:w="120"/>
+              <w:top w:w="100" w:type="dxa"/>
+              <w:left w:w="120" w:type="dxa"/>
+              <w:bottom w:w="100" w:type="dxa"/>
+              <w:right w:w="120" w:type="dxa"/>
             </w:tcMar>
           </w:tcPr>
+          <w:p/>
+        </w:tc>
+        <w:tc>
+          <w:tcPr>
+            <w:tcW w:w="2600" w:type="dxa"/>
+            <w:tcMar>
+              <w:top w:w="100" w:type="dxa"/>
+              <w:left w:w="120" w:type="dxa"/>
+              <w:bottom w:w="100" w:type="dxa"/>
+              <w:right w:w="120" w:type="dxa"/>
+            </w:tcMar>
+            <w:vAlign w:val="center"/>
+          </w:tcPr>
           <w:p>
             <w:r>
               <w:rPr>
+                <w:b/>
+                <w:bCs/>
                 <w:sz w:val="20"/>
                 <w:szCs w:val="20"/>
               </w:rPr>
-              <w:t xml:space="preserve"/>
+              <w:t>Secondary colour (accent)</w:t>
             </w:r>
           </w:p>
         </w:tc>
         <w:tc>
           <w:tcPr>
-            <w:tcW w:type="dxa" w:w="2600"/>
+            <w:tcW w:w="2200" w:type="dxa"/>
             <w:tcMar>
-              <w:top w:type="dxa" w:w="100"/>
-              <w:left w:type="dxa" w:w="120"/>
-              <w:bottom w:type="dxa" w:w="100"/>
-              <w:right w:type="dxa" w:w="120"/>
+              <w:top w:w="100" w:type="dxa"/>
+              <w:left w:w="120" w:type="dxa"/>
+              <w:bottom w:w="100" w:type="dxa"/>
+              <w:right w:w="120" w:type="dxa"/>
             </w:tcMar>
             <w:vAlign w:val="center"/>
           </w:tcPr>
           <w:p>
             <w:r>
               <w:rPr>
-                <w:rFonts w:ascii="Calibri" w:cs="Calibri" w:eastAsia="Calibri" w:hAnsi="Calibri"/>
+                <w:color w:val="5A5A5A"/>
+                <w:sz w:val="20"/>
+                <w:szCs w:val="20"/>
+              </w:rPr>
+              <w:t>#FFBA27</w:t>
+            </w:r>
+          </w:p>
+        </w:tc>
+      </w:tr>
+      <w:tr>
+        <w:tblPrEx>
+          <w:tblCellMar>
+            <w:top w:w="0" w:type="dxa"/>
+            <w:bottom w:w="0" w:type="dxa"/>
+          </w:tblCellMar>
+        </w:tblPrEx>
+        <w:tc>
+          <w:tcPr>
+            <w:tcW w:w="1400" w:type="dxa"/>
+            <w:shd w:val="clear" w:color="auto" w:fill="E66AFF"/>
+            <w:tcMar>
+              <w:top w:w="100" w:type="dxa"/>
+              <w:left w:w="120" w:type="dxa"/>
+              <w:bottom w:w="100" w:type="dxa"/>
+              <w:right w:w="120" w:type="dxa"/>
+            </w:tcMar>
+          </w:tcPr>
+          <w:p/>
+        </w:tc>
+        <w:tc>
+          <w:tcPr>
+            <w:tcW w:w="2600" w:type="dxa"/>
+            <w:tcMar>
+              <w:top w:w="100" w:type="dxa"/>
+              <w:left w:w="120" w:type="dxa"/>
+              <w:bottom w:w="100" w:type="dxa"/>
+              <w:right w:w="120" w:type="dxa"/>
+            </w:tcMar>
+            <w:vAlign w:val="center"/>
+          </w:tcPr>
+          <w:p>
+            <w:r>
+              <w:rPr>
                 <w:b/>
                 <w:bCs/>
-                <w:color w:val="000000"/>
                 <w:sz w:val="20"/>
                 <w:szCs w:val="20"/>
               </w:rPr>
-              <w:t xml:space="preserve">Main colour (background)</w:t>
+              <w:t>Tertiary colour (contrast)</w:t>
             </w:r>
           </w:p>
         </w:tc>
         <w:tc>
           <w:tcPr>
-            <w:tcW w:type="dxa" w:w="2200"/>
+            <w:tcW w:w="2200" w:type="dxa"/>
             <w:tcMar>
-              <w:top w:type="dxa" w:w="100"/>
-              <w:left w:type="dxa" w:w="120"/>
-              <w:bottom w:type="dxa" w:w="100"/>
-              <w:right w:type="dxa" w:w="120"/>
+              <w:top w:w="100" w:type="dxa"/>
+              <w:left w:w="120" w:type="dxa"/>
+              <w:bottom w:w="100" w:type="dxa"/>
+              <w:right w:w="120" w:type="dxa"/>
             </w:tcMar>
             <w:vAlign w:val="center"/>
           </w:tcPr>
           <w:p>
             <w:r>
               <w:rPr>
-                <w:rFonts w:ascii="Calibri" w:cs="Calibri" w:eastAsia="Calibri" w:hAnsi="Calibri"/>
-                <w:b w:val="false"/>
-                <w:bCs w:val="false"/>
                 <w:color w:val="5A5A5A"/>
                 <w:sz w:val="20"/>
                 <w:szCs w:val="20"/>
               </w:rPr>
-              <w:t xml:space="preserve">#FFFEEC</w:t>
+              <w:t>#E66AFF</w:t>
             </w:r>
           </w:p>
         </w:tc>
       </w:tr>
       <w:tr>
+        <w:tblPrEx>
+          <w:tblCellMar>
+            <w:top w:w="0" w:type="dxa"/>
+            <w:bottom w:w="0" w:type="dxa"/>
+          </w:tblCellMar>
+        </w:tblPrEx>
         <w:tc>
           <w:tcPr>
-            <w:tcW w:type="dxa" w:w="1400"/>
-            <w:shd w:fill="FFBA27" w:color="auto" w:val="clear"/>
+            <w:tcW w:w="1400" w:type="dxa"/>
+            <w:shd w:val="clear" w:color="auto" w:fill="1A1400"/>
             <w:tcMar>
-              <w:top w:type="dxa" w:w="100"/>
-              <w:left w:type="dxa" w:w="120"/>
-              <w:bottom w:type="dxa" w:w="100"/>
-              <w:right w:type="dxa" w:w="120"/>
+              <w:top w:w="100" w:type="dxa"/>
+              <w:left w:w="120" w:type="dxa"/>
+              <w:bottom w:w="100" w:type="dxa"/>
+              <w:right w:w="120" w:type="dxa"/>
             </w:tcMar>
           </w:tcPr>
+          <w:p/>
+        </w:tc>
+        <w:tc>
+          <w:tcPr>
+            <w:tcW w:w="2600" w:type="dxa"/>
+            <w:tcMar>
+              <w:top w:w="100" w:type="dxa"/>
+              <w:left w:w="120" w:type="dxa"/>
+              <w:bottom w:w="100" w:type="dxa"/>
+              <w:right w:w="120" w:type="dxa"/>
+            </w:tcMar>
+            <w:vAlign w:val="center"/>
+          </w:tcPr>
           <w:p>
             <w:r>
               <w:rPr>
+                <w:b/>
+                <w:bCs/>
                 <w:sz w:val="20"/>
                 <w:szCs w:val="20"/>
               </w:rPr>
-              <w:t xml:space="preserve"/>
+              <w:t>Dark (headers/nav)</w:t>
             </w:r>
           </w:p>
         </w:tc>
         <w:tc>
           <w:tcPr>
-            <w:tcW w:type="dxa" w:w="2600"/>
+            <w:tcW w:w="2200" w:type="dxa"/>
             <w:tcMar>
-              <w:top w:type="dxa" w:w="100"/>
-              <w:left w:type="dxa" w:w="120"/>
-              <w:bottom w:type="dxa" w:w="100"/>
-              <w:right w:type="dxa" w:w="120"/>
+              <w:top w:w="100" w:type="dxa"/>
+              <w:left w:w="120" w:type="dxa"/>
+              <w:bottom w:w="100" w:type="dxa"/>
+              <w:right w:w="120" w:type="dxa"/>
             </w:tcMar>
             <w:vAlign w:val="center"/>
           </w:tcPr>
           <w:p>
             <w:r>
               <w:rPr>
-                <w:rFonts w:ascii="Calibri" w:cs="Calibri" w:eastAsia="Calibri" w:hAnsi="Calibri"/>
-                <w:b/>
-                <w:bCs/>
-                <w:color w:val="000000"/>
-                <w:sz w:val="20"/>
-                <w:szCs w:val="20"/>
-              </w:rPr>
-              <w:t xml:space="preserve">Secondary colour (accent)</w:t>
-            </w:r>
-          </w:p>
-        </w:tc>
-        <w:tc>
-          <w:tcPr>
-            <w:tcW w:type="dxa" w:w="2200"/>
-            <w:tcMar>
-              <w:top w:type="dxa" w:w="100"/>
-              <w:left w:type="dxa" w:w="120"/>
-              <w:bottom w:type="dxa" w:w="100"/>
-              <w:right w:type="dxa" w:w="120"/>
-            </w:tcMar>
-            <w:vAlign w:val="center"/>
-          </w:tcPr>
-          <w:p>
-            <w:r>
-              <w:rPr>
-                <w:rFonts w:ascii="Calibri" w:cs="Calibri" w:eastAsia="Calibri" w:hAnsi="Calibri"/>
-                <w:b w:val="false"/>
-                <w:bCs w:val="false"/>
                 <w:color w:val="5A5A5A"/>
                 <w:sz w:val="20"/>
                 <w:szCs w:val="20"/>
               </w:rPr>
-              <w:t xml:space="preserve">#FFBA27</w:t>
-            </w:r>
-          </w:p>
-        </w:tc>
-      </w:tr>
-      <w:tr>
-        <w:tc>
-          <w:tcPr>
-            <w:tcW w:type="dxa" w:w="1400"/>
-            <w:shd w:fill="E66AFF" w:color="auto" w:val="clear"/>
-            <w:tcMar>
-              <w:top w:type="dxa" w:w="100"/>
-              <w:left w:type="dxa" w:w="120"/>
-              <w:bottom w:type="dxa" w:w="100"/>
-              <w:right w:type="dxa" w:w="120"/>
-            </w:tcMar>
-          </w:tcPr>
-          <w:p>
-            <w:r>
-              <w:rPr>
-                <w:sz w:val="20"/>
-                <w:szCs w:val="20"/>
-              </w:rPr>
-              <w:t xml:space="preserve"/>
-            </w:r>
-          </w:p>
-        </w:tc>
-        <w:tc>
-          <w:tcPr>
-            <w:tcW w:type="dxa" w:w="2600"/>
-            <w:tcMar>
-              <w:top w:type="dxa" w:w="100"/>
-              <w:left w:type="dxa" w:w="120"/>
-              <w:bottom w:type="dxa" w:w="100"/>
-              <w:right w:type="dxa" w:w="120"/>
-            </w:tcMar>
-            <w:vAlign w:val="center"/>
-          </w:tcPr>
-          <w:p>
-            <w:r>
-              <w:rPr>
-                <w:rFonts w:ascii="Calibri" w:cs="Calibri" w:eastAsia="Calibri" w:hAnsi="Calibri"/>
-                <w:b/>
-                <w:bCs/>
-                <w:color w:val="000000"/>
-                <w:sz w:val="20"/>
-                <w:szCs w:val="20"/>
-              </w:rPr>
-              <w:t xml:space="preserve">Tertiary colour (contrast)</w:t>
-            </w:r>
-          </w:p>
-        </w:tc>
-        <w:tc>
-          <w:tcPr>
-            <w:tcW w:type="dxa" w:w="2200"/>
-            <w:tcMar>
-              <w:top w:type="dxa" w:w="100"/>
-              <w:left w:type="dxa" w:w="120"/>
-              <w:bottom w:type="dxa" w:w="100"/>
-              <w:right w:type="dxa" w:w="120"/>
-            </w:tcMar>
-            <w:vAlign w:val="center"/>
-          </w:tcPr>
-          <w:p>
-            <w:r>
-              <w:rPr>
-                <w:rFonts w:ascii="Calibri" w:cs="Calibri" w:eastAsia="Calibri" w:hAnsi="Calibri"/>
-                <w:b w:val="false"/>
-                <w:bCs w:val="false"/>
-                <w:color w:val="5A5A5A"/>
-                <w:sz w:val="20"/>
-                <w:szCs w:val="20"/>
-              </w:rPr>
-              <w:t xml:space="preserve">#E66AFF</w:t>
-            </w:r>
-          </w:p>
-        </w:tc>
-      </w:tr>
-      <w:tr>
-        <w:tc>
-          <w:tcPr>
-            <w:tcW w:type="dxa" w:w="1400"/>
-            <w:shd w:fill="1A1400" w:color="auto" w:val="clear"/>
-            <w:tcMar>
-              <w:top w:type="dxa" w:w="100"/>
-              <w:left w:type="dxa" w:w="120"/>
-              <w:bottom w:type="dxa" w:w="100"/>
-              <w:right w:type="dxa" w:w="120"/>
-            </w:tcMar>
-          </w:tcPr>
-          <w:p>
-            <w:r>
-              <w:rPr>
-                <w:sz w:val="20"/>
-                <w:szCs w:val="20"/>
-              </w:rPr>
-              <w:t xml:space="preserve"/>
-            </w:r>
-          </w:p>
-        </w:tc>
-        <w:tc>
-          <w:tcPr>
-            <w:tcW w:type="dxa" w:w="2600"/>
-            <w:tcMar>
-              <w:top w:type="dxa" w:w="100"/>
-              <w:left w:type="dxa" w:w="120"/>
-              <w:bottom w:type="dxa" w:w="100"/>
-              <w:right w:type="dxa" w:w="120"/>
-            </w:tcMar>
-            <w:vAlign w:val="center"/>
-          </w:tcPr>
-          <w:p>
-            <w:r>
-              <w:rPr>
-                <w:rFonts w:ascii="Calibri" w:cs="Calibri" w:eastAsia="Calibri" w:hAnsi="Calibri"/>
-                <w:b/>
-                <w:bCs/>
-                <w:color w:val="000000"/>
-                <w:sz w:val="20"/>
-                <w:szCs w:val="20"/>
-              </w:rPr>
-              <w:t xml:space="preserve">Dark (headers/nav)</w:t>
-            </w:r>
-          </w:p>
-        </w:tc>
-        <w:tc>
-          <w:tcPr>
-            <w:tcW w:type="dxa" w:w="2200"/>
-            <w:tcMar>
-              <w:top w:type="dxa" w:w="100"/>
-              <w:left w:type="dxa" w:w="120"/>
-              <w:bottom w:type="dxa" w:w="100"/>
-              <w:right w:type="dxa" w:w="120"/>
-            </w:tcMar>
-            <w:vAlign w:val="center"/>
-          </w:tcPr>
-          <w:p>
-            <w:r>
-              <w:rPr>
-                <w:rFonts w:ascii="Calibri" w:cs="Calibri" w:eastAsia="Calibri" w:hAnsi="Calibri"/>
-                <w:b w:val="false"/>
-                <w:bCs w:val="false"/>
-                <w:color w:val="5A5A5A"/>
-                <w:sz w:val="20"/>
-                <w:szCs w:val="20"/>
-              </w:rPr>
-              <w:t xml:space="preserve">#1A1400</w:t>
+              <w:t>#1A1400</w:t>
             </w:r>
           </w:p>
         </w:tc>
@@ -1516,548 +2746,533 @@
     <w:p>
       <w:pPr>
         <w:pStyle w:val="Heading2"/>
-        <w:spacing w:after="120" w:before="280"/>
-      </w:pPr>
+        <w:spacing w:before="280" w:after="120"/>
+      </w:pPr>
+      <w:bookmarkStart w:id="13" w:name="_Toc234824326"/>
       <w:r>
         <w:rPr>
-          <w:rFonts w:ascii="Calibri" w:cs="Calibri" w:eastAsia="Calibri" w:hAnsi="Calibri"/>
           <w:b/>
           <w:bCs/>
           <w:color w:val="1A1400"/>
           <w:sz w:val="24"/>
           <w:szCs w:val="24"/>
         </w:rPr>
-        <w:t xml:space="preserve">Branding Decisions</w:t>
-      </w:r>
-    </w:p>
-    <w:p>
-      <w:pPr>
-        <w:spacing w:after="160" w:line="276"/>
-      </w:pPr>
-      <w:r>
-        <w:rPr>
-          <w:rFonts w:ascii="Calibri" w:cs="Calibri" w:eastAsia="Calibri" w:hAnsi="Calibri"/>
-          <w:color w:val="000000"/>
-          <w:sz w:val="21"/>
-          <w:szCs w:val="21"/>
-        </w:rPr>
-        <w:t xml:space="preserve">We wanted the website to look professional while still being modern and welcoming. We chose cream as the main background because it's clean and easy to read. Yellow is used to highlight important information and buttons, while purple adds contrast and gives the website a modern feel.</w:t>
-      </w:r>
+        <w:t>Branding Decisions</w:t>
+      </w:r>
+      <w:bookmarkEnd w:id="13"/>
+    </w:p>
+    <w:p>
+      <w:pPr>
+        <w:spacing w:after="160" w:line="276" w:lineRule="auto"/>
+      </w:pPr>
+      <w:r>
+        <w:t>We wanted the website to look professional while still being modern and welcoming. We chose cream as the main background because it's clean and easy to read. Yellow is used to highlight important information and buttons, while purple adds contrast and gives the website a modern feel.</w:t>
+      </w:r>
+    </w:p>
+    <w:p>
+      <w:pPr>
+        <w:spacing w:after="160" w:line="276" w:lineRule="auto"/>
+      </w:pPr>
     </w:p>
     <w:p>
       <w:pPr>
         <w:pStyle w:val="Heading1"/>
         <w:pBdr>
-          <w:bottom w:val="single" w:color="FFBA27" w:sz="12" w:space="4"/>
+          <w:bottom w:val="single" w:sz="12" w:space="4" w:color="FFBA27"/>
         </w:pBdr>
-        <w:spacing w:after="200" w:before="400"/>
-      </w:pPr>
+        <w:spacing w:before="400" w:after="200"/>
+      </w:pPr>
+      <w:bookmarkStart w:id="14" w:name="_Toc234824327"/>
       <w:r>
         <w:rPr>
-          <w:rFonts w:ascii="Calibri" w:cs="Calibri" w:eastAsia="Calibri" w:hAnsi="Calibri"/>
           <w:b/>
           <w:bCs/>
           <w:color w:val="1A1400"/>
           <w:sz w:val="30"/>
           <w:szCs w:val="30"/>
         </w:rPr>
-        <w:t xml:space="preserve">Development</w:t>
-      </w:r>
+        <w:lastRenderedPageBreak/>
+        <w:t>Development</w:t>
+      </w:r>
+      <w:bookmarkEnd w:id="14"/>
     </w:p>
     <w:p>
       <w:pPr>
         <w:pStyle w:val="Heading2"/>
-        <w:spacing w:after="120" w:before="280"/>
-      </w:pPr>
+        <w:spacing w:before="280" w:after="120"/>
+      </w:pPr>
+      <w:bookmarkStart w:id="15" w:name="_Toc234824328"/>
       <w:r>
         <w:rPr>
-          <w:rFonts w:ascii="Calibri" w:cs="Calibri" w:eastAsia="Calibri" w:hAnsi="Calibri"/>
           <w:b/>
           <w:bCs/>
           <w:color w:val="1A1400"/>
           <w:sz w:val="24"/>
           <w:szCs w:val="24"/>
         </w:rPr>
-        <w:t xml:space="preserve">Website Implementation</w:t>
-      </w:r>
-    </w:p>
-    <w:p>
-      <w:pPr>
-        <w:spacing w:after="160" w:line="276"/>
-      </w:pPr>
+        <w:t>Website Implementation</w:t>
+      </w:r>
+      <w:bookmarkEnd w:id="15"/>
+    </w:p>
+    <w:p>
+      <w:pPr>
+        <w:spacing w:after="160" w:line="276" w:lineRule="auto"/>
+      </w:pPr>
+      <w:r>
+        <w:t>The website was built using HTML for the structure, CSS for the styling and responsiveness, JavaScript for the functionality, Vue.js for reusable components like the navigation and footer, Bootstrap for responsive layouts, and JSON files to simulate employee, payroll, and leave data.</w:t>
+      </w:r>
+    </w:p>
+    <w:p>
+      <w:pPr>
+        <w:pStyle w:val="Heading2"/>
+        <w:spacing w:before="280" w:after="120"/>
+      </w:pPr>
+      <w:bookmarkStart w:id="16" w:name="_Toc234824329"/>
       <w:r>
         <w:rPr>
-          <w:rFonts w:ascii="Calibri" w:cs="Calibri" w:eastAsia="Calibri" w:hAnsi="Calibri"/>
-          <w:color w:val="000000"/>
-          <w:sz w:val="21"/>
-          <w:szCs w:val="21"/>
-        </w:rPr>
-        <w:t xml:space="preserve">The website was built using HTML for the structure, CSS for the styling and responsiveness, JavaScript for the functionality, Vue.js for reusable components like the navigation and footer, Bootstrap for responsive layouts, and JSON files to simulate employee, payroll, and leave data.</w:t>
-      </w:r>
-    </w:p>
-    <w:p>
-      <w:pPr>
-        <w:pStyle w:val="Heading2"/>
-        <w:spacing w:after="120" w:before="280"/>
-      </w:pPr>
-      <w:r>
-        <w:rPr>
-          <w:rFonts w:ascii="Calibri" w:cs="Calibri" w:eastAsia="Calibri" w:hAnsi="Calibri"/>
           <w:b/>
           <w:bCs/>
           <w:color w:val="1A1400"/>
           <w:sz w:val="24"/>
           <w:szCs w:val="24"/>
         </w:rPr>
-        <w:t xml:space="preserve">GitHub Collaboration</w:t>
-      </w:r>
-    </w:p>
-    <w:p>
-      <w:pPr>
-        <w:spacing w:after="160" w:line="276"/>
-      </w:pPr>
-      <w:r>
-        <w:rPr>
-          <w:rFonts w:ascii="Calibri" w:cs="Calibri" w:eastAsia="Calibri" w:hAnsi="Calibri"/>
-          <w:color w:val="000000"/>
-          <w:sz w:val="21"/>
-          <w:szCs w:val="21"/>
-        </w:rPr>
-        <w:t xml:space="preserve">Each team member worked on different pages. We pushed our work to GitHub regularly, allowing everyone to contribute without overwriting each other's work. Once features were completed, they were merged into the main project.</w:t>
+        <w:t>GitHub Collaboration</w:t>
+      </w:r>
+      <w:bookmarkEnd w:id="16"/>
+    </w:p>
+    <w:p>
+      <w:pPr>
+        <w:spacing w:after="160" w:line="276" w:lineRule="auto"/>
+      </w:pPr>
+      <w:r>
+        <w:t>Each team member worked on different pages. We pushed our work to GitHub regularly, allowing everyone to contribute without overwriting each other's work. Once features were completed, they were merged into the main project.</w:t>
       </w:r>
     </w:p>
     <w:p>
       <w:pPr>
         <w:pStyle w:val="Heading1"/>
         <w:pBdr>
-          <w:bottom w:val="single" w:color="FFBA27" w:sz="12" w:space="4"/>
+          <w:bottom w:val="single" w:sz="12" w:space="4" w:color="FFBA27"/>
         </w:pBdr>
-        <w:spacing w:after="200" w:before="400"/>
-      </w:pPr>
+        <w:spacing w:before="400" w:after="200"/>
+      </w:pPr>
+      <w:bookmarkStart w:id="17" w:name="_Toc234824330"/>
       <w:r>
         <w:rPr>
-          <w:rFonts w:ascii="Calibri" w:cs="Calibri" w:eastAsia="Calibri" w:hAnsi="Calibri"/>
           <w:b/>
           <w:bCs/>
           <w:color w:val="1A1400"/>
           <w:sz w:val="30"/>
           <w:szCs w:val="30"/>
         </w:rPr>
-        <w:t xml:space="preserve">Testing</w:t>
-      </w:r>
+        <w:t>Testing</w:t>
+      </w:r>
+      <w:bookmarkEnd w:id="17"/>
     </w:p>
     <w:p>
       <w:pPr>
         <w:pStyle w:val="Heading2"/>
-        <w:spacing w:after="120" w:before="280"/>
-      </w:pPr>
+        <w:spacing w:before="280" w:after="120"/>
+      </w:pPr>
+      <w:bookmarkStart w:id="18" w:name="_Toc234824331"/>
       <w:r>
         <w:rPr>
-          <w:rFonts w:ascii="Calibri" w:cs="Calibri" w:eastAsia="Calibri" w:hAnsi="Calibri"/>
           <w:b/>
           <w:bCs/>
           <w:color w:val="1A1400"/>
           <w:sz w:val="24"/>
           <w:szCs w:val="24"/>
         </w:rPr>
-        <w:t xml:space="preserve">Bugs Found &amp; Fixes Applied</w:t>
-      </w:r>
-    </w:p>
-    <w:p>
-      <w:pPr>
-        <w:spacing w:after="160" w:line="276"/>
-      </w:pPr>
-      <w:r>
-        <w:rPr>
-          <w:rFonts w:ascii="Calibri" w:cs="Calibri" w:eastAsia="Calibri" w:hAnsi="Calibri"/>
-          <w:color w:val="000000"/>
-          <w:sz w:val="21"/>
-          <w:szCs w:val="21"/>
-        </w:rPr>
-        <w:t xml:space="preserve">During development of the HR system, we encountered several bugs affecting the Payroll page, along with data-loading and merge issues. These were identified through testing and resolved as follows:</w:t>
+        <w:t>Bugs Found &amp; Fixes Applied</w:t>
+      </w:r>
+      <w:bookmarkEnd w:id="18"/>
+    </w:p>
+    <w:p>
+      <w:pPr>
+        <w:spacing w:after="160" w:line="276" w:lineRule="auto"/>
+      </w:pPr>
+      <w:r>
+        <w:t>During development of the HR system, we encountered several bugs affecting the Payroll page, along with data-loading and merge issues. These were identified through testing and resolved as follows:</w:t>
       </w:r>
     </w:p>
     <w:tbl>
       <w:tblPr>
-        <w:tblW w:type="dxa" w:w="9360"/>
+        <w:tblW w:w="9360" w:type="dxa"/>
         <w:tblBorders>
-          <w:top w:val="single" w:color="auto" w:sz="4"/>
-          <w:left w:val="single" w:color="auto" w:sz="4"/>
-          <w:bottom w:val="single" w:color="auto" w:sz="4"/>
-          <w:right w:val="single" w:color="auto" w:sz="4"/>
-          <w:insideH w:val="single" w:color="auto" w:sz="4"/>
-          <w:insideV w:val="single" w:color="auto" w:sz="4"/>
+          <w:top w:val="single" w:sz="4" w:space="0" w:color="auto"/>
+          <w:left w:val="single" w:sz="4" w:space="0" w:color="auto"/>
+          <w:bottom w:val="single" w:sz="4" w:space="0" w:color="auto"/>
+          <w:right w:val="single" w:sz="4" w:space="0" w:color="auto"/>
+          <w:insideH w:val="single" w:sz="4" w:space="0" w:color="auto"/>
+          <w:insideV w:val="single" w:sz="4" w:space="0" w:color="auto"/>
         </w:tblBorders>
+        <w:tblCellMar>
+          <w:left w:w="10" w:type="dxa"/>
+          <w:right w:w="10" w:type="dxa"/>
+        </w:tblCellMar>
+        <w:tblLook w:val="0000" w:firstRow="0" w:lastRow="0" w:firstColumn="0" w:lastColumn="0" w:noHBand="0" w:noVBand="0"/>
       </w:tblPr>
       <w:tblGrid>
         <w:gridCol w:w="4680"/>
         <w:gridCol w:w="4680"/>
       </w:tblGrid>
       <w:tr>
+        <w:tblPrEx>
+          <w:tblCellMar>
+            <w:top w:w="0" w:type="dxa"/>
+            <w:bottom w:w="0" w:type="dxa"/>
+          </w:tblCellMar>
+        </w:tblPrEx>
         <w:trPr>
           <w:tblHeader/>
         </w:trPr>
         <w:tc>
           <w:tcPr>
-            <w:tcW w:type="dxa" w:w="4680"/>
-            <w:shd w:fill="E66AFF" w:color="auto" w:val="clear"/>
+            <w:tcW w:w="4680" w:type="dxa"/>
+            <w:shd w:val="clear" w:color="auto" w:fill="E66AFF"/>
             <w:tcMar>
-              <w:top w:type="dxa" w:w="100"/>
-              <w:left w:type="dxa" w:w="120"/>
-              <w:bottom w:type="dxa" w:w="100"/>
-              <w:right w:type="dxa" w:w="120"/>
+              <w:top w:w="100" w:type="dxa"/>
+              <w:left w:w="120" w:type="dxa"/>
+              <w:bottom w:w="100" w:type="dxa"/>
+              <w:right w:w="120" w:type="dxa"/>
             </w:tcMar>
             <w:vAlign w:val="center"/>
           </w:tcPr>
           <w:p>
             <w:r>
               <w:rPr>
-                <w:rFonts w:ascii="Calibri" w:cs="Calibri" w:eastAsia="Calibri" w:hAnsi="Calibri"/>
                 <w:b/>
                 <w:bCs/>
                 <w:color w:val="1A1400"/>
                 <w:sz w:val="20"/>
                 <w:szCs w:val="20"/>
               </w:rPr>
-              <w:t xml:space="preserve">Bug Found</w:t>
+              <w:t>Bug Found</w:t>
             </w:r>
           </w:p>
         </w:tc>
         <w:tc>
           <w:tcPr>
-            <w:tcW w:type="dxa" w:w="4680"/>
-            <w:shd w:fill="E66AFF" w:color="auto" w:val="clear"/>
+            <w:tcW w:w="4680" w:type="dxa"/>
+            <w:shd w:val="clear" w:color="auto" w:fill="E66AFF"/>
             <w:tcMar>
-              <w:top w:type="dxa" w:w="100"/>
-              <w:left w:type="dxa" w:w="120"/>
-              <w:bottom w:type="dxa" w:w="100"/>
-              <w:right w:type="dxa" w:w="120"/>
+              <w:top w:w="100" w:type="dxa"/>
+              <w:left w:w="120" w:type="dxa"/>
+              <w:bottom w:w="100" w:type="dxa"/>
+              <w:right w:w="120" w:type="dxa"/>
             </w:tcMar>
             <w:vAlign w:val="center"/>
           </w:tcPr>
           <w:p>
             <w:r>
               <w:rPr>
-                <w:rFonts w:ascii="Calibri" w:cs="Calibri" w:eastAsia="Calibri" w:hAnsi="Calibri"/>
                 <w:b/>
                 <w:bCs/>
                 <w:color w:val="1A1400"/>
                 <w:sz w:val="20"/>
                 <w:szCs w:val="20"/>
               </w:rPr>
-              <w:t xml:space="preserve">Fix Applied</w:t>
+              <w:t>Fix Applied</w:t>
             </w:r>
           </w:p>
         </w:tc>
       </w:tr>
       <w:tr>
+        <w:tblPrEx>
+          <w:tblCellMar>
+            <w:top w:w="0" w:type="dxa"/>
+            <w:bottom w:w="0" w:type="dxa"/>
+          </w:tblCellMar>
+        </w:tblPrEx>
         <w:tc>
           <w:tcPr>
-            <w:tcW w:type="dxa" w:w="4680"/>
+            <w:tcW w:w="4680" w:type="dxa"/>
             <w:tcMar>
-              <w:top w:type="dxa" w:w="100"/>
-              <w:left w:type="dxa" w:w="120"/>
-              <w:bottom w:type="dxa" w:w="100"/>
-              <w:right w:type="dxa" w:w="120"/>
+              <w:top w:w="100" w:type="dxa"/>
+              <w:left w:w="120" w:type="dxa"/>
+              <w:bottom w:w="100" w:type="dxa"/>
+              <w:right w:w="120" w:type="dxa"/>
             </w:tcMar>
             <w:vAlign w:val="center"/>
           </w:tcPr>
           <w:p>
             <w:r>
               <w:rPr>
-                <w:rFonts w:ascii="Calibri" w:cs="Calibri" w:eastAsia="Calibri" w:hAnsi="Calibri"/>
-                <w:b w:val="false"/>
-                <w:bCs w:val="false"/>
-                <w:color w:val="000000"/>
                 <w:sz w:val="20"/>
                 <w:szCs w:val="20"/>
               </w:rPr>
-              <w:t xml:space="preserve">Payroll page "View" button did not open the employee payslip</w:t>
+              <w:t>Payroll page "View" button did not open the employee payslip</w:t>
             </w:r>
           </w:p>
         </w:tc>
         <w:tc>
           <w:tcPr>
-            <w:tcW w:type="dxa" w:w="4680"/>
+            <w:tcW w:w="4680" w:type="dxa"/>
             <w:tcMar>
-              <w:top w:type="dxa" w:w="100"/>
-              <w:left w:type="dxa" w:w="120"/>
-              <w:bottom w:type="dxa" w:w="100"/>
-              <w:right w:type="dxa" w:w="120"/>
+              <w:top w:w="100" w:type="dxa"/>
+              <w:left w:w="120" w:type="dxa"/>
+              <w:bottom w:w="100" w:type="dxa"/>
+              <w:right w:w="120" w:type="dxa"/>
             </w:tcMar>
             <w:vAlign w:val="center"/>
           </w:tcPr>
           <w:p>
             <w:r>
               <w:rPr>
-                <w:rFonts w:ascii="Calibri" w:cs="Calibri" w:eastAsia="Calibri" w:hAnsi="Calibri"/>
-                <w:b w:val="false"/>
-                <w:bCs w:val="false"/>
-                <w:color w:val="000000"/>
                 <w:sz w:val="20"/>
                 <w:szCs w:val="20"/>
               </w:rPr>
-              <w:t xml:space="preserve">Corrected the JavaScript function handling the button click</w:t>
+              <w:t>Corrected the JavaScript function handling the button click</w:t>
             </w:r>
           </w:p>
         </w:tc>
       </w:tr>
       <w:tr>
+        <w:tblPrEx>
+          <w:tblCellMar>
+            <w:top w:w="0" w:type="dxa"/>
+            <w:bottom w:w="0" w:type="dxa"/>
+          </w:tblCellMar>
+        </w:tblPrEx>
         <w:tc>
           <w:tcPr>
-            <w:tcW w:type="dxa" w:w="4680"/>
+            <w:tcW w:w="4680" w:type="dxa"/>
             <w:tcMar>
-              <w:top w:type="dxa" w:w="100"/>
-              <w:left w:type="dxa" w:w="120"/>
-              <w:bottom w:type="dxa" w:w="100"/>
-              <w:right w:type="dxa" w:w="120"/>
+              <w:top w:w="100" w:type="dxa"/>
+              <w:left w:w="120" w:type="dxa"/>
+              <w:bottom w:w="100" w:type="dxa"/>
+              <w:right w:w="120" w:type="dxa"/>
             </w:tcMar>
             <w:vAlign w:val="center"/>
           </w:tcPr>
           <w:p>
             <w:r>
               <w:rPr>
-                <w:rFonts w:ascii="Calibri" w:cs="Calibri" w:eastAsia="Calibri" w:hAnsi="Calibri"/>
-                <w:b w:val="false"/>
-                <w:bCs w:val="false"/>
-                <w:color w:val="000000"/>
                 <w:sz w:val="20"/>
                 <w:szCs w:val="20"/>
               </w:rPr>
-              <w:t xml:space="preserve">Payroll popup appeared behind page content</w:t>
+              <w:t>Payroll popup appeared behind page content</w:t>
             </w:r>
           </w:p>
         </w:tc>
         <w:tc>
           <w:tcPr>
-            <w:tcW w:type="dxa" w:w="4680"/>
+            <w:tcW w:w="4680" w:type="dxa"/>
             <w:tcMar>
-              <w:top w:type="dxa" w:w="100"/>
-              <w:left w:type="dxa" w:w="120"/>
-              <w:bottom w:type="dxa" w:w="100"/>
-              <w:right w:type="dxa" w:w="120"/>
+              <w:top w:w="100" w:type="dxa"/>
+              <w:left w:w="120" w:type="dxa"/>
+              <w:bottom w:w="100" w:type="dxa"/>
+              <w:right w:w="120" w:type="dxa"/>
             </w:tcMar>
             <w:vAlign w:val="center"/>
           </w:tcPr>
           <w:p>
             <w:r>
               <w:rPr>
-                <w:rFonts w:ascii="Calibri" w:cs="Calibri" w:eastAsia="Calibri" w:hAnsi="Calibri"/>
-                <w:b w:val="false"/>
-                <w:bCs w:val="false"/>
-                <w:color w:val="000000"/>
                 <w:sz w:val="20"/>
                 <w:szCs w:val="20"/>
               </w:rPr>
-              <w:t xml:space="preserve">Fixed an incorrect CSS z-index/positioning value</w:t>
+              <w:t>Fixed an incorrect CSS z-index/positioning value</w:t>
             </w:r>
           </w:p>
         </w:tc>
       </w:tr>
       <w:tr>
+        <w:tblPrEx>
+          <w:tblCellMar>
+            <w:top w:w="0" w:type="dxa"/>
+            <w:bottom w:w="0" w:type="dxa"/>
+          </w:tblCellMar>
+        </w:tblPrEx>
         <w:tc>
           <w:tcPr>
-            <w:tcW w:type="dxa" w:w="4680"/>
+            <w:tcW w:w="4680" w:type="dxa"/>
             <w:tcMar>
-              <w:top w:type="dxa" w:w="100"/>
-              <w:left w:type="dxa" w:w="120"/>
-              <w:bottom w:type="dxa" w:w="100"/>
-              <w:right w:type="dxa" w:w="120"/>
+              <w:top w:w="100" w:type="dxa"/>
+              <w:left w:w="120" w:type="dxa"/>
+              <w:bottom w:w="100" w:type="dxa"/>
+              <w:right w:w="120" w:type="dxa"/>
             </w:tcMar>
             <w:vAlign w:val="center"/>
           </w:tcPr>
           <w:p>
             <w:r>
               <w:rPr>
-                <w:rFonts w:ascii="Calibri" w:cs="Calibri" w:eastAsia="Calibri" w:hAnsi="Calibri"/>
-                <w:b w:val="false"/>
-                <w:bCs w:val="false"/>
-                <w:color w:val="000000"/>
                 <w:sz w:val="20"/>
                 <w:szCs w:val="20"/>
               </w:rPr>
-              <w:t xml:space="preserve">Printable payslip displayed blank values</w:t>
+              <w:t>Printable payslip displayed blank values</w:t>
             </w:r>
           </w:p>
         </w:tc>
         <w:tc>
           <w:tcPr>
-            <w:tcW w:type="dxa" w:w="4680"/>
+            <w:tcW w:w="4680" w:type="dxa"/>
             <w:tcMar>
-              <w:top w:type="dxa" w:w="100"/>
-              <w:left w:type="dxa" w:w="120"/>
-              <w:bottom w:type="dxa" w:w="100"/>
-              <w:right w:type="dxa" w:w="120"/>
+              <w:top w:w="100" w:type="dxa"/>
+              <w:left w:w="120" w:type="dxa"/>
+              <w:bottom w:w="100" w:type="dxa"/>
+              <w:right w:w="120" w:type="dxa"/>
             </w:tcMar>
             <w:vAlign w:val="center"/>
           </w:tcPr>
           <w:p>
             <w:r>
               <w:rPr>
-                <w:rFonts w:ascii="Calibri" w:cs="Calibri" w:eastAsia="Calibri" w:hAnsi="Calibri"/>
-                <w:b w:val="false"/>
-                <w:bCs w:val="false"/>
-                <w:color w:val="000000"/>
                 <w:sz w:val="20"/>
                 <w:szCs w:val="20"/>
               </w:rPr>
-              <w:t xml:space="preserve">Matched mismatched JavaScript variable names to HTML element IDs</w:t>
+              <w:t>Matched mismatched JavaScript variable names to HTML element IDs</w:t>
             </w:r>
           </w:p>
         </w:tc>
       </w:tr>
       <w:tr>
+        <w:tblPrEx>
+          <w:tblCellMar>
+            <w:top w:w="0" w:type="dxa"/>
+            <w:bottom w:w="0" w:type="dxa"/>
+          </w:tblCellMar>
+        </w:tblPrEx>
         <w:tc>
           <w:tcPr>
-            <w:tcW w:type="dxa" w:w="4680"/>
+            <w:tcW w:w="4680" w:type="dxa"/>
             <w:tcMar>
-              <w:top w:type="dxa" w:w="100"/>
-              <w:left w:type="dxa" w:w="120"/>
-              <w:bottom w:type="dxa" w:w="100"/>
-              <w:right w:type="dxa" w:w="120"/>
+              <w:top w:w="100" w:type="dxa"/>
+              <w:left w:w="120" w:type="dxa"/>
+              <w:bottom w:w="100" w:type="dxa"/>
+              <w:right w:w="120" w:type="dxa"/>
             </w:tcMar>
             <w:vAlign w:val="center"/>
           </w:tcPr>
           <w:p>
             <w:r>
               <w:rPr>
-                <w:rFonts w:ascii="Calibri" w:cs="Calibri" w:eastAsia="Calibri" w:hAnsi="Calibri"/>
-                <w:b w:val="false"/>
-                <w:bCs w:val="false"/>
-                <w:color w:val="000000"/>
                 <w:sz w:val="20"/>
                 <w:szCs w:val="20"/>
               </w:rPr>
-              <w:t xml:space="preserve">Annual salary calculation showed the wrong amount</w:t>
+              <w:t>Annual salary calculation showed the wrong amount</w:t>
             </w:r>
           </w:p>
         </w:tc>
         <w:tc>
           <w:tcPr>
-            <w:tcW w:type="dxa" w:w="4680"/>
+            <w:tcW w:w="4680" w:type="dxa"/>
             <w:tcMar>
-              <w:top w:type="dxa" w:w="100"/>
-              <w:left w:type="dxa" w:w="120"/>
-              <w:bottom w:type="dxa" w:w="100"/>
-              <w:right w:type="dxa" w:w="120"/>
+              <w:top w:w="100" w:type="dxa"/>
+              <w:left w:w="120" w:type="dxa"/>
+              <w:bottom w:w="100" w:type="dxa"/>
+              <w:right w:w="120" w:type="dxa"/>
             </w:tcMar>
             <w:vAlign w:val="center"/>
           </w:tcPr>
           <w:p>
             <w:r>
               <w:rPr>
-                <w:rFonts w:ascii="Calibri" w:cs="Calibri" w:eastAsia="Calibri" w:hAnsi="Calibri"/>
-                <w:b w:val="false"/>
-                <w:bCs w:val="false"/>
-                <w:color w:val="000000"/>
                 <w:sz w:val="20"/>
                 <w:szCs w:val="20"/>
               </w:rPr>
-              <w:t xml:space="preserve">Corrected the calculation logic</w:t>
+              <w:t>Corrected the calculation logic</w:t>
             </w:r>
           </w:p>
         </w:tc>
       </w:tr>
       <w:tr>
+        <w:tblPrEx>
+          <w:tblCellMar>
+            <w:top w:w="0" w:type="dxa"/>
+            <w:bottom w:w="0" w:type="dxa"/>
+          </w:tblCellMar>
+        </w:tblPrEx>
         <w:tc>
           <w:tcPr>
-            <w:tcW w:type="dxa" w:w="4680"/>
+            <w:tcW w:w="4680" w:type="dxa"/>
             <w:tcMar>
-              <w:top w:type="dxa" w:w="100"/>
-              <w:left w:type="dxa" w:w="120"/>
-              <w:bottom w:type="dxa" w:w="100"/>
-              <w:right w:type="dxa" w:w="120"/>
+              <w:top w:w="100" w:type="dxa"/>
+              <w:left w:w="120" w:type="dxa"/>
+              <w:bottom w:w="100" w:type="dxa"/>
+              <w:right w:w="120" w:type="dxa"/>
             </w:tcMar>
             <w:vAlign w:val="center"/>
           </w:tcPr>
           <w:p>
             <w:r>
               <w:rPr>
-                <w:rFonts w:ascii="Calibri" w:cs="Calibri" w:eastAsia="Calibri" w:hAnsi="Calibri"/>
-                <w:b w:val="false"/>
-                <w:bCs w:val="false"/>
-                <w:color w:val="000000"/>
                 <w:sz w:val="20"/>
                 <w:szCs w:val="20"/>
               </w:rPr>
-              <w:t xml:space="preserve">Some employee information failed to load</w:t>
+              <w:t>Some employee information failed to load</w:t>
             </w:r>
           </w:p>
         </w:tc>
         <w:tc>
           <w:tcPr>
-            <w:tcW w:type="dxa" w:w="4680"/>
+            <w:tcW w:w="4680" w:type="dxa"/>
             <w:tcMar>
-              <w:top w:type="dxa" w:w="100"/>
-              <w:left w:type="dxa" w:w="120"/>
-              <w:bottom w:type="dxa" w:w="100"/>
-              <w:right w:type="dxa" w:w="120"/>
+              <w:top w:w="100" w:type="dxa"/>
+              <w:left w:w="120" w:type="dxa"/>
+              <w:bottom w:w="100" w:type="dxa"/>
+              <w:right w:w="120" w:type="dxa"/>
             </w:tcMar>
             <w:vAlign w:val="center"/>
           </w:tcPr>
           <w:p>
             <w:r>
               <w:rPr>
-                <w:rFonts w:ascii="Calibri" w:cs="Calibri" w:eastAsia="Calibri" w:hAnsi="Calibri"/>
-                <w:b w:val="false"/>
-                <w:bCs w:val="false"/>
-                <w:color w:val="000000"/>
                 <w:sz w:val="20"/>
                 <w:szCs w:val="20"/>
               </w:rPr>
-              <w:t xml:space="preserve">Fixed incorrect references to the JSON data source</w:t>
+              <w:t>Fixed incorrect references to the JSON data source</w:t>
             </w:r>
           </w:p>
         </w:tc>
       </w:tr>
       <w:tr>
+        <w:tblPrEx>
+          <w:tblCellMar>
+            <w:top w:w="0" w:type="dxa"/>
+            <w:bottom w:w="0" w:type="dxa"/>
+          </w:tblCellMar>
+        </w:tblPrEx>
         <w:tc>
           <w:tcPr>
-            <w:tcW w:type="dxa" w:w="4680"/>
+            <w:tcW w:w="4680" w:type="dxa"/>
             <w:tcMar>
-              <w:top w:type="dxa" w:w="100"/>
-              <w:left w:type="dxa" w:w="120"/>
-              <w:bottom w:type="dxa" w:w="100"/>
-              <w:right w:type="dxa" w:w="120"/>
+              <w:top w:w="100" w:type="dxa"/>
+              <w:left w:w="120" w:type="dxa"/>
+              <w:bottom w:w="100" w:type="dxa"/>
+              <w:right w:w="120" w:type="dxa"/>
             </w:tcMar>
             <w:vAlign w:val="center"/>
           </w:tcPr>
           <w:p>
             <w:r>
               <w:rPr>
-                <w:rFonts w:ascii="Calibri" w:cs="Calibri" w:eastAsia="Calibri" w:hAnsi="Calibri"/>
-                <w:b w:val="false"/>
-                <w:bCs w:val="false"/>
-                <w:color w:val="000000"/>
                 <w:sz w:val="20"/>
                 <w:szCs w:val="20"/>
               </w:rPr>
-              <w:t xml:space="preserve">GitHub merge conflicts when combining team members' code</w:t>
+              <w:t>GitHub merge conflicts when combining team members' code</w:t>
             </w:r>
           </w:p>
         </w:tc>
         <w:tc>
           <w:tcPr>
-            <w:tcW w:type="dxa" w:w="4680"/>
+            <w:tcW w:w="4680" w:type="dxa"/>
             <w:tcMar>
-              <w:top w:type="dxa" w:w="100"/>
-              <w:left w:type="dxa" w:w="120"/>
-              <w:bottom w:type="dxa" w:w="100"/>
-              <w:right w:type="dxa" w:w="120"/>
+              <w:top w:w="100" w:type="dxa"/>
+              <w:left w:w="120" w:type="dxa"/>
+              <w:bottom w:w="100" w:type="dxa"/>
+              <w:right w:w="120" w:type="dxa"/>
             </w:tcMar>
             <w:vAlign w:val="center"/>
           </w:tcPr>
           <w:p>
             <w:r>
               <w:rPr>
-                <w:rFonts w:ascii="Calibri" w:cs="Calibri" w:eastAsia="Calibri" w:hAnsi="Calibri"/>
-                <w:b w:val="false"/>
-                <w:bCs w:val="false"/>
-                <w:color w:val="000000"/>
                 <w:sz w:val="20"/>
                 <w:szCs w:val="20"/>
               </w:rPr>
-              <w:t xml:space="preserve">Carefully reviewed and resolved conflicting changes before merging</w:t>
+              <w:t>Carefully reviewed and resolved conflicting changes before merging</w:t>
             </w:r>
           </w:p>
         </w:tc>
@@ -2070,201 +3285,79 @@
     </w:p>
     <w:p>
       <w:pPr>
-        <w:spacing w:after="160" w:line="276"/>
+        <w:spacing w:after="160" w:line="276" w:lineRule="auto"/>
       </w:pPr>
       <w:r>
         <w:rPr>
-          <w:rFonts w:ascii="Calibri" w:cs="Calibri" w:eastAsia="Calibri" w:hAnsi="Calibri"/>
           <w:i/>
           <w:iCs/>
           <w:color w:val="5A5A5A"/>
-          <w:sz w:val="21"/>
-          <w:szCs w:val="21"/>
         </w:rPr>
-        <w:t xml:space="preserve">All fixes were applied by correcting the JavaScript logic, updating the CSS, ensuring the HTML, JSON, and JavaScript files were properly connected, and carefully resolving GitHub merge conflicts.</w:t>
+        <w:t>All fixes were applied by correcting the JavaScript logic, updating the CSS, ensuring the HTML, JSON, and JavaScript files were properly connected, and carefully resolving GitHub merge conflicts.</w:t>
       </w:r>
     </w:p>
     <w:p>
       <w:pPr>
         <w:pStyle w:val="Heading2"/>
-        <w:spacing w:after="120" w:before="280"/>
-      </w:pPr>
+        <w:spacing w:before="280" w:after="120"/>
+      </w:pPr>
+      <w:bookmarkStart w:id="19" w:name="_Toc234824333"/>
       <w:r>
         <w:rPr>
-          <w:rFonts w:ascii="Calibri" w:cs="Calibri" w:eastAsia="Calibri" w:hAnsi="Calibri"/>
+          <w:b/>
+          <w:bCs/>
+          <w:color w:val="1A1400"/>
+          <w:sz w:val="30"/>
+          <w:szCs w:val="30"/>
+        </w:rPr>
+        <w:t>Deployment</w:t>
+      </w:r>
+      <w:bookmarkEnd w:id="19"/>
+    </w:p>
+    <w:p>
+      <w:pPr>
+        <w:pStyle w:val="Heading2"/>
+        <w:spacing w:before="280" w:after="120"/>
+      </w:pPr>
+      <w:bookmarkStart w:id="20" w:name="_Toc234824334"/>
+      <w:r>
+        <w:rPr>
           <w:b/>
           <w:bCs/>
           <w:color w:val="1A1400"/>
           <w:sz w:val="24"/>
           <w:szCs w:val="24"/>
         </w:rPr>
-        <w:t xml:space="preserve">Test Results</w:t>
-      </w:r>
-    </w:p>
-    <w:p>
-      <w:pPr>
-        <w:shd w:fill="F5F5F5" w:val="clear"/>
+        <w:t>Live Website Publication</w:t>
+      </w:r>
+      <w:bookmarkEnd w:id="20"/>
+    </w:p>
+    <w:p>
+      <w:pPr>
+        <w:shd w:val="clear" w:color="auto" w:fill="F5F5F5"/>
         <w:spacing w:after="160"/>
       </w:pPr>
       <w:r>
-        <w:rPr>
-          <w:rFonts w:ascii="Calibri" w:cs="Calibri" w:eastAsia="Calibri" w:hAnsi="Calibri"/>
-          <w:i/>
-          <w:iCs/>
-          <w:color w:val="5A5A5A"/>
-          <w:sz w:val="21"/>
-          <w:szCs w:val="21"/>
-        </w:rPr>
-        <w:t xml:space="preserve">[Summarise testing outcomes, e.g. browsers tested (Chrome, Firefox), devices tested (desktop, tablet, phone), and final pass/fail status of core features.]</w:t>
-      </w:r>
-    </w:p>
-    <w:p>
-      <w:pPr>
-        <w:pStyle w:val="Heading1"/>
-        <w:pBdr>
-          <w:bottom w:val="single" w:color="FFBA27" w:sz="12" w:space="4"/>
-        </w:pBdr>
-        <w:spacing w:after="200" w:before="400"/>
-      </w:pPr>
-      <w:r>
-        <w:rPr>
-          <w:rFonts w:ascii="Calibri" w:cs="Calibri" w:eastAsia="Calibri" w:hAnsi="Calibri"/>
-          <w:b/>
-          <w:bCs/>
-          <w:color w:val="1A1400"/>
-          <w:sz w:val="30"/>
-          <w:szCs w:val="30"/>
-        </w:rPr>
-        <w:t xml:space="preserve">Deployment</w:t>
-      </w:r>
-    </w:p>
-    <w:p>
-      <w:pPr>
-        <w:pStyle w:val="Heading2"/>
-        <w:spacing w:after="120" w:before="280"/>
-      </w:pPr>
-      <w:r>
-        <w:rPr>
-          <w:rFonts w:ascii="Calibri" w:cs="Calibri" w:eastAsia="Calibri" w:hAnsi="Calibri"/>
-          <w:b/>
-          <w:bCs/>
-          <w:color w:val="1A1400"/>
-          <w:sz w:val="24"/>
-          <w:szCs w:val="24"/>
-        </w:rPr>
-        <w:t xml:space="preserve">Live Website Publication</w:t>
-      </w:r>
-    </w:p>
-    <w:p>
-      <w:pPr>
-        <w:shd w:fill="F5F5F5" w:val="clear"/>
-        <w:spacing w:after="160"/>
-      </w:pPr>
-      <w:r>
-        <w:rPr>
-          <w:rFonts w:ascii="Calibri" w:cs="Calibri" w:eastAsia="Calibri" w:hAnsi="Calibri"/>
-          <w:i/>
-          <w:iCs/>
-          <w:color w:val="5A5A5A"/>
-          <w:sz w:val="21"/>
-          <w:szCs w:val="21"/>
-        </w:rPr>
-        <w:t xml:space="preserve">[Insert your GitHub Pages URL once deployed, and note the deployment date and any final steps taken (e.g. base path fix, final content check).]</w:t>
+        <w:t>https://newmi-git.github.io/ModernTech-Solutions/</w:t>
       </w:r>
     </w:p>
     <w:sectPr>
-      <w:pgSz w:w="12240" w:h="15840" w:orient="portrait"/>
+      <w:pgSz w:w="12240" w:h="15840"/>
       <w:pgMar w:top="1440" w:right="1440" w:bottom="1440" w:left="1440" w:header="708" w:footer="708" w:gutter="0"/>
-      <w:pgNumType/>
+      <w:cols w:space="720"/>
       <w:docGrid w:linePitch="360"/>
     </w:sectPr>
   </w:body>
 </w:document>
 </file>
 
-<file path=word/comments.xml><?xml version="1.0" encoding="utf-8"?>
-<w:comments xmlns:cx="http://schemas.microsoft.com/office/drawing/2014/chartex" xmlns:cx1="http://schemas.microsoft.com/office/drawing/2015/9/8/chartex" xmlns:cx2="http://schemas.microsoft.com/office/drawing/2015/10/21/chartex" xmlns:cx3="http://schemas.microsoft.com/office/drawing/2016/5/9/chartex" xmlns:cx4="http://schemas.microsoft.com/office/drawing/2016/5/10/chartex" xmlns:cx5="http://schemas.microsoft.com/office/drawing/2016/5/11/chartex" xmlns:cx6="http://schemas.microsoft.com/office/drawing/2016/5/12/chartex" xmlns:cx7="http://schemas.microsoft.com/office/drawing/2016/5/13/chartex" xmlns:cx8="http://schemas.microsoft.com/office/drawing/2016/5/14/chartex" xmlns:mc="http://schemas.openxmlformats.org/markup-compatibility/2006" xmlns:aink="http://schemas.microsoft.com/office/drawing/2016/ink" xmlns:am3d="http://schemas.microsoft.com/office/drawing/2017/model3d" xmlns:o="urn:schemas-microsoft-com:office:office" xmlns:r="http://schemas.openxmlformats.org/officeDocument/2006/relationships" xmlns:m="http://schemas.openxmlformats.org/officeDocument/2006/math" xmlns:v="urn:schemas-microsoft-com:vml" xmlns:wp14="http://schemas.microsoft.com/office/word/2010/wordprocessingDrawing" xmlns:wp="http://schemas.openxmlformats.org/drawingml/2006/wordprocessingDrawing" xmlns:w10="urn:schemas-microsoft-com:office:word" xmlns:w="http://schemas.openxmlformats.org/wordprocessingml/2006/main" xmlns:w14="http://schemas.microsoft.com/office/word/2010/wordml" xmlns:w15="http://schemas.microsoft.com/office/word/2012/wordml" xmlns:w16cex="http://schemas.microsoft.com/office/word/2018/wordml/cex" xmlns:w16cid="http://schemas.microsoft.com/office/word/2016/wordml/cid" xmlns:w16="http://schemas.microsoft.com/office/word/2018/wordml" xmlns:w16sdtdh="http://schemas.microsoft.com/office/word/2020/wordml/sdtdatahash" xmlns:w16se="http://schemas.microsoft.com/office/word/2015/wordml/symex" xmlns:wpg="http://schemas.microsoft.com/office/word/2010/wordprocessingGroup" xmlns:wpi="http://schemas.microsoft.com/office/word/2010/wordprocessingInk" xmlns:wne="http://schemas.microsoft.com/office/word/2006/wordml" xmlns:wps="http://schemas.microsoft.com/office/word/2010/wordprocessingShape"/>
-</file>
-
-<file path=word/endnotes.xml><?xml version="1.0" encoding="utf-8"?>
-<w:endnotes xmlns:wpc="http://schemas.microsoft.com/office/word/2010/wordprocessingCanvas" xmlns:mc="http://schemas.openxmlformats.org/markup-compatibility/2006" xmlns:o="urn:schemas-microsoft-com:office:office" xmlns:r="http://schemas.openxmlformats.org/officeDocument/2006/relationships" xmlns:m="http://schemas.openxmlformats.org/officeDocument/2006/math" xmlns:v="urn:schemas-microsoft-com:vml" xmlns:wp14="http://schemas.microsoft.com/office/word/2010/wordprocessingDrawing" xmlns:wp="http://schemas.openxmlformats.org/drawingml/2006/wordprocessingDrawing" xmlns:w10="urn:schemas-microsoft-com:office:word" xmlns:w="http://schemas.openxmlformats.org/wordprocessingml/2006/main" xmlns:w14="http://schemas.microsoft.com/office/word/2010/wordml" xmlns:w15="http://schemas.microsoft.com/office/word/2012/wordml" xmlns:wpg="http://schemas.microsoft.com/office/word/2010/wordprocessingGroup" xmlns:wpi="http://schemas.microsoft.com/office/word/2010/wordprocessingInk" xmlns:wne="http://schemas.microsoft.com/office/word/2006/wordml" xmlns:wps="http://schemas.microsoft.com/office/word/2010/wordprocessingShape" mc:Ignorable="w14 w15 wp14">
-  <w:endnote w:type="separator" w:id="-1">
-    <w:p>
-      <w:pPr>
-        <w:spacing w:after="0" w:line="240" w:lineRule="auto"/>
-      </w:pPr>
-      <w:r>
-        <w:rPr>
-          <w:rStyle w:val="EndnoteReference"/>
-        </w:rPr>
-        <w:endnoteRef/>
-      </w:r>
-      <w:r>
-        <w:separator/>
-      </w:r>
-    </w:p>
-  </w:endnote>
-  <w:endnote w:type="continuationSeparator" w:id="0">
-    <w:p>
-      <w:pPr>
-        <w:spacing w:after="0" w:line="240" w:lineRule="auto"/>
-      </w:pPr>
-      <w:r>
-        <w:rPr>
-          <w:rStyle w:val="EndnoteReference"/>
-        </w:rPr>
-        <w:endnoteRef/>
-      </w:r>
-      <w:r>
-        <w:continuationSeparator/>
-      </w:r>
-    </w:p>
-  </w:endnote>
-</w:endnotes>
-</file>
-
-<file path=word/footnotes.xml><?xml version="1.0" encoding="utf-8"?>
-<w:footnotes xmlns:wpc="http://schemas.microsoft.com/office/word/2010/wordprocessingCanvas" xmlns:mc="http://schemas.openxmlformats.org/markup-compatibility/2006" xmlns:o="urn:schemas-microsoft-com:office:office" xmlns:r="http://schemas.openxmlformats.org/officeDocument/2006/relationships" xmlns:m="http://schemas.openxmlformats.org/officeDocument/2006/math" xmlns:v="urn:schemas-microsoft-com:vml" xmlns:wp14="http://schemas.microsoft.com/office/word/2010/wordprocessingDrawing" xmlns:wp="http://schemas.openxmlformats.org/drawingml/2006/wordprocessingDrawing" xmlns:w10="urn:schemas-microsoft-com:office:word" xmlns:w="http://schemas.openxmlformats.org/wordprocessingml/2006/main" xmlns:w14="http://schemas.microsoft.com/office/word/2010/wordml" xmlns:w15="http://schemas.microsoft.com/office/word/2012/wordml" xmlns:wpg="http://schemas.microsoft.com/office/word/2010/wordprocessingGroup" xmlns:wpi="http://schemas.microsoft.com/office/word/2010/wordprocessingInk" xmlns:wne="http://schemas.microsoft.com/office/word/2006/wordml" xmlns:wps="http://schemas.microsoft.com/office/word/2010/wordprocessingShape" mc:Ignorable="w14 w15 wp14">
-  <w:footnote w:type="separator" w:id="-1">
-    <w:p>
-      <w:pPr>
-        <w:spacing w:after="0" w:line="240" w:lineRule="auto"/>
-      </w:pPr>
-      <w:r>
-        <w:rPr>
-          <w:rStyle w:val="FootnoteReference"/>
-        </w:rPr>
-        <w:footnoteRef/>
-      </w:r>
-      <w:r>
-        <w:separator/>
-      </w:r>
-    </w:p>
-  </w:footnote>
-  <w:footnote w:type="continuationSeparator" w:id="0">
-    <w:p>
-      <w:pPr>
-        <w:spacing w:after="0" w:line="240" w:lineRule="auto"/>
-      </w:pPr>
-      <w:r>
-        <w:rPr>
-          <w:rStyle w:val="FootnoteReference"/>
-        </w:rPr>
-        <w:footnoteRef/>
-      </w:r>
-      <w:r>
-        <w:continuationSeparator/>
-      </w:r>
-    </w:p>
-  </w:footnote>
-</w:footnotes>
-</file>
-
 <file path=word/numbering.xml><?xml version="1.0" encoding="utf-8"?>
-<w:numbering xmlns:wpc="http://schemas.microsoft.com/office/word/2010/wordprocessingCanvas" xmlns:mc="http://schemas.openxmlformats.org/markup-compatibility/2006" xmlns:o="urn:schemas-microsoft-com:office:office" xmlns:r="http://schemas.openxmlformats.org/officeDocument/2006/relationships" xmlns:m="http://schemas.openxmlformats.org/officeDocument/2006/math" xmlns:v="urn:schemas-microsoft-com:vml" xmlns:wp14="http://schemas.microsoft.com/office/word/2010/wordprocessingDrawing" xmlns:wp="http://schemas.openxmlformats.org/drawingml/2006/wordprocessingDrawing" xmlns:w10="urn:schemas-microsoft-com:office:word" xmlns:w="http://schemas.openxmlformats.org/wordprocessingml/2006/main" xmlns:w14="http://schemas.microsoft.com/office/word/2010/wordml" xmlns:w15="http://schemas.microsoft.com/office/word/2012/wordml" xmlns:wpg="http://schemas.microsoft.com/office/word/2010/wordprocessingGroup" xmlns:wpi="http://schemas.microsoft.com/office/word/2010/wordprocessingInk" xmlns:wne="http://schemas.microsoft.com/office/word/2006/wordml" xmlns:wps="http://schemas.microsoft.com/office/word/2010/wordprocessingShape" mc:Ignorable="w14 w15 wp14">
-  <w:abstractNum w:abstractNumId="1" w15:restartNumberingAfterBreak="0">
+<w:numbering xmlns:wpc="http://schemas.microsoft.com/office/word/2010/wordprocessingCanvas" xmlns:cx="http://schemas.microsoft.com/office/drawing/2014/chartex" xmlns:cx1="http://schemas.microsoft.com/office/drawing/2015/9/8/chartex" xmlns:cx2="http://schemas.microsoft.com/office/drawing/2015/10/21/chartex" xmlns:cx3="http://schemas.microsoft.com/office/drawing/2016/5/9/chartex" xmlns:cx4="http://schemas.microsoft.com/office/drawing/2016/5/10/chartex" xmlns:cx5="http://schemas.microsoft.com/office/drawing/2016/5/11/chartex" xmlns:cx6="http://schemas.microsoft.com/office/drawing/2016/5/12/chartex" xmlns:cx7="http://schemas.microsoft.com/office/drawing/2016/5/13/chartex" xmlns:cx8="http://schemas.microsoft.com/office/drawing/2016/5/14/chartex" xmlns:mc="http://schemas.openxmlformats.org/markup-compatibility/2006" xmlns:aink="http://schemas.microsoft.com/office/drawing/2016/ink" xmlns:am3d="http://schemas.microsoft.com/office/drawing/2017/model3d" xmlns:o="urn:schemas-microsoft-com:office:office" xmlns:oel="http://schemas.microsoft.com/office/2019/extlst" xmlns:r="http://schemas.openxmlformats.org/officeDocument/2006/relationships" xmlns:m="http://schemas.openxmlformats.org/officeDocument/2006/math" xmlns:v="urn:schemas-microsoft-com:vml" xmlns:wp14="http://schemas.microsoft.com/office/word/2010/wordprocessingDrawing" xmlns:wp="http://schemas.openxmlformats.org/drawingml/2006/wordprocessingDrawing" xmlns:w10="urn:schemas-microsoft-com:office:word" xmlns:w="http://schemas.openxmlformats.org/wordprocessingml/2006/main" xmlns:w14="http://schemas.microsoft.com/office/word/2010/wordml" xmlns:w15="http://schemas.microsoft.com/office/word/2012/wordml" xmlns:w16cex="http://schemas.microsoft.com/office/word/2018/wordml/cex" xmlns:w16cid="http://schemas.microsoft.com/office/word/2016/wordml/cid" xmlns:w16="http://schemas.microsoft.com/office/word/2018/wordml" xmlns:w16du="http://schemas.microsoft.com/office/word/2023/wordml/word16du" xmlns:w16sdtdh="http://schemas.microsoft.com/office/word/2020/wordml/sdtdatahash" xmlns:w16sdtfl="http://schemas.microsoft.com/office/word/2024/wordml/sdtformatlock" xmlns:w16se="http://schemas.microsoft.com/office/word/2015/wordml/symex" xmlns:wpg="http://schemas.microsoft.com/office/word/2010/wordprocessingGroup" xmlns:wpi="http://schemas.microsoft.com/office/word/2010/wordprocessingInk" xmlns:wne="http://schemas.microsoft.com/office/word/2006/wordml" xmlns:wps="http://schemas.microsoft.com/office/word/2010/wordprocessingShape" mc:Ignorable="w14 w15 w16se w16cid w16 w16cex w16sdtdh w16sdtfl w16du wp14">
+  <w:abstractNum w:abstractNumId="0" w15:restartNumberingAfterBreak="0">
+    <w:nsid w:val="453B3879"/>
     <w:multiLevelType w:val="hybridMultilevel"/>
-    <w:lvl w:ilvl="0" w15:tentative="1">
+    <w:tmpl w:val="B73AC43C"/>
+    <w:lvl w:ilvl="0" w:tplc="E69EC380">
       <w:start w:val="1"/>
       <w:numFmt w:val="bullet"/>
       <w:lvlText w:val="●"/>
@@ -2273,7 +3366,7 @@
         <w:ind w:left="720" w:hanging="360"/>
       </w:pPr>
     </w:lvl>
-    <w:lvl w:ilvl="1" w15:tentative="1">
+    <w:lvl w:ilvl="1" w:tplc="C1C8AF50">
       <w:start w:val="1"/>
       <w:numFmt w:val="bullet"/>
       <w:lvlText w:val="○"/>
@@ -2282,7 +3375,7 @@
         <w:ind w:left="1440" w:hanging="360"/>
       </w:pPr>
     </w:lvl>
-    <w:lvl w:ilvl="2" w15:tentative="1">
+    <w:lvl w:ilvl="2" w:tplc="45088F26">
       <w:start w:val="1"/>
       <w:numFmt w:val="bullet"/>
       <w:lvlText w:val="■"/>
@@ -2291,7 +3384,7 @@
         <w:ind w:left="2160" w:hanging="360"/>
       </w:pPr>
     </w:lvl>
-    <w:lvl w:ilvl="3" w15:tentative="1">
+    <w:lvl w:ilvl="3" w:tplc="108E7318">
       <w:start w:val="1"/>
       <w:numFmt w:val="bullet"/>
       <w:lvlText w:val="●"/>
@@ -2300,7 +3393,7 @@
         <w:ind w:left="2880" w:hanging="360"/>
       </w:pPr>
     </w:lvl>
-    <w:lvl w:ilvl="4" w15:tentative="1">
+    <w:lvl w:ilvl="4" w:tplc="EB162E20">
       <w:start w:val="1"/>
       <w:numFmt w:val="bullet"/>
       <w:lvlText w:val="○"/>
@@ -2309,7 +3402,7 @@
         <w:ind w:left="3600" w:hanging="360"/>
       </w:pPr>
     </w:lvl>
-    <w:lvl w:ilvl="5" w15:tentative="1">
+    <w:lvl w:ilvl="5" w:tplc="FA3C99D6">
       <w:start w:val="1"/>
       <w:numFmt w:val="bullet"/>
       <w:lvlText w:val="■"/>
@@ -2318,7 +3411,7 @@
         <w:ind w:left="4320" w:hanging="360"/>
       </w:pPr>
     </w:lvl>
-    <w:lvl w:ilvl="6" w15:tentative="1">
+    <w:lvl w:ilvl="6" w:tplc="20E07B7A">
       <w:start w:val="1"/>
       <w:numFmt w:val="bullet"/>
       <w:lvlText w:val="●"/>
@@ -2327,7 +3420,7 @@
         <w:ind w:left="5040" w:hanging="360"/>
       </w:pPr>
     </w:lvl>
-    <w:lvl w:ilvl="7" w15:tentative="1">
+    <w:lvl w:ilvl="7" w:tplc="62CA6160">
       <w:start w:val="1"/>
       <w:numFmt w:val="bullet"/>
       <w:lvlText w:val="●"/>
@@ -2336,7 +3429,7 @@
         <w:ind w:left="5760" w:hanging="360"/>
       </w:pPr>
     </w:lvl>
-    <w:lvl w:ilvl="8" w15:tentative="1">
+    <w:lvl w:ilvl="8" w:tplc="199CDD78">
       <w:start w:val="1"/>
       <w:numFmt w:val="bullet"/>
       <w:lvlText w:val="●"/>
@@ -2346,9 +3439,11 @@
       </w:pPr>
     </w:lvl>
   </w:abstractNum>
-  <w:abstractNum w:abstractNumId="2" w15:restartNumberingAfterBreak="0">
+  <w:abstractNum w:abstractNumId="1" w15:restartNumberingAfterBreak="0">
+    <w:nsid w:val="486B7750"/>
     <w:multiLevelType w:val="hybridMultilevel"/>
-    <w:lvl w:ilvl="0" w15:tentative="1">
+    <w:tmpl w:val="1FEACEB8"/>
+    <w:lvl w:ilvl="0" w:tplc="0F7675F4">
       <w:start w:val="1"/>
       <w:numFmt w:val="bullet"/>
       <w:lvlText w:val="•"/>
@@ -2357,7 +3452,7 @@
         <w:ind w:left="400" w:hanging="260"/>
       </w:pPr>
     </w:lvl>
-    <w:lvl w:ilvl="1" w15:tentative="1">
+    <w:lvl w:ilvl="1" w:tplc="837C93EC">
       <w:start w:val="1"/>
       <w:numFmt w:val="bullet"/>
       <w:lvlText w:val="◦"/>
@@ -2366,15 +3461,50 @@
         <w:ind w:left="800" w:hanging="260"/>
       </w:pPr>
     </w:lvl>
+    <w:lvl w:ilvl="2" w:tplc="5582CC64">
+      <w:numFmt w:val="decimal"/>
+      <w:lvlText w:val=""/>
+      <w:lvlJc w:val="left"/>
+    </w:lvl>
+    <w:lvl w:ilvl="3" w:tplc="C3CC1BE6">
+      <w:numFmt w:val="decimal"/>
+      <w:lvlText w:val=""/>
+      <w:lvlJc w:val="left"/>
+    </w:lvl>
+    <w:lvl w:ilvl="4" w:tplc="CD9C5550">
+      <w:numFmt w:val="decimal"/>
+      <w:lvlText w:val=""/>
+      <w:lvlJc w:val="left"/>
+    </w:lvl>
+    <w:lvl w:ilvl="5" w:tplc="59FA383E">
+      <w:numFmt w:val="decimal"/>
+      <w:lvlText w:val=""/>
+      <w:lvlJc w:val="left"/>
+    </w:lvl>
+    <w:lvl w:ilvl="6" w:tplc="ED7687F2">
+      <w:numFmt w:val="decimal"/>
+      <w:lvlText w:val=""/>
+      <w:lvlJc w:val="left"/>
+    </w:lvl>
+    <w:lvl w:ilvl="7" w:tplc="F0C0A960">
+      <w:numFmt w:val="decimal"/>
+      <w:lvlText w:val=""/>
+      <w:lvlJc w:val="left"/>
+    </w:lvl>
+    <w:lvl w:ilvl="8" w:tplc="4F9443C6">
+      <w:numFmt w:val="decimal"/>
+      <w:lvlText w:val=""/>
+      <w:lvlJc w:val="left"/>
+    </w:lvl>
   </w:abstractNum>
-  <w:num w:numId="1">
-    <w:abstractNumId w:val="1"/>
+  <w:num w:numId="1" w16cid:durableId="748964824">
+    <w:abstractNumId w:val="0"/>
     <w:lvlOverride w:ilvl="0">
       <w:startOverride w:val="1"/>
     </w:lvlOverride>
   </w:num>
-  <w:num w:numId="2">
-    <w:abstractNumId w:val="2"/>
+  <w:num w:numId="2" w16cid:durableId="2129158945">
+    <w:abstractNumId w:val="1"/>
     <w:lvlOverride w:ilvl="0">
       <w:startOverride w:val="1"/>
     </w:lvlOverride>
@@ -2383,33 +3513,408 @@
 </file>
 
 <file path=word/styles.xml><?xml version="1.0" encoding="utf-8"?>
-<w:styles xmlns:mc="http://schemas.openxmlformats.org/markup-compatibility/2006" xmlns:r="http://schemas.openxmlformats.org/officeDocument/2006/relationships" xmlns:w="http://schemas.openxmlformats.org/wordprocessingml/2006/main" xmlns:w14="http://schemas.microsoft.com/office/word/2010/wordml" xmlns:w15="http://schemas.microsoft.com/office/word/2012/wordml" mc:Ignorable="w14 w15">
+<w:styles xmlns:mc="http://schemas.openxmlformats.org/markup-compatibility/2006" xmlns:r="http://schemas.openxmlformats.org/officeDocument/2006/relationships" xmlns:w="http://schemas.openxmlformats.org/wordprocessingml/2006/main" xmlns:w14="http://schemas.microsoft.com/office/word/2010/wordml" xmlns:w15="http://schemas.microsoft.com/office/word/2012/wordml" xmlns:w16cex="http://schemas.microsoft.com/office/word/2018/wordml/cex" xmlns:w16cid="http://schemas.microsoft.com/office/word/2016/wordml/cid" xmlns:w16="http://schemas.microsoft.com/office/word/2018/wordml" xmlns:w16du="http://schemas.microsoft.com/office/word/2023/wordml/word16du" xmlns:w16sdtdh="http://schemas.microsoft.com/office/word/2020/wordml/sdtdatahash" xmlns:w16sdtfl="http://schemas.microsoft.com/office/word/2024/wordml/sdtformatlock" xmlns:w16se="http://schemas.microsoft.com/office/word/2015/wordml/symex" mc:Ignorable="w14 w15 w16se w16cid w16 w16cex w16sdtdh w16sdtfl w16du">
   <w:docDefaults>
     <w:rPrDefault>
       <w:rPr>
-        <w:rFonts w:ascii="Calibri" w:cs="Calibri" w:eastAsia="Calibri" w:hAnsi="Calibri"/>
+        <w:rFonts w:ascii="Calibri" w:eastAsia="Calibri" w:hAnsi="Calibri" w:cs="Calibri"/>
         <w:color w:val="000000"/>
         <w:sz w:val="21"/>
         <w:szCs w:val="21"/>
+        <w:lang w:val="en-US" w:eastAsia="en-US" w:bidi="ar-SA"/>
       </w:rPr>
     </w:rPrDefault>
     <w:pPrDefault/>
   </w:docDefaults>
-  <w:style w:type="paragraph" w:styleId="Title">
-    <w:name w:val="Title"/>
-    <w:basedOn w:val="Normal"/>
-    <w:next w:val="Normal"/>
+  <w:latentStyles w:defLockedState="0" w:defUIPriority="99" w:defSemiHidden="0" w:defUnhideWhenUsed="0" w:defQFormat="0" w:count="376">
+    <w:lsdException w:name="Normal" w:uiPriority="0" w:qFormat="1"/>
+    <w:lsdException w:name="heading 1" w:uiPriority="9" w:qFormat="1"/>
+    <w:lsdException w:name="heading 2" w:semiHidden="1" w:uiPriority="9" w:unhideWhenUsed="1" w:qFormat="1"/>
+    <w:lsdException w:name="heading 3" w:semiHidden="1" w:uiPriority="9" w:unhideWhenUsed="1" w:qFormat="1"/>
+    <w:lsdException w:name="heading 4" w:semiHidden="1" w:uiPriority="9" w:unhideWhenUsed="1" w:qFormat="1"/>
+    <w:lsdException w:name="heading 5" w:semiHidden="1" w:uiPriority="9" w:unhideWhenUsed="1" w:qFormat="1"/>
+    <w:lsdException w:name="heading 6" w:semiHidden="1" w:uiPriority="9" w:unhideWhenUsed="1" w:qFormat="1"/>
+    <w:lsdException w:name="heading 7" w:semiHidden="1" w:uiPriority="9" w:unhideWhenUsed="1" w:qFormat="1"/>
+    <w:lsdException w:name="heading 8" w:semiHidden="1" w:uiPriority="9" w:unhideWhenUsed="1" w:qFormat="1"/>
+    <w:lsdException w:name="heading 9" w:semiHidden="1" w:uiPriority="9" w:unhideWhenUsed="1" w:qFormat="1"/>
+    <w:lsdException w:name="index 1" w:semiHidden="1" w:unhideWhenUsed="1"/>
+    <w:lsdException w:name="index 2" w:semiHidden="1" w:unhideWhenUsed="1"/>
+    <w:lsdException w:name="index 3" w:semiHidden="1" w:unhideWhenUsed="1"/>
+    <w:lsdException w:name="index 4" w:semiHidden="1" w:unhideWhenUsed="1"/>
+    <w:lsdException w:name="index 5" w:semiHidden="1" w:unhideWhenUsed="1"/>
+    <w:lsdException w:name="index 6" w:semiHidden="1" w:unhideWhenUsed="1"/>
+    <w:lsdException w:name="index 7" w:semiHidden="1" w:unhideWhenUsed="1"/>
+    <w:lsdException w:name="index 8" w:semiHidden="1" w:unhideWhenUsed="1"/>
+    <w:lsdException w:name="index 9" w:semiHidden="1" w:unhideWhenUsed="1"/>
+    <w:lsdException w:name="toc 1" w:semiHidden="1" w:uiPriority="39" w:unhideWhenUsed="1"/>
+    <w:lsdException w:name="toc 2" w:semiHidden="1" w:uiPriority="39" w:unhideWhenUsed="1"/>
+    <w:lsdException w:name="toc 3" w:semiHidden="1" w:uiPriority="39" w:unhideWhenUsed="1"/>
+    <w:lsdException w:name="toc 4" w:semiHidden="1" w:uiPriority="39" w:unhideWhenUsed="1"/>
+    <w:lsdException w:name="toc 5" w:semiHidden="1" w:uiPriority="39" w:unhideWhenUsed="1"/>
+    <w:lsdException w:name="toc 6" w:semiHidden="1" w:uiPriority="39" w:unhideWhenUsed="1"/>
+    <w:lsdException w:name="toc 7" w:semiHidden="1" w:uiPriority="39" w:unhideWhenUsed="1"/>
+    <w:lsdException w:name="toc 8" w:semiHidden="1" w:uiPriority="39" w:unhideWhenUsed="1"/>
+    <w:lsdException w:name="toc 9" w:semiHidden="1" w:uiPriority="39" w:unhideWhenUsed="1"/>
+    <w:lsdException w:name="Normal Indent" w:semiHidden="1" w:unhideWhenUsed="1"/>
+    <w:lsdException w:name="footnote text" w:semiHidden="1" w:unhideWhenUsed="1"/>
+    <w:lsdException w:name="annotation text" w:semiHidden="1" w:unhideWhenUsed="1"/>
+    <w:lsdException w:name="header" w:semiHidden="1" w:unhideWhenUsed="1"/>
+    <w:lsdException w:name="footer" w:semiHidden="1" w:unhideWhenUsed="1"/>
+    <w:lsdException w:name="index heading" w:semiHidden="1" w:unhideWhenUsed="1"/>
+    <w:lsdException w:name="caption" w:semiHidden="1" w:uiPriority="35" w:unhideWhenUsed="1" w:qFormat="1"/>
+    <w:lsdException w:name="table of figures" w:semiHidden="1" w:unhideWhenUsed="1"/>
+    <w:lsdException w:name="envelope address" w:semiHidden="1" w:unhideWhenUsed="1"/>
+    <w:lsdException w:name="envelope return" w:semiHidden="1" w:unhideWhenUsed="1"/>
+    <w:lsdException w:name="footnote reference" w:semiHidden="1" w:unhideWhenUsed="1"/>
+    <w:lsdException w:name="annotation reference" w:semiHidden="1" w:unhideWhenUsed="1"/>
+    <w:lsdException w:name="line number" w:semiHidden="1" w:unhideWhenUsed="1"/>
+    <w:lsdException w:name="page number" w:semiHidden="1" w:unhideWhenUsed="1"/>
+    <w:lsdException w:name="endnote reference" w:semiHidden="1" w:unhideWhenUsed="1"/>
+    <w:lsdException w:name="endnote text" w:semiHidden="1" w:unhideWhenUsed="1"/>
+    <w:lsdException w:name="table of authorities" w:semiHidden="1" w:unhideWhenUsed="1"/>
+    <w:lsdException w:name="macro" w:semiHidden="1" w:unhideWhenUsed="1"/>
+    <w:lsdException w:name="toa heading" w:semiHidden="1" w:unhideWhenUsed="1"/>
+    <w:lsdException w:name="List" w:semiHidden="1" w:unhideWhenUsed="1"/>
+    <w:lsdException w:name="List Bullet" w:semiHidden="1" w:unhideWhenUsed="1"/>
+    <w:lsdException w:name="List Number" w:semiHidden="1" w:unhideWhenUsed="1"/>
+    <w:lsdException w:name="List 2" w:semiHidden="1" w:unhideWhenUsed="1"/>
+    <w:lsdException w:name="List 3" w:semiHidden="1" w:unhideWhenUsed="1"/>
+    <w:lsdException w:name="List 4" w:semiHidden="1" w:unhideWhenUsed="1"/>
+    <w:lsdException w:name="List 5" w:semiHidden="1" w:unhideWhenUsed="1"/>
+    <w:lsdException w:name="List Bullet 2" w:semiHidden="1" w:unhideWhenUsed="1"/>
+    <w:lsdException w:name="List Bullet 3" w:semiHidden="1" w:unhideWhenUsed="1"/>
+    <w:lsdException w:name="List Bullet 4" w:semiHidden="1" w:unhideWhenUsed="1"/>
+    <w:lsdException w:name="List Bullet 5" w:semiHidden="1" w:unhideWhenUsed="1"/>
+    <w:lsdException w:name="List Number 2" w:semiHidden="1" w:unhideWhenUsed="1"/>
+    <w:lsdException w:name="List Number 3" w:semiHidden="1" w:unhideWhenUsed="1"/>
+    <w:lsdException w:name="List Number 4" w:semiHidden="1" w:unhideWhenUsed="1"/>
+    <w:lsdException w:name="List Number 5" w:semiHidden="1" w:unhideWhenUsed="1"/>
+    <w:lsdException w:name="Title" w:uiPriority="10" w:qFormat="1"/>
+    <w:lsdException w:name="Closing" w:semiHidden="1" w:unhideWhenUsed="1"/>
+    <w:lsdException w:name="Signature" w:semiHidden="1" w:unhideWhenUsed="1"/>
+    <w:lsdException w:name="Default Paragraph Font" w:semiHidden="1" w:uiPriority="1" w:unhideWhenUsed="1"/>
+    <w:lsdException w:name="Body Text" w:semiHidden="1" w:unhideWhenUsed="1"/>
+    <w:lsdException w:name="Body Text Indent" w:semiHidden="1" w:unhideWhenUsed="1"/>
+    <w:lsdException w:name="List Continue" w:semiHidden="1" w:unhideWhenUsed="1"/>
+    <w:lsdException w:name="List Continue 2" w:semiHidden="1" w:unhideWhenUsed="1"/>
+    <w:lsdException w:name="List Continue 3" w:semiHidden="1" w:unhideWhenUsed="1"/>
+    <w:lsdException w:name="List Continue 4" w:semiHidden="1" w:unhideWhenUsed="1"/>
+    <w:lsdException w:name="List Continue 5" w:semiHidden="1" w:unhideWhenUsed="1"/>
+    <w:lsdException w:name="Message Header" w:semiHidden="1" w:unhideWhenUsed="1"/>
+    <w:lsdException w:name="Subtitle" w:uiPriority="11" w:qFormat="1"/>
+    <w:lsdException w:name="Salutation" w:semiHidden="1" w:unhideWhenUsed="1"/>
+    <w:lsdException w:name="Date" w:semiHidden="1" w:unhideWhenUsed="1"/>
+    <w:lsdException w:name="Body Text First Indent" w:semiHidden="1" w:unhideWhenUsed="1"/>
+    <w:lsdException w:name="Body Text First Indent 2" w:semiHidden="1" w:unhideWhenUsed="1"/>
+    <w:lsdException w:name="Note Heading" w:semiHidden="1" w:unhideWhenUsed="1"/>
+    <w:lsdException w:name="Body Text 2" w:semiHidden="1" w:unhideWhenUsed="1"/>
+    <w:lsdException w:name="Body Text 3" w:semiHidden="1" w:unhideWhenUsed="1"/>
+    <w:lsdException w:name="Body Text Indent 2" w:semiHidden="1" w:unhideWhenUsed="1"/>
+    <w:lsdException w:name="Body Text Indent 3" w:semiHidden="1" w:unhideWhenUsed="1"/>
+    <w:lsdException w:name="Block Text" w:semiHidden="1" w:unhideWhenUsed="1"/>
+    <w:lsdException w:name="Hyperlink" w:semiHidden="1" w:unhideWhenUsed="1"/>
+    <w:lsdException w:name="FollowedHyperlink" w:semiHidden="1" w:unhideWhenUsed="1"/>
+    <w:lsdException w:name="Strong" w:uiPriority="22" w:qFormat="1"/>
+    <w:lsdException w:name="Emphasis" w:uiPriority="20" w:qFormat="1"/>
+    <w:lsdException w:name="Document Map" w:semiHidden="1" w:unhideWhenUsed="1"/>
+    <w:lsdException w:name="Plain Text" w:semiHidden="1" w:unhideWhenUsed="1"/>
+    <w:lsdException w:name="E-mail Signature" w:semiHidden="1" w:unhideWhenUsed="1"/>
+    <w:lsdException w:name="HTML Top of Form" w:semiHidden="1" w:unhideWhenUsed="1"/>
+    <w:lsdException w:name="HTML Bottom of Form" w:semiHidden="1" w:unhideWhenUsed="1"/>
+    <w:lsdException w:name="Normal (Web)" w:semiHidden="1" w:unhideWhenUsed="1"/>
+    <w:lsdException w:name="HTML Acronym" w:semiHidden="1" w:unhideWhenUsed="1"/>
+    <w:lsdException w:name="HTML Address" w:semiHidden="1" w:unhideWhenUsed="1"/>
+    <w:lsdException w:name="HTML Cite" w:semiHidden="1" w:unhideWhenUsed="1"/>
+    <w:lsdException w:name="HTML Code" w:semiHidden="1" w:unhideWhenUsed="1"/>
+    <w:lsdException w:name="HTML Definition" w:semiHidden="1" w:unhideWhenUsed="1"/>
+    <w:lsdException w:name="HTML Keyboard" w:semiHidden="1" w:unhideWhenUsed="1"/>
+    <w:lsdException w:name="HTML Preformatted" w:semiHidden="1" w:unhideWhenUsed="1"/>
+    <w:lsdException w:name="HTML Sample" w:semiHidden="1" w:unhideWhenUsed="1"/>
+    <w:lsdException w:name="HTML Typewriter" w:semiHidden="1" w:unhideWhenUsed="1"/>
+    <w:lsdException w:name="HTML Variable" w:semiHidden="1" w:unhideWhenUsed="1"/>
+    <w:lsdException w:name="Normal Table" w:semiHidden="1" w:unhideWhenUsed="1"/>
+    <w:lsdException w:name="annotation subject" w:semiHidden="1" w:unhideWhenUsed="1"/>
+    <w:lsdException w:name="No List" w:semiHidden="1" w:unhideWhenUsed="1"/>
+    <w:lsdException w:name="Outline List 1" w:semiHidden="1" w:unhideWhenUsed="1"/>
+    <w:lsdException w:name="Outline List 2" w:semiHidden="1" w:unhideWhenUsed="1"/>
+    <w:lsdException w:name="Outline List 3" w:semiHidden="1" w:unhideWhenUsed="1"/>
+    <w:lsdException w:name="Table Simple 1" w:semiHidden="1" w:unhideWhenUsed="1"/>
+    <w:lsdException w:name="Table Simple 2" w:semiHidden="1" w:unhideWhenUsed="1"/>
+    <w:lsdException w:name="Table Simple 3" w:semiHidden="1" w:unhideWhenUsed="1"/>
+    <w:lsdException w:name="Table Classic 1" w:semiHidden="1" w:unhideWhenUsed="1"/>
+    <w:lsdException w:name="Table Classic 2" w:semiHidden="1" w:unhideWhenUsed="1"/>
+    <w:lsdException w:name="Table Classic 3" w:semiHidden="1" w:unhideWhenUsed="1"/>
+    <w:lsdException w:name="Table Classic 4" w:semiHidden="1" w:unhideWhenUsed="1"/>
+    <w:lsdException w:name="Table Colorful 1" w:semiHidden="1" w:unhideWhenUsed="1"/>
+    <w:lsdException w:name="Table Colorful 2" w:semiHidden="1" w:unhideWhenUsed="1"/>
+    <w:lsdException w:name="Table Colorful 3" w:semiHidden="1" w:unhideWhenUsed="1"/>
+    <w:lsdException w:name="Table Columns 1" w:semiHidden="1" w:unhideWhenUsed="1"/>
+    <w:lsdException w:name="Table Columns 2" w:semiHidden="1" w:unhideWhenUsed="1"/>
+    <w:lsdException w:name="Table Columns 3" w:semiHidden="1" w:unhideWhenUsed="1"/>
+    <w:lsdException w:name="Table Columns 4" w:semiHidden="1" w:unhideWhenUsed="1"/>
+    <w:lsdException w:name="Table Columns 5" w:semiHidden="1" w:unhideWhenUsed="1"/>
+    <w:lsdException w:name="Table Grid 1" w:semiHidden="1" w:unhideWhenUsed="1"/>
+    <w:lsdException w:name="Table Grid 2" w:semiHidden="1" w:unhideWhenUsed="1"/>
+    <w:lsdException w:name="Table Grid 3" w:semiHidden="1" w:unhideWhenUsed="1"/>
+    <w:lsdException w:name="Table Grid 4" w:semiHidden="1" w:unhideWhenUsed="1"/>
+    <w:lsdException w:name="Table Grid 5" w:semiHidden="1" w:unhideWhenUsed="1"/>
+    <w:lsdException w:name="Table Grid 6" w:semiHidden="1" w:unhideWhenUsed="1"/>
+    <w:lsdException w:name="Table Grid 7" w:semiHidden="1" w:unhideWhenUsed="1"/>
+    <w:lsdException w:name="Table Grid 8" w:semiHidden="1" w:unhideWhenUsed="1"/>
+    <w:lsdException w:name="Table List 1" w:semiHidden="1" w:unhideWhenUsed="1"/>
+    <w:lsdException w:name="Table List 2" w:semiHidden="1" w:unhideWhenUsed="1"/>
+    <w:lsdException w:name="Table List 3" w:semiHidden="1" w:unhideWhenUsed="1"/>
+    <w:lsdException w:name="Table List 4" w:semiHidden="1" w:unhideWhenUsed="1"/>
+    <w:lsdException w:name="Table List 5" w:semiHidden="1" w:unhideWhenUsed="1"/>
+    <w:lsdException w:name="Table List 6" w:semiHidden="1" w:unhideWhenUsed="1"/>
+    <w:lsdException w:name="Table List 7" w:semiHidden="1" w:unhideWhenUsed="1"/>
+    <w:lsdException w:name="Table List 8" w:semiHidden="1" w:unhideWhenUsed="1"/>
+    <w:lsdException w:name="Table 3D effects 1" w:semiHidden="1" w:unhideWhenUsed="1"/>
+    <w:lsdException w:name="Table 3D effects 2" w:semiHidden="1" w:unhideWhenUsed="1"/>
+    <w:lsdException w:name="Table 3D effects 3" w:semiHidden="1" w:unhideWhenUsed="1"/>
+    <w:lsdException w:name="Table Contemporary" w:semiHidden="1" w:unhideWhenUsed="1"/>
+    <w:lsdException w:name="Table Elegant" w:semiHidden="1" w:unhideWhenUsed="1"/>
+    <w:lsdException w:name="Table Professional" w:semiHidden="1" w:unhideWhenUsed="1"/>
+    <w:lsdException w:name="Table Subtle 1" w:semiHidden="1" w:unhideWhenUsed="1"/>
+    <w:lsdException w:name="Table Subtle 2" w:semiHidden="1" w:unhideWhenUsed="1"/>
+    <w:lsdException w:name="Table Web 1" w:semiHidden="1" w:unhideWhenUsed="1"/>
+    <w:lsdException w:name="Table Web 2" w:semiHidden="1" w:unhideWhenUsed="1"/>
+    <w:lsdException w:name="Table Web 3" w:semiHidden="1" w:unhideWhenUsed="1"/>
+    <w:lsdException w:name="Balloon Text" w:semiHidden="1" w:unhideWhenUsed="1"/>
+    <w:lsdException w:name="Table Grid" w:uiPriority="39"/>
+    <w:lsdException w:name="Table Theme" w:semiHidden="1" w:unhideWhenUsed="1"/>
+    <w:lsdException w:name="Placeholder Text" w:semiHidden="1"/>
+    <w:lsdException w:name="No Spacing" w:uiPriority="1" w:qFormat="1"/>
+    <w:lsdException w:name="Light Shading" w:uiPriority="60"/>
+    <w:lsdException w:name="Light List" w:uiPriority="61"/>
+    <w:lsdException w:name="Light Grid" w:uiPriority="62"/>
+    <w:lsdException w:name="Medium Shading 1" w:uiPriority="63"/>
+    <w:lsdException w:name="Medium Shading 2" w:uiPriority="64"/>
+    <w:lsdException w:name="Medium List 1" w:uiPriority="65"/>
+    <w:lsdException w:name="Medium List 2" w:uiPriority="66"/>
+    <w:lsdException w:name="Medium Grid 1" w:uiPriority="67"/>
+    <w:lsdException w:name="Medium Grid 2" w:uiPriority="68"/>
+    <w:lsdException w:name="Medium Grid 3" w:uiPriority="69"/>
+    <w:lsdException w:name="Dark List" w:uiPriority="70"/>
+    <w:lsdException w:name="Colorful Shading" w:uiPriority="71"/>
+    <w:lsdException w:name="Colorful List" w:uiPriority="72"/>
+    <w:lsdException w:name="Colorful Grid" w:uiPriority="73"/>
+    <w:lsdException w:name="Light Shading Accent 1" w:uiPriority="60"/>
+    <w:lsdException w:name="Light List Accent 1" w:uiPriority="61"/>
+    <w:lsdException w:name="Light Grid Accent 1" w:uiPriority="62"/>
+    <w:lsdException w:name="Medium Shading 1 Accent 1" w:uiPriority="63"/>
+    <w:lsdException w:name="Medium Shading 2 Accent 1" w:uiPriority="64"/>
+    <w:lsdException w:name="Medium List 1 Accent 1" w:uiPriority="65"/>
+    <w:lsdException w:name="Revision" w:semiHidden="1"/>
+    <w:lsdException w:name="List Paragraph" w:uiPriority="34" w:qFormat="1"/>
+    <w:lsdException w:name="Quote" w:uiPriority="29" w:qFormat="1"/>
+    <w:lsdException w:name="Intense Quote" w:uiPriority="30" w:qFormat="1"/>
+    <w:lsdException w:name="Medium List 2 Accent 1" w:uiPriority="66"/>
+    <w:lsdException w:name="Medium Grid 1 Accent 1" w:uiPriority="67"/>
+    <w:lsdException w:name="Medium Grid 2 Accent 1" w:uiPriority="68"/>
+    <w:lsdException w:name="Medium Grid 3 Accent 1" w:uiPriority="69"/>
+    <w:lsdException w:name="Dark List Accent 1" w:uiPriority="70"/>
+    <w:lsdException w:name="Colorful Shading Accent 1" w:uiPriority="71"/>
+    <w:lsdException w:name="Colorful List Accent 1" w:uiPriority="72"/>
+    <w:lsdException w:name="Colorful Grid Accent 1" w:uiPriority="73"/>
+    <w:lsdException w:name="Light Shading Accent 2" w:uiPriority="60"/>
+    <w:lsdException w:name="Light List Accent 2" w:uiPriority="61"/>
+    <w:lsdException w:name="Light Grid Accent 2" w:uiPriority="62"/>
+    <w:lsdException w:name="Medium Shading 1 Accent 2" w:uiPriority="63"/>
+    <w:lsdException w:name="Medium Shading 2 Accent 2" w:uiPriority="64"/>
+    <w:lsdException w:name="Medium List 1 Accent 2" w:uiPriority="65"/>
+    <w:lsdException w:name="Medium List 2 Accent 2" w:uiPriority="66"/>
+    <w:lsdException w:name="Medium Grid 1 Accent 2" w:uiPriority="67"/>
+    <w:lsdException w:name="Medium Grid 2 Accent 2" w:uiPriority="68"/>
+    <w:lsdException w:name="Medium Grid 3 Accent 2" w:uiPriority="69"/>
+    <w:lsdException w:name="Dark List Accent 2" w:uiPriority="70"/>
+    <w:lsdException w:name="Colorful Shading Accent 2" w:uiPriority="71"/>
+    <w:lsdException w:name="Colorful List Accent 2" w:uiPriority="72"/>
+    <w:lsdException w:name="Colorful Grid Accent 2" w:uiPriority="73"/>
+    <w:lsdException w:name="Light Shading Accent 3" w:uiPriority="60"/>
+    <w:lsdException w:name="Light List Accent 3" w:uiPriority="61"/>
+    <w:lsdException w:name="Light Grid Accent 3" w:uiPriority="62"/>
+    <w:lsdException w:name="Medium Shading 1 Accent 3" w:uiPriority="63"/>
+    <w:lsdException w:name="Medium Shading 2 Accent 3" w:uiPriority="64"/>
+    <w:lsdException w:name="Medium List 1 Accent 3" w:uiPriority="65"/>
+    <w:lsdException w:name="Medium List 2 Accent 3" w:uiPriority="66"/>
+    <w:lsdException w:name="Medium Grid 1 Accent 3" w:uiPriority="67"/>
+    <w:lsdException w:name="Medium Grid 2 Accent 3" w:uiPriority="68"/>
+    <w:lsdException w:name="Medium Grid 3 Accent 3" w:uiPriority="69"/>
+    <w:lsdException w:name="Dark List Accent 3" w:uiPriority="70"/>
+    <w:lsdException w:name="Colorful Shading Accent 3" w:uiPriority="71"/>
+    <w:lsdException w:name="Colorful List Accent 3" w:uiPriority="72"/>
+    <w:lsdException w:name="Colorful Grid Accent 3" w:uiPriority="73"/>
+    <w:lsdException w:name="Light Shading Accent 4" w:uiPriority="60"/>
+    <w:lsdException w:name="Light List Accent 4" w:uiPriority="61"/>
+    <w:lsdException w:name="Light Grid Accent 4" w:uiPriority="62"/>
+    <w:lsdException w:name="Medium Shading 1 Accent 4" w:uiPriority="63"/>
+    <w:lsdException w:name="Medium Shading 2 Accent 4" w:uiPriority="64"/>
+    <w:lsdException w:name="Medium List 1 Accent 4" w:uiPriority="65"/>
+    <w:lsdException w:name="Medium List 2 Accent 4" w:uiPriority="66"/>
+    <w:lsdException w:name="Medium Grid 1 Accent 4" w:uiPriority="67"/>
+    <w:lsdException w:name="Medium Grid 2 Accent 4" w:uiPriority="68"/>
+    <w:lsdException w:name="Medium Grid 3 Accent 4" w:uiPriority="69"/>
+    <w:lsdException w:name="Dark List Accent 4" w:uiPriority="70"/>
+    <w:lsdException w:name="Colorful Shading Accent 4" w:uiPriority="71"/>
+    <w:lsdException w:name="Colorful List Accent 4" w:uiPriority="72"/>
+    <w:lsdException w:name="Colorful Grid Accent 4" w:uiPriority="73"/>
+    <w:lsdException w:name="Light Shading Accent 5" w:uiPriority="60"/>
+    <w:lsdException w:name="Light List Accent 5" w:uiPriority="61"/>
+    <w:lsdException w:name="Light Grid Accent 5" w:uiPriority="62"/>
+    <w:lsdException w:name="Medium Shading 1 Accent 5" w:uiPriority="63"/>
+    <w:lsdException w:name="Medium Shading 2 Accent 5" w:uiPriority="64"/>
+    <w:lsdException w:name="Medium List 1 Accent 5" w:uiPriority="65"/>
+    <w:lsdException w:name="Medium List 2 Accent 5" w:uiPriority="66"/>
+    <w:lsdException w:name="Medium Grid 1 Accent 5" w:uiPriority="67"/>
+    <w:lsdException w:name="Medium Grid 2 Accent 5" w:uiPriority="68"/>
+    <w:lsdException w:name="Medium Grid 3 Accent 5" w:uiPriority="69"/>
+    <w:lsdException w:name="Dark List Accent 5" w:uiPriority="70"/>
+    <w:lsdException w:name="Colorful Shading Accent 5" w:uiPriority="71"/>
+    <w:lsdException w:name="Colorful List Accent 5" w:uiPriority="72"/>
+    <w:lsdException w:name="Colorful Grid Accent 5" w:uiPriority="73"/>
+    <w:lsdException w:name="Light Shading Accent 6" w:uiPriority="60"/>
+    <w:lsdException w:name="Light List Accent 6" w:uiPriority="61"/>
+    <w:lsdException w:name="Light Grid Accent 6" w:uiPriority="62"/>
+    <w:lsdException w:name="Medium Shading 1 Accent 6" w:uiPriority="63"/>
+    <w:lsdException w:name="Medium Shading 2 Accent 6" w:uiPriority="64"/>
+    <w:lsdException w:name="Medium List 1 Accent 6" w:uiPriority="65"/>
+    <w:lsdException w:name="Medium List 2 Accent 6" w:uiPriority="66"/>
+    <w:lsdException w:name="Medium Grid 1 Accent 6" w:uiPriority="67"/>
+    <w:lsdException w:name="Medium Grid 2 Accent 6" w:uiPriority="68"/>
+    <w:lsdException w:name="Medium Grid 3 Accent 6" w:uiPriority="69"/>
+    <w:lsdException w:name="Dark List Accent 6" w:uiPriority="70"/>
+    <w:lsdException w:name="Colorful Shading Accent 6" w:uiPriority="71"/>
+    <w:lsdException w:name="Colorful List Accent 6" w:uiPriority="72"/>
+    <w:lsdException w:name="Colorful Grid Accent 6" w:uiPriority="73"/>
+    <w:lsdException w:name="Subtle Emphasis" w:uiPriority="19" w:qFormat="1"/>
+    <w:lsdException w:name="Intense Emphasis" w:uiPriority="21" w:qFormat="1"/>
+    <w:lsdException w:name="Subtle Reference" w:uiPriority="31" w:qFormat="1"/>
+    <w:lsdException w:name="Intense Reference" w:uiPriority="32" w:qFormat="1"/>
+    <w:lsdException w:name="Book Title" w:uiPriority="33" w:qFormat="1"/>
+    <w:lsdException w:name="Bibliography" w:semiHidden="1" w:uiPriority="37" w:unhideWhenUsed="1"/>
+    <w:lsdException w:name="TOC Heading" w:semiHidden="1" w:uiPriority="39" w:unhideWhenUsed="1" w:qFormat="1"/>
+    <w:lsdException w:name="Plain Table 1" w:uiPriority="41"/>
+    <w:lsdException w:name="Plain Table 2" w:uiPriority="42"/>
+    <w:lsdException w:name="Plain Table 3" w:uiPriority="43"/>
+    <w:lsdException w:name="Plain Table 4" w:uiPriority="44"/>
+    <w:lsdException w:name="Plain Table 5" w:uiPriority="45"/>
+    <w:lsdException w:name="Grid Table Light" w:uiPriority="40"/>
+    <w:lsdException w:name="Grid Table 1 Light" w:uiPriority="46"/>
+    <w:lsdException w:name="Grid Table 2" w:uiPriority="47"/>
+    <w:lsdException w:name="Grid Table 3" w:uiPriority="48"/>
+    <w:lsdException w:name="Grid Table 4" w:uiPriority="49"/>
+    <w:lsdException w:name="Grid Table 5 Dark" w:uiPriority="50"/>
+    <w:lsdException w:name="Grid Table 6 Colorful" w:uiPriority="51"/>
+    <w:lsdException w:name="Grid Table 7 Colorful" w:uiPriority="52"/>
+    <w:lsdException w:name="Grid Table 1 Light Accent 1" w:uiPriority="46"/>
+    <w:lsdException w:name="Grid Table 2 Accent 1" w:uiPriority="47"/>
+    <w:lsdException w:name="Grid Table 3 Accent 1" w:uiPriority="48"/>
+    <w:lsdException w:name="Grid Table 4 Accent 1" w:uiPriority="49"/>
+    <w:lsdException w:name="Grid Table 5 Dark Accent 1" w:uiPriority="50"/>
+    <w:lsdException w:name="Grid Table 6 Colorful Accent 1" w:uiPriority="51"/>
+    <w:lsdException w:name="Grid Table 7 Colorful Accent 1" w:uiPriority="52"/>
+    <w:lsdException w:name="Grid Table 1 Light Accent 2" w:uiPriority="46"/>
+    <w:lsdException w:name="Grid Table 2 Accent 2" w:uiPriority="47"/>
+    <w:lsdException w:name="Grid Table 3 Accent 2" w:uiPriority="48"/>
+    <w:lsdException w:name="Grid Table 4 Accent 2" w:uiPriority="49"/>
+    <w:lsdException w:name="Grid Table 5 Dark Accent 2" w:uiPriority="50"/>
+    <w:lsdException w:name="Grid Table 6 Colorful Accent 2" w:uiPriority="51"/>
+    <w:lsdException w:name="Grid Table 7 Colorful Accent 2" w:uiPriority="52"/>
+    <w:lsdException w:name="Grid Table 1 Light Accent 3" w:uiPriority="46"/>
+    <w:lsdException w:name="Grid Table 2 Accent 3" w:uiPriority="47"/>
+    <w:lsdException w:name="Grid Table 3 Accent 3" w:uiPriority="48"/>
+    <w:lsdException w:name="Grid Table 4 Accent 3" w:uiPriority="49"/>
+    <w:lsdException w:name="Grid Table 5 Dark Accent 3" w:uiPriority="50"/>
+    <w:lsdException w:name="Grid Table 6 Colorful Accent 3" w:uiPriority="51"/>
+    <w:lsdException w:name="Grid Table 7 Colorful Accent 3" w:uiPriority="52"/>
+    <w:lsdException w:name="Grid Table 1 Light Accent 4" w:uiPriority="46"/>
+    <w:lsdException w:name="Grid Table 2 Accent 4" w:uiPriority="47"/>
+    <w:lsdException w:name="Grid Table 3 Accent 4" w:uiPriority="48"/>
+    <w:lsdException w:name="Grid Table 4 Accent 4" w:uiPriority="49"/>
+    <w:lsdException w:name="Grid Table 5 Dark Accent 4" w:uiPriority="50"/>
+    <w:lsdException w:name="Grid Table 6 Colorful Accent 4" w:uiPriority="51"/>
+    <w:lsdException w:name="Grid Table 7 Colorful Accent 4" w:uiPriority="52"/>
+    <w:lsdException w:name="Grid Table 1 Light Accent 5" w:uiPriority="46"/>
+    <w:lsdException w:name="Grid Table 2 Accent 5" w:uiPriority="47"/>
+    <w:lsdException w:name="Grid Table 3 Accent 5" w:uiPriority="48"/>
+    <w:lsdException w:name="Grid Table 4 Accent 5" w:uiPriority="49"/>
+    <w:lsdException w:name="Grid Table 5 Dark Accent 5" w:uiPriority="50"/>
+    <w:lsdException w:name="Grid Table 6 Colorful Accent 5" w:uiPriority="51"/>
+    <w:lsdException w:name="Grid Table 7 Colorful Accent 5" w:uiPriority="52"/>
+    <w:lsdException w:name="Grid Table 1 Light Accent 6" w:uiPriority="46"/>
+    <w:lsdException w:name="Grid Table 2 Accent 6" w:uiPriority="47"/>
+    <w:lsdException w:name="Grid Table 3 Accent 6" w:uiPriority="48"/>
+    <w:lsdException w:name="Grid Table 4 Accent 6" w:uiPriority="49"/>
+    <w:lsdException w:name="Grid Table 5 Dark Accent 6" w:uiPriority="50"/>
+    <w:lsdException w:name="Grid Table 6 Colorful Accent 6" w:uiPriority="51"/>
+    <w:lsdException w:name="Grid Table 7 Colorful Accent 6" w:uiPriority="52"/>
+    <w:lsdException w:name="List Table 1 Light" w:uiPriority="46"/>
+    <w:lsdException w:name="List Table 2" w:uiPriority="47"/>
+    <w:lsdException w:name="List Table 3" w:uiPriority="48"/>
+    <w:lsdException w:name="List Table 4" w:uiPriority="49"/>
+    <w:lsdException w:name="List Table 5 Dark" w:uiPriority="50"/>
+    <w:lsdException w:name="List Table 6 Colorful" w:uiPriority="51"/>
+    <w:lsdException w:name="List Table 7 Colorful" w:uiPriority="52"/>
+    <w:lsdException w:name="List Table 1 Light Accent 1" w:uiPriority="46"/>
+    <w:lsdException w:name="List Table 2 Accent 1" w:uiPriority="47"/>
+    <w:lsdException w:name="List Table 3 Accent 1" w:uiPriority="48"/>
+    <w:lsdException w:name="List Table 4 Accent 1" w:uiPriority="49"/>
+    <w:lsdException w:name="List Table 5 Dark Accent 1" w:uiPriority="50"/>
+    <w:lsdException w:name="List Table 6 Colorful Accent 1" w:uiPriority="51"/>
+    <w:lsdException w:name="List Table 7 Colorful Accent 1" w:uiPriority="52"/>
+    <w:lsdException w:name="List Table 1 Light Accent 2" w:uiPriority="46"/>
+    <w:lsdException w:name="List Table 2 Accent 2" w:uiPriority="47"/>
+    <w:lsdException w:name="List Table 3 Accent 2" w:uiPriority="48"/>
+    <w:lsdException w:name="List Table 4 Accent 2" w:uiPriority="49"/>
+    <w:lsdException w:name="List Table 5 Dark Accent 2" w:uiPriority="50"/>
+    <w:lsdException w:name="List Table 6 Colorful Accent 2" w:uiPriority="51"/>
+    <w:lsdException w:name="List Table 7 Colorful Accent 2" w:uiPriority="52"/>
+    <w:lsdException w:name="List Table 1 Light Accent 3" w:uiPriority="46"/>
+    <w:lsdException w:name="List Table 2 Accent 3" w:uiPriority="47"/>
+    <w:lsdException w:name="List Table 3 Accent 3" w:uiPriority="48"/>
+    <w:lsdException w:name="List Table 4 Accent 3" w:uiPriority="49"/>
+    <w:lsdException w:name="List Table 5 Dark Accent 3" w:uiPriority="50"/>
+    <w:lsdException w:name="List Table 6 Colorful Accent 3" w:uiPriority="51"/>
+    <w:lsdException w:name="List Table 7 Colorful Accent 3" w:uiPriority="52"/>
+    <w:lsdException w:name="List Table 1 Light Accent 4" w:uiPriority="46"/>
+    <w:lsdException w:name="List Table 2 Accent 4" w:uiPriority="47"/>
+    <w:lsdException w:name="List Table 3 Accent 4" w:uiPriority="48"/>
+    <w:lsdException w:name="List Table 4 Accent 4" w:uiPriority="49"/>
+    <w:lsdException w:name="List Table 5 Dark Accent 4" w:uiPriority="50"/>
+    <w:lsdException w:name="List Table 6 Colorful Accent 4" w:uiPriority="51"/>
+    <w:lsdException w:name="List Table 7 Colorful Accent 4" w:uiPriority="52"/>
+    <w:lsdException w:name="List Table 1 Light Accent 5" w:uiPriority="46"/>
+    <w:lsdException w:name="List Table 2 Accent 5" w:uiPriority="47"/>
+    <w:lsdException w:name="List Table 3 Accent 5" w:uiPriority="48"/>
+    <w:lsdException w:name="List Table 4 Accent 5" w:uiPriority="49"/>
+    <w:lsdException w:name="List Table 5 Dark Accent 5" w:uiPriority="50"/>
+    <w:lsdException w:name="List Table 6 Colorful Accent 5" w:uiPriority="51"/>
+    <w:lsdException w:name="List Table 7 Colorful Accent 5" w:uiPriority="52"/>
+    <w:lsdException w:name="List Table 1 Light Accent 6" w:uiPriority="46"/>
+    <w:lsdException w:name="List Table 2 Accent 6" w:uiPriority="47"/>
+    <w:lsdException w:name="List Table 3 Accent 6" w:uiPriority="48"/>
+    <w:lsdException w:name="List Table 4 Accent 6" w:uiPriority="49"/>
+    <w:lsdException w:name="List Table 5 Dark Accent 6" w:uiPriority="50"/>
+    <w:lsdException w:name="List Table 6 Colorful Accent 6" w:uiPriority="51"/>
+    <w:lsdException w:name="List Table 7 Colorful Accent 6" w:uiPriority="52"/>
+    <w:lsdException w:name="Mention" w:semiHidden="1" w:unhideWhenUsed="1"/>
+    <w:lsdException w:name="Smart Hyperlink" w:semiHidden="1" w:unhideWhenUsed="1"/>
+    <w:lsdException w:name="Hashtag" w:semiHidden="1" w:unhideWhenUsed="1"/>
+    <w:lsdException w:name="Unresolved Mention" w:semiHidden="1" w:unhideWhenUsed="1"/>
+    <w:lsdException w:name="Smart Link" w:semiHidden="1" w:unhideWhenUsed="1"/>
+  </w:latentStyles>
+  <w:style w:type="paragraph" w:default="1" w:styleId="Normal">
+    <w:name w:val="Normal"/>
     <w:qFormat/>
-    <w:rPr>
-      <w:sz w:val="56"/>
-      <w:szCs w:val="56"/>
-    </w:rPr>
   </w:style>
   <w:style w:type="paragraph" w:styleId="Heading1">
-    <w:name w:val="Heading 1"/>
-    <w:basedOn w:val="Normal"/>
-    <w:next w:val="Normal"/>
+    <w:name w:val="heading 1"/>
+    <w:uiPriority w:val="9"/>
     <w:qFormat/>
+    <w:pPr>
+      <w:outlineLvl w:val="0"/>
+    </w:pPr>
     <w:rPr>
       <w:color w:val="2E74B5"/>
       <w:sz w:val="32"/>
@@ -2417,10 +3922,13 @@
     </w:rPr>
   </w:style>
   <w:style w:type="paragraph" w:styleId="Heading2">
-    <w:name w:val="Heading 2"/>
-    <w:basedOn w:val="Normal"/>
-    <w:next w:val="Normal"/>
+    <w:name w:val="heading 2"/>
+    <w:uiPriority w:val="9"/>
+    <w:unhideWhenUsed/>
     <w:qFormat/>
+    <w:pPr>
+      <w:outlineLvl w:val="1"/>
+    </w:pPr>
     <w:rPr>
       <w:color w:val="2E74B5"/>
       <w:sz w:val="26"/>
@@ -2428,10 +3936,14 @@
     </w:rPr>
   </w:style>
   <w:style w:type="paragraph" w:styleId="Heading3">
-    <w:name w:val="Heading 3"/>
-    <w:basedOn w:val="Normal"/>
-    <w:next w:val="Normal"/>
+    <w:name w:val="heading 3"/>
+    <w:uiPriority w:val="9"/>
+    <w:semiHidden/>
+    <w:unhideWhenUsed/>
     <w:qFormat/>
+    <w:pPr>
+      <w:outlineLvl w:val="2"/>
+    </w:pPr>
     <w:rPr>
       <w:color w:val="1F4D78"/>
       <w:sz w:val="24"/>
@@ -2439,10 +3951,14 @@
     </w:rPr>
   </w:style>
   <w:style w:type="paragraph" w:styleId="Heading4">
-    <w:name w:val="Heading 4"/>
-    <w:basedOn w:val="Normal"/>
-    <w:next w:val="Normal"/>
+    <w:name w:val="heading 4"/>
+    <w:uiPriority w:val="9"/>
+    <w:semiHidden/>
+    <w:unhideWhenUsed/>
     <w:qFormat/>
+    <w:pPr>
+      <w:outlineLvl w:val="3"/>
+    </w:pPr>
     <w:rPr>
       <w:i/>
       <w:iCs/>
@@ -2450,27 +3966,69 @@
     </w:rPr>
   </w:style>
   <w:style w:type="paragraph" w:styleId="Heading5">
-    <w:name w:val="Heading 5"/>
-    <w:basedOn w:val="Normal"/>
-    <w:next w:val="Normal"/>
+    <w:name w:val="heading 5"/>
+    <w:uiPriority w:val="9"/>
+    <w:semiHidden/>
+    <w:unhideWhenUsed/>
     <w:qFormat/>
+    <w:pPr>
+      <w:outlineLvl w:val="4"/>
+    </w:pPr>
     <w:rPr>
       <w:color w:val="2E74B5"/>
     </w:rPr>
   </w:style>
   <w:style w:type="paragraph" w:styleId="Heading6">
-    <w:name w:val="Heading 6"/>
-    <w:basedOn w:val="Normal"/>
-    <w:next w:val="Normal"/>
+    <w:name w:val="heading 6"/>
+    <w:uiPriority w:val="9"/>
+    <w:semiHidden/>
+    <w:unhideWhenUsed/>
     <w:qFormat/>
+    <w:pPr>
+      <w:outlineLvl w:val="5"/>
+    </w:pPr>
     <w:rPr>
       <w:color w:val="1F4D78"/>
     </w:rPr>
   </w:style>
-  <w:style w:type="paragraph" w:styleId="Strong">
-    <w:name w:val="Strong"/>
-    <w:basedOn w:val="Normal"/>
-    <w:next w:val="Normal"/>
+  <w:style w:type="character" w:default="1" w:styleId="DefaultParagraphFont">
+    <w:name w:val="Default Paragraph Font"/>
+    <w:uiPriority w:val="1"/>
+    <w:semiHidden/>
+    <w:unhideWhenUsed/>
+  </w:style>
+  <w:style w:type="table" w:default="1" w:styleId="TableNormal">
+    <w:name w:val="Normal Table"/>
+    <w:uiPriority w:val="99"/>
+    <w:semiHidden/>
+    <w:unhideWhenUsed/>
+    <w:tblPr>
+      <w:tblInd w:w="0" w:type="dxa"/>
+      <w:tblCellMar>
+        <w:top w:w="0" w:type="dxa"/>
+        <w:left w:w="108" w:type="dxa"/>
+        <w:bottom w:w="0" w:type="dxa"/>
+        <w:right w:w="108" w:type="dxa"/>
+      </w:tblCellMar>
+    </w:tblPr>
+  </w:style>
+  <w:style w:type="numbering" w:default="1" w:styleId="NoList">
+    <w:name w:val="No List"/>
+    <w:uiPriority w:val="99"/>
+    <w:semiHidden/>
+    <w:unhideWhenUsed/>
+  </w:style>
+  <w:style w:type="paragraph" w:styleId="Title">
+    <w:name w:val="Title"/>
+    <w:uiPriority w:val="10"/>
+    <w:qFormat/>
+    <w:rPr>
+      <w:sz w:val="56"/>
+      <w:szCs w:val="56"/>
+    </w:rPr>
+  </w:style>
+  <w:style w:type="paragraph" w:customStyle="1" w:styleId="Strong1">
+    <w:name w:val="Strong1"/>
     <w:qFormat/>
     <w:rPr>
       <w:b/>
@@ -2479,12 +4037,10 @@
   </w:style>
   <w:style w:type="paragraph" w:styleId="ListParagraph">
     <w:name w:val="List Paragraph"/>
-    <w:basedOn w:val="Normal"/>
     <w:qFormat/>
   </w:style>
   <w:style w:type="character" w:styleId="Hyperlink">
     <w:name w:val="Hyperlink"/>
-    <w:basedOn w:val="DefaultParagraphFont"/>
     <w:uiPriority w:val="99"/>
     <w:unhideWhenUsed/>
     <w:rPr>
@@ -2494,7 +4050,6 @@
   </w:style>
   <w:style w:type="character" w:styleId="FootnoteReference">
     <w:name w:val="footnote reference"/>
-    <w:basedOn w:val="DefaultParagraphFont"/>
     <w:uiPriority w:val="99"/>
     <w:semiHidden/>
     <w:unhideWhenUsed/>
@@ -2504,22 +4059,17 @@
   </w:style>
   <w:style w:type="paragraph" w:styleId="FootnoteText">
     <w:name w:val="footnote text"/>
-    <w:basedOn w:val="Normal"/>
     <w:link w:val="FootnoteTextChar"/>
     <w:uiPriority w:val="99"/>
     <w:semiHidden/>
     <w:unhideWhenUsed/>
-    <w:pPr>
-      <w:spacing w:after="0" w:line="240" w:lineRule="auto"/>
-    </w:pPr>
     <w:rPr>
       <w:sz w:val="20"/>
       <w:szCs w:val="20"/>
     </w:rPr>
   </w:style>
-  <w:style w:type="character" w:styleId="FootnoteTextChar">
+  <w:style w:type="character" w:customStyle="1" w:styleId="FootnoteTextChar">
     <w:name w:val="Footnote Text Char"/>
-    <w:basedOn w:val="DefaultParagraphFont"/>
     <w:link w:val="FootnoteText"/>
     <w:uiPriority w:val="99"/>
     <w:semiHidden/>
@@ -2531,7 +4081,6 @@
   </w:style>
   <w:style w:type="character" w:styleId="EndnoteReference">
     <w:name w:val="endnote reference"/>
-    <w:basedOn w:val="DefaultParagraphFont"/>
     <w:uiPriority w:val="99"/>
     <w:semiHidden/>
     <w:unhideWhenUsed/>
@@ -2541,22 +4090,17 @@
   </w:style>
   <w:style w:type="paragraph" w:styleId="EndnoteText">
     <w:name w:val="endnote text"/>
-    <w:basedOn w:val="Normal"/>
     <w:link w:val="EndnoteTextChar"/>
     <w:uiPriority w:val="99"/>
     <w:semiHidden/>
     <w:unhideWhenUsed/>
-    <w:pPr>
-      <w:spacing w:after="0" w:line="240" w:lineRule="auto"/>
-    </w:pPr>
     <w:rPr>
       <w:sz w:val="20"/>
       <w:szCs w:val="20"/>
     </w:rPr>
   </w:style>
-  <w:style w:type="character" w:styleId="EndnoteTextChar">
+  <w:style w:type="character" w:customStyle="1" w:styleId="EndnoteTextChar">
     <w:name w:val="Endnote Text Char"/>
-    <w:basedOn w:val="DefaultParagraphFont"/>
     <w:link w:val="EndnoteText"/>
     <w:uiPriority w:val="99"/>
     <w:semiHidden/>
@@ -2566,5 +4110,345 @@
       <w:szCs w:val="20"/>
     </w:rPr>
   </w:style>
+  <w:style w:type="paragraph" w:styleId="TOC1">
+    <w:name w:val="toc 1"/>
+    <w:basedOn w:val="Normal"/>
+    <w:next w:val="Normal"/>
+    <w:autoRedefine/>
+    <w:uiPriority w:val="39"/>
+    <w:unhideWhenUsed/>
+    <w:rsid w:val="00E41A8A"/>
+    <w:pPr>
+      <w:spacing w:after="100"/>
+    </w:pPr>
+  </w:style>
+  <w:style w:type="paragraph" w:styleId="TOC2">
+    <w:name w:val="toc 2"/>
+    <w:basedOn w:val="Normal"/>
+    <w:next w:val="Normal"/>
+    <w:autoRedefine/>
+    <w:uiPriority w:val="39"/>
+    <w:unhideWhenUsed/>
+    <w:rsid w:val="00E41A8A"/>
+    <w:pPr>
+      <w:spacing w:after="100"/>
+      <w:ind w:left="210"/>
+    </w:pPr>
+  </w:style>
 </w:styles>
+</file>
+
+<file path=word/theme/theme1.xml><?xml version="1.0" encoding="utf-8"?>
+<a:theme xmlns:a="http://schemas.openxmlformats.org/drawingml/2006/main" name="Office Theme">
+  <a:themeElements>
+    <a:clrScheme name="Office">
+      <a:dk1>
+        <a:sysClr val="windowText" lastClr="000000"/>
+      </a:dk1>
+      <a:lt1>
+        <a:sysClr val="window" lastClr="FFFFFF"/>
+      </a:lt1>
+      <a:dk2>
+        <a:srgbClr val="0E2841"/>
+      </a:dk2>
+      <a:lt2>
+        <a:srgbClr val="E8E8E8"/>
+      </a:lt2>
+      <a:accent1>
+        <a:srgbClr val="156082"/>
+      </a:accent1>
+      <a:accent2>
+        <a:srgbClr val="E97132"/>
+      </a:accent2>
+      <a:accent3>
+        <a:srgbClr val="196B24"/>
+      </a:accent3>
+      <a:accent4>
+        <a:srgbClr val="0F9ED5"/>
+      </a:accent4>
+      <a:accent5>
+        <a:srgbClr val="A02B93"/>
+      </a:accent5>
+      <a:accent6>
+        <a:srgbClr val="4EA72E"/>
+      </a:accent6>
+      <a:hlink>
+        <a:srgbClr val="467886"/>
+      </a:hlink>
+      <a:folHlink>
+        <a:srgbClr val="96607D"/>
+      </a:folHlink>
+    </a:clrScheme>
+    <a:fontScheme name="Office">
+      <a:majorFont>
+        <a:latin typeface="Aptos Display" panose="02110004020202020204"/>
+        <a:ea typeface=""/>
+        <a:cs typeface=""/>
+        <a:font script="Jpan" typeface="游ゴシック Light"/>
+        <a:font script="Hang" typeface="맑은 고딕"/>
+        <a:font script="Hans" typeface="等线 Light"/>
+        <a:font script="Hant" typeface="新細明體"/>
+        <a:font script="Arab" typeface="Times New Roman"/>
+        <a:font script="Hebr" typeface="Times New Roman"/>
+        <a:font script="Thai" typeface="Angsana New"/>
+        <a:font script="Ethi" typeface="Nyala"/>
+        <a:font script="Beng" typeface="Vrinda"/>
+        <a:font script="Gujr" typeface="Shruti"/>
+        <a:font script="Khmr" typeface="MoolBoran"/>
+        <a:font script="Knda" typeface="Tunga"/>
+        <a:font script="Guru" typeface="Raavi"/>
+        <a:font script="Cans" typeface="Euphemia"/>
+        <a:font script="Cher" typeface="Plantagenet Cherokee"/>
+        <a:font script="Yiii" typeface="Microsoft Yi Baiti"/>
+        <a:font script="Tibt" typeface="Microsoft Himalaya"/>
+        <a:font script="Thaa" typeface="MV Boli"/>
+        <a:font script="Deva" typeface="Mangal"/>
+        <a:font script="Telu" typeface="Gautami"/>
+        <a:font script="Taml" typeface="Latha"/>
+        <a:font script="Syrc" typeface="Estrangelo Edessa"/>
+        <a:font script="Orya" typeface="Kalinga"/>
+        <a:font script="Mlym" typeface="Kartika"/>
+        <a:font script="Laoo" typeface="DokChampa"/>
+        <a:font script="Sinh" typeface="Iskoola Pota"/>
+        <a:font script="Mong" typeface="Mongolian Baiti"/>
+        <a:font script="Viet" typeface="Times New Roman"/>
+        <a:font script="Uigh" typeface="Microsoft Uighur"/>
+        <a:font script="Geor" typeface="Sylfaen"/>
+        <a:font script="Armn" typeface="Arial"/>
+        <a:font script="Bugi" typeface="Leelawadee UI"/>
+        <a:font script="Bopo" typeface="Microsoft JhengHei"/>
+        <a:font script="Java" typeface="Javanese Text"/>
+        <a:font script="Lisu" typeface="Segoe UI"/>
+        <a:font script="Mymr" typeface="Myanmar Text"/>
+        <a:font script="Nkoo" typeface="Ebrima"/>
+        <a:font script="Olck" typeface="Nirmala UI"/>
+        <a:font script="Osma" typeface="Ebrima"/>
+        <a:font script="Phag" typeface="Phagspa"/>
+        <a:font script="Syrn" typeface="Estrangelo Edessa"/>
+        <a:font script="Syrj" typeface="Estrangelo Edessa"/>
+        <a:font script="Syre" typeface="Estrangelo Edessa"/>
+        <a:font script="Sora" typeface="Nirmala UI"/>
+        <a:font script="Tale" typeface="Microsoft Tai Le"/>
+        <a:font script="Talu" typeface="Microsoft New Tai Lue"/>
+        <a:font script="Tfng" typeface="Ebrima"/>
+      </a:majorFont>
+      <a:minorFont>
+        <a:latin typeface="Aptos" panose="02110004020202020204"/>
+        <a:ea typeface=""/>
+        <a:cs typeface=""/>
+        <a:font script="Jpan" typeface="游明朝"/>
+        <a:font script="Hang" typeface="맑은 고딕"/>
+        <a:font script="Hans" typeface="等线"/>
+        <a:font script="Hant" typeface="新細明體"/>
+        <a:font script="Arab" typeface="Arial"/>
+        <a:font script="Hebr" typeface="Arial"/>
+        <a:font script="Thai" typeface="Cordia New"/>
+        <a:font script="Ethi" typeface="Nyala"/>
+        <a:font script="Beng" typeface="Vrinda"/>
+        <a:font script="Gujr" typeface="Shruti"/>
+        <a:font script="Khmr" typeface="DaunPenh"/>
+        <a:font script="Knda" typeface="Tunga"/>
+        <a:font script="Guru" typeface="Raavi"/>
+        <a:font script="Cans" typeface="Euphemia"/>
+        <a:font script="Cher" typeface="Plantagenet Cherokee"/>
+        <a:font script="Yiii" typeface="Microsoft Yi Baiti"/>
+        <a:font script="Tibt" typeface="Microsoft Himalaya"/>
+        <a:font script="Thaa" typeface="MV Boli"/>
+        <a:font script="Deva" typeface="Mangal"/>
+        <a:font script="Telu" typeface="Gautami"/>
+        <a:font script="Taml" typeface="Latha"/>
+        <a:font script="Syrc" typeface="Estrangelo Edessa"/>
+        <a:font script="Orya" typeface="Kalinga"/>
+        <a:font script="Mlym" typeface="Kartika"/>
+        <a:font script="Laoo" typeface="DokChampa"/>
+        <a:font script="Sinh" typeface="Iskoola Pota"/>
+        <a:font script="Mong" typeface="Mongolian Baiti"/>
+        <a:font script="Viet" typeface="Arial"/>
+        <a:font script="Uigh" typeface="Microsoft Uighur"/>
+        <a:font script="Geor" typeface="Sylfaen"/>
+        <a:font script="Armn" typeface="Arial"/>
+        <a:font script="Bugi" typeface="Leelawadee UI"/>
+        <a:font script="Bopo" typeface="Microsoft JhengHei"/>
+        <a:font script="Java" typeface="Javanese Text"/>
+        <a:font script="Lisu" typeface="Segoe UI"/>
+        <a:font script="Mymr" typeface="Myanmar Text"/>
+        <a:font script="Nkoo" typeface="Ebrima"/>
+        <a:font script="Olck" typeface="Nirmala UI"/>
+        <a:font script="Osma" typeface="Ebrima"/>
+        <a:font script="Phag" typeface="Phagspa"/>
+        <a:font script="Syrn" typeface="Estrangelo Edessa"/>
+        <a:font script="Syrj" typeface="Estrangelo Edessa"/>
+        <a:font script="Syre" typeface="Estrangelo Edessa"/>
+        <a:font script="Sora" typeface="Nirmala UI"/>
+        <a:font script="Tale" typeface="Microsoft Tai Le"/>
+        <a:font script="Talu" typeface="Microsoft New Tai Lue"/>
+        <a:font script="Tfng" typeface="Ebrima"/>
+      </a:minorFont>
+    </a:fontScheme>
+    <a:fmtScheme name="Office">
+      <a:fillStyleLst>
+        <a:solidFill>
+          <a:schemeClr val="phClr"/>
+        </a:solidFill>
+        <a:gradFill rotWithShape="1">
+          <a:gsLst>
+            <a:gs pos="0">
+              <a:schemeClr val="phClr">
+                <a:lumMod val="110000"/>
+                <a:satMod val="105000"/>
+                <a:tint val="67000"/>
+              </a:schemeClr>
+            </a:gs>
+            <a:gs pos="50000">
+              <a:schemeClr val="phClr">
+                <a:lumMod val="105000"/>
+                <a:satMod val="103000"/>
+                <a:tint val="73000"/>
+              </a:schemeClr>
+            </a:gs>
+            <a:gs pos="100000">
+              <a:schemeClr val="phClr">
+                <a:lumMod val="105000"/>
+                <a:satMod val="109000"/>
+                <a:tint val="81000"/>
+              </a:schemeClr>
+            </a:gs>
+          </a:gsLst>
+          <a:lin ang="5400000" scaled="0"/>
+        </a:gradFill>
+        <a:gradFill rotWithShape="1">
+          <a:gsLst>
+            <a:gs pos="0">
+              <a:schemeClr val="phClr">
+                <a:satMod val="103000"/>
+                <a:lumMod val="102000"/>
+                <a:tint val="94000"/>
+              </a:schemeClr>
+            </a:gs>
+            <a:gs pos="50000">
+              <a:schemeClr val="phClr">
+                <a:satMod val="110000"/>
+                <a:lumMod val="100000"/>
+                <a:shade val="100000"/>
+              </a:schemeClr>
+            </a:gs>
+            <a:gs pos="100000">
+              <a:schemeClr val="phClr">
+                <a:lumMod val="99000"/>
+                <a:satMod val="120000"/>
+                <a:shade val="78000"/>
+              </a:schemeClr>
+            </a:gs>
+          </a:gsLst>
+          <a:lin ang="5400000" scaled="0"/>
+        </a:gradFill>
+      </a:fillStyleLst>
+      <a:lnStyleLst>
+        <a:ln w="12700" cap="flat" cmpd="sng" algn="ctr">
+          <a:solidFill>
+            <a:schemeClr val="phClr"/>
+          </a:solidFill>
+          <a:prstDash val="solid"/>
+          <a:miter lim="800000"/>
+        </a:ln>
+        <a:ln w="19050" cap="flat" cmpd="sng" algn="ctr">
+          <a:solidFill>
+            <a:schemeClr val="phClr"/>
+          </a:solidFill>
+          <a:prstDash val="solid"/>
+          <a:miter lim="800000"/>
+        </a:ln>
+        <a:ln w="25400" cap="flat" cmpd="sng" algn="ctr">
+          <a:solidFill>
+            <a:schemeClr val="phClr"/>
+          </a:solidFill>
+          <a:prstDash val="solid"/>
+          <a:miter lim="800000"/>
+        </a:ln>
+      </a:lnStyleLst>
+      <a:effectStyleLst>
+        <a:effectStyle>
+          <a:effectLst/>
+        </a:effectStyle>
+        <a:effectStyle>
+          <a:effectLst/>
+        </a:effectStyle>
+        <a:effectStyle>
+          <a:effectLst>
+            <a:outerShdw blurRad="57150" dist="19050" dir="5400000" algn="ctr" rotWithShape="0">
+              <a:srgbClr val="000000">
+                <a:alpha val="63000"/>
+              </a:srgbClr>
+            </a:outerShdw>
+          </a:effectLst>
+        </a:effectStyle>
+      </a:effectStyleLst>
+      <a:bgFillStyleLst>
+        <a:solidFill>
+          <a:schemeClr val="phClr"/>
+        </a:solidFill>
+        <a:solidFill>
+          <a:schemeClr val="phClr">
+            <a:tint val="95000"/>
+            <a:satMod val="170000"/>
+          </a:schemeClr>
+        </a:solidFill>
+        <a:gradFill rotWithShape="1">
+          <a:gsLst>
+            <a:gs pos="0">
+              <a:schemeClr val="phClr">
+                <a:tint val="93000"/>
+                <a:satMod val="150000"/>
+                <a:shade val="98000"/>
+                <a:lumMod val="102000"/>
+              </a:schemeClr>
+            </a:gs>
+            <a:gs pos="50000">
+              <a:schemeClr val="phClr">
+                <a:tint val="98000"/>
+                <a:satMod val="130000"/>
+                <a:shade val="90000"/>
+                <a:lumMod val="103000"/>
+              </a:schemeClr>
+            </a:gs>
+            <a:gs pos="100000">
+              <a:schemeClr val="phClr">
+                <a:shade val="63000"/>
+                <a:satMod val="120000"/>
+              </a:schemeClr>
+            </a:gs>
+          </a:gsLst>
+          <a:lin ang="5400000" scaled="0"/>
+        </a:gradFill>
+      </a:bgFillStyleLst>
+    </a:fmtScheme>
+  </a:themeElements>
+  <a:objectDefaults>
+    <a:lnDef>
+      <a:spPr/>
+      <a:bodyPr/>
+      <a:lstStyle/>
+      <a:style>
+        <a:lnRef idx="2">
+          <a:schemeClr val="accent1"/>
+        </a:lnRef>
+        <a:fillRef idx="0">
+          <a:schemeClr val="accent1"/>
+        </a:fillRef>
+        <a:effectRef idx="1">
+          <a:schemeClr val="accent1"/>
+        </a:effectRef>
+        <a:fontRef idx="minor">
+          <a:schemeClr val="tx1"/>
+        </a:fontRef>
+      </a:style>
+    </a:lnDef>
+  </a:objectDefaults>
+  <a:extraClrSchemeLst/>
+  <a:extLst>
+    <a:ext uri="{05A4C25C-085E-4340-85A3-A5531E510DB2}">
+      <thm15:themeFamily xmlns:thm15="http://schemas.microsoft.com/office/thememl/2012/main" name="Office Theme" id="{2E142A2C-CD16-42D6-873A-C26D2A0506FA}" vid="{1BDDFF52-6CD6-40A5-AB3C-68EB2F1E4D0A}"/>
+    </a:ext>
+  </a:extLst>
+</a:theme>
 </file>